--- a/Spring-Boot/Part-01/Spring-Boot-Notes-02.docx
+++ b/Spring-Boot/Part-01/Spring-Boot-Notes-02.docx
@@ -61,6 +61,7 @@
         </w:rPr>
         <w:t xml:space="preserve">import </w:t>
       </w:r>
+      <w:proofErr w:type="gramStart"/>
       <w:r>
         <w:rPr>
           <w:rFonts w:ascii="Courier New" w:eastAsia="Times New Roman" w:hAnsi="Courier New" w:cs="Courier New"/>
@@ -70,7 +71,31 @@
           <w:szCs w:val="20"/>
           <w14:ligatures w14:val="none"/>
         </w:rPr>
-        <w:t>org.springframework.stereotype.</w:t>
+        <w:t>org.springframework</w:t>
+      </w:r>
+      <w:proofErr w:type="gramEnd"/>
+      <w:r>
+        <w:rPr>
+          <w:rFonts w:ascii="Courier New" w:eastAsia="Times New Roman" w:hAnsi="Courier New" w:cs="Courier New"/>
+          <w:color w:val="000000"/>
+          <w:kern w:val="0"/>
+          <w:sz w:val="20"/>
+          <w:szCs w:val="20"/>
+          <w14:ligatures w14:val="none"/>
+        </w:rPr>
+        <w:t>.</w:t>
+      </w:r>
+      <w:proofErr w:type="gramStart"/>
+      <w:r>
+        <w:rPr>
+          <w:rFonts w:ascii="Courier New" w:eastAsia="Times New Roman" w:hAnsi="Courier New" w:cs="Courier New"/>
+          <w:color w:val="000000"/>
+          <w:kern w:val="0"/>
+          <w:sz w:val="20"/>
+          <w:szCs w:val="20"/>
+          <w14:ligatures w14:val="none"/>
+        </w:rPr>
+        <w:t>stereotype.</w:t>
       </w:r>
       <w:r>
         <w:rPr>
@@ -83,6 +108,7 @@
         </w:rPr>
         <w:t>Component</w:t>
       </w:r>
+      <w:proofErr w:type="gramEnd"/>
       <w:r>
         <w:rPr>
           <w:rFonts w:ascii="Courier New" w:eastAsia="Times New Roman" w:hAnsi="Courier New" w:cs="Courier New"/>
@@ -216,6 +242,7 @@
         </w:rPr>
         <w:t xml:space="preserve">PaymentService </w:t>
       </w:r>
+      <w:proofErr w:type="spellStart"/>
       <w:r>
         <w:rPr>
           <w:rFonts w:ascii="Courier New" w:eastAsia="Times New Roman" w:hAnsi="Courier New" w:cs="Courier New"/>
@@ -227,6 +254,7 @@
         </w:rPr>
         <w:t>paymentService</w:t>
       </w:r>
+      <w:proofErr w:type="spellEnd"/>
       <w:r>
         <w:rPr>
           <w:rFonts w:ascii="Courier New" w:eastAsia="Times New Roman" w:hAnsi="Courier New" w:cs="Courier New"/>
@@ -272,6 +300,7 @@
         </w:rPr>
         <w:t xml:space="preserve">public </w:t>
       </w:r>
+      <w:proofErr w:type="gramStart"/>
       <w:r>
         <w:rPr>
           <w:rFonts w:ascii="Courier New" w:eastAsia="Times New Roman" w:hAnsi="Courier New" w:cs="Courier New"/>
@@ -294,6 +323,7 @@
         </w:rPr>
         <w:t>(</w:t>
       </w:r>
+      <w:proofErr w:type="gramEnd"/>
       <w:r>
         <w:rPr>
           <w:rFonts w:ascii="Courier New" w:eastAsia="Times New Roman" w:hAnsi="Courier New" w:cs="Courier New"/>
@@ -328,6 +358,7 @@
         <w:br/>
         <w:t xml:space="preserve">        </w:t>
       </w:r>
+      <w:proofErr w:type="gramStart"/>
       <w:r>
         <w:rPr>
           <w:rFonts w:ascii="Courier New" w:eastAsia="Times New Roman" w:hAnsi="Courier New" w:cs="Courier New"/>
@@ -359,7 +390,19 @@
           <w:szCs w:val="20"/>
           <w14:ligatures w14:val="none"/>
         </w:rPr>
-        <w:t xml:space="preserve">paymentService </w:t>
+        <w:t>paymentService</w:t>
+      </w:r>
+      <w:proofErr w:type="gramEnd"/>
+      <w:r>
+        <w:rPr>
+          <w:rFonts w:ascii="Courier New" w:eastAsia="Times New Roman" w:hAnsi="Courier New" w:cs="Courier New"/>
+          <w:color w:val="871094"/>
+          <w:kern w:val="0"/>
+          <w:sz w:val="20"/>
+          <w:szCs w:val="20"/>
+          <w14:ligatures w14:val="none"/>
+        </w:rPr>
+        <w:t xml:space="preserve"> </w:t>
       </w:r>
       <w:r>
         <w:rPr>
@@ -404,8 +447,21 @@
           <w14:ligatures w14:val="none"/>
         </w:rPr>
         <w:br/>
-        <w:t xml:space="preserve">    }</w:t>
-      </w:r>
+        <w:t xml:space="preserve">  </w:t>
+      </w:r>
+      <w:proofErr w:type="gramStart"/>
+      <w:r>
+        <w:rPr>
+          <w:rFonts w:ascii="Courier New" w:eastAsia="Times New Roman" w:hAnsi="Courier New" w:cs="Courier New"/>
+          <w:color w:val="080808"/>
+          <w:kern w:val="0"/>
+          <w:sz w:val="20"/>
+          <w:szCs w:val="20"/>
+          <w14:ligatures w14:val="none"/>
+        </w:rPr>
+        <w:t xml:space="preserve">  }</w:t>
+      </w:r>
+      <w:proofErr w:type="gramEnd"/>
       <w:r>
         <w:rPr>
           <w:rFonts w:ascii="Courier New" w:eastAsia="Times New Roman" w:hAnsi="Courier New" w:cs="Courier New"/>
@@ -440,6 +496,7 @@
         </w:rPr>
         <w:t xml:space="preserve">public void </w:t>
       </w:r>
+      <w:proofErr w:type="gramStart"/>
       <w:r>
         <w:rPr>
           <w:rFonts w:ascii="Courier New" w:eastAsia="Times New Roman" w:hAnsi="Courier New" w:cs="Courier New"/>
@@ -462,6 +519,7 @@
         </w:rPr>
         <w:t>(</w:t>
       </w:r>
+      <w:proofErr w:type="gramEnd"/>
       <w:r>
         <w:rPr>
           <w:rFonts w:ascii="Courier New" w:eastAsia="Times New Roman" w:hAnsi="Courier New" w:cs="Courier New"/>
@@ -496,6 +554,7 @@
         <w:br/>
         <w:t xml:space="preserve">        </w:t>
       </w:r>
+      <w:proofErr w:type="gramStart"/>
       <w:r>
         <w:rPr>
           <w:rFonts w:ascii="Courier New" w:eastAsia="Times New Roman" w:hAnsi="Courier New" w:cs="Courier New"/>
@@ -527,7 +586,19 @@
           <w:szCs w:val="20"/>
           <w14:ligatures w14:val="none"/>
         </w:rPr>
-        <w:t xml:space="preserve">paymentService </w:t>
+        <w:t>paymentService</w:t>
+      </w:r>
+      <w:proofErr w:type="gramEnd"/>
+      <w:r>
+        <w:rPr>
+          <w:rFonts w:ascii="Courier New" w:eastAsia="Times New Roman" w:hAnsi="Courier New" w:cs="Courier New"/>
+          <w:color w:val="871094"/>
+          <w:kern w:val="0"/>
+          <w:sz w:val="20"/>
+          <w:szCs w:val="20"/>
+          <w14:ligatures w14:val="none"/>
+        </w:rPr>
+        <w:t xml:space="preserve"> </w:t>
       </w:r>
       <w:r>
         <w:rPr>
@@ -572,8 +643,21 @@
           <w14:ligatures w14:val="none"/>
         </w:rPr>
         <w:br/>
-        <w:t xml:space="preserve">    }</w:t>
-      </w:r>
+        <w:t xml:space="preserve">  </w:t>
+      </w:r>
+      <w:proofErr w:type="gramStart"/>
+      <w:r>
+        <w:rPr>
+          <w:rFonts w:ascii="Courier New" w:eastAsia="Times New Roman" w:hAnsi="Courier New" w:cs="Courier New"/>
+          <w:color w:val="080808"/>
+          <w:kern w:val="0"/>
+          <w:sz w:val="20"/>
+          <w:szCs w:val="20"/>
+          <w14:ligatures w14:val="none"/>
+        </w:rPr>
+        <w:t xml:space="preserve">  }</w:t>
+      </w:r>
+      <w:proofErr w:type="gramEnd"/>
       <w:r>
         <w:rPr>
           <w:rFonts w:ascii="Courier New" w:eastAsia="Times New Roman" w:hAnsi="Courier New" w:cs="Courier New"/>
@@ -608,6 +692,7 @@
         </w:rPr>
         <w:t xml:space="preserve">public void </w:t>
       </w:r>
+      <w:proofErr w:type="gramStart"/>
       <w:r>
         <w:rPr>
           <w:rFonts w:ascii="Courier New" w:eastAsia="Times New Roman" w:hAnsi="Courier New" w:cs="Courier New"/>
@@ -628,7 +713,19 @@
           <w:szCs w:val="20"/>
           <w14:ligatures w14:val="none"/>
         </w:rPr>
-        <w:t>() {</w:t>
+        <w:t>(</w:t>
+      </w:r>
+      <w:proofErr w:type="gramEnd"/>
+      <w:r>
+        <w:rPr>
+          <w:rFonts w:ascii="Courier New" w:eastAsia="Times New Roman" w:hAnsi="Courier New" w:cs="Courier New"/>
+          <w:color w:val="080808"/>
+          <w:kern w:val="0"/>
+          <w:sz w:val="20"/>
+          <w:szCs w:val="20"/>
+          <w14:ligatures w14:val="none"/>
+        </w:rPr>
+        <w:t>) {</w:t>
       </w:r>
       <w:r>
         <w:rPr>
@@ -696,8 +793,21 @@
           <w14:ligatures w14:val="none"/>
         </w:rPr>
         <w:br/>
-        <w:t xml:space="preserve">    }</w:t>
-      </w:r>
+        <w:t xml:space="preserve">  </w:t>
+      </w:r>
+      <w:proofErr w:type="gramStart"/>
+      <w:r>
+        <w:rPr>
+          <w:rFonts w:ascii="Courier New" w:eastAsia="Times New Roman" w:hAnsi="Courier New" w:cs="Courier New"/>
+          <w:color w:val="080808"/>
+          <w:kern w:val="0"/>
+          <w:sz w:val="20"/>
+          <w:szCs w:val="20"/>
+          <w14:ligatures w14:val="none"/>
+        </w:rPr>
+        <w:t xml:space="preserve">  }</w:t>
+      </w:r>
+      <w:proofErr w:type="gramEnd"/>
       <w:r>
         <w:rPr>
           <w:rFonts w:ascii="Courier New" w:eastAsia="Times New Roman" w:hAnsi="Courier New" w:cs="Courier New"/>
@@ -1267,7 +1377,25 @@
           <w:sz w:val="28"/>
           <w:szCs w:val="28"/>
         </w:rPr>
-        <w:t xml:space="preserve"> (If we don’t set it we will get </w:t>
+        <w:t xml:space="preserve"> (If we don’t set </w:t>
+      </w:r>
+      <w:proofErr w:type="gramStart"/>
+      <w:r>
+        <w:rPr>
+          <w:rFonts w:ascii="Sakkal Majalla" w:hAnsi="Sakkal Majalla" w:cs="Sakkal Majalla"/>
+          <w:sz w:val="28"/>
+          <w:szCs w:val="28"/>
+        </w:rPr>
+        <w:t>it</w:t>
+      </w:r>
+      <w:proofErr w:type="gramEnd"/>
+      <w:r>
+        <w:rPr>
+          <w:rFonts w:ascii="Sakkal Majalla" w:hAnsi="Sakkal Majalla" w:cs="Sakkal Majalla"/>
+          <w:sz w:val="28"/>
+          <w:szCs w:val="28"/>
+        </w:rPr>
+        <w:t xml:space="preserve"> we will get </w:t>
       </w:r>
       <w:r>
         <w:rPr>
@@ -1340,7 +1468,72 @@
           <w:sz w:val="28"/>
           <w:szCs w:val="28"/>
         </w:rPr>
-        <w:t>: If we have two component with @Component OR @Service, then we will get exception when using the Bean Class that depends on Them.</w:t>
+        <w:t xml:space="preserve">: If we have two </w:t>
+      </w:r>
+      <w:proofErr w:type="gramStart"/>
+      <w:r>
+        <w:rPr>
+          <w:rFonts w:ascii="Sakkal Majalla" w:hAnsi="Sakkal Majalla" w:cs="Sakkal Majalla"/>
+          <w:sz w:val="28"/>
+          <w:szCs w:val="28"/>
+        </w:rPr>
+        <w:t>component</w:t>
+      </w:r>
+      <w:proofErr w:type="gramEnd"/>
+      <w:r>
+        <w:rPr>
+          <w:rFonts w:ascii="Sakkal Majalla" w:hAnsi="Sakkal Majalla" w:cs="Sakkal Majalla"/>
+          <w:sz w:val="28"/>
+          <w:szCs w:val="28"/>
+        </w:rPr>
+        <w:t xml:space="preserve"> with </w:t>
+      </w:r>
+      <w:r>
+        <w:rPr>
+          <w:rFonts w:ascii="Sakkal Majalla" w:hAnsi="Sakkal Majalla" w:cs="Sakkal Majalla"/>
+          <w:i/>
+          <w:iCs/>
+          <w:color w:val="0070C0"/>
+          <w:sz w:val="28"/>
+          <w:szCs w:val="28"/>
+        </w:rPr>
+        <w:t>@Component</w:t>
+      </w:r>
+      <w:r>
+        <w:rPr>
+          <w:rFonts w:ascii="Sakkal Majalla" w:hAnsi="Sakkal Majalla" w:cs="Sakkal Majalla"/>
+          <w:color w:val="0070C0"/>
+          <w:sz w:val="28"/>
+          <w:szCs w:val="28"/>
+        </w:rPr>
+        <w:t xml:space="preserve"> </w:t>
+      </w:r>
+      <w:r>
+        <w:rPr>
+          <w:rFonts w:ascii="Sakkal Majalla" w:hAnsi="Sakkal Majalla" w:cs="Sakkal Majalla"/>
+          <w:sz w:val="28"/>
+          <w:szCs w:val="28"/>
+        </w:rPr>
+        <w:t xml:space="preserve">OR </w:t>
+      </w:r>
+      <w:r>
+        <w:rPr>
+          <w:rFonts w:ascii="Sakkal Majalla" w:hAnsi="Sakkal Majalla" w:cs="Sakkal Majalla"/>
+          <w:i/>
+          <w:iCs/>
+          <w:color w:val="0070C0"/>
+          <w:sz w:val="28"/>
+          <w:szCs w:val="28"/>
+        </w:rPr>
+        <w:t>@Service</w:t>
+      </w:r>
+      <w:r>
+        <w:rPr>
+          <w:rFonts w:ascii="Sakkal Majalla" w:hAnsi="Sakkal Majalla" w:cs="Sakkal Majalla"/>
+          <w:sz w:val="28"/>
+          <w:szCs w:val="28"/>
+        </w:rPr>
+        <w:t>, then we will get exception when using the Bean Class that depends on Them.</w:t>
       </w:r>
     </w:p>
     <w:p>
@@ -1474,6 +1667,7 @@
         </w:rPr>
         <w:t xml:space="preserve">PaymentService </w:t>
       </w:r>
+      <w:proofErr w:type="spellStart"/>
       <w:r>
         <w:rPr>
           <w:rFonts w:ascii="Courier New" w:eastAsia="Times New Roman" w:hAnsi="Courier New" w:cs="Courier New"/>
@@ -1485,6 +1679,7 @@
         </w:rPr>
         <w:t>paymentService</w:t>
       </w:r>
+      <w:proofErr w:type="spellEnd"/>
       <w:r>
         <w:rPr>
           <w:rFonts w:ascii="Courier New" w:eastAsia="Times New Roman" w:hAnsi="Courier New" w:cs="Courier New"/>
@@ -1541,6 +1736,7 @@
         </w:rPr>
         <w:t xml:space="preserve">public </w:t>
       </w:r>
+      <w:proofErr w:type="gramStart"/>
       <w:r>
         <w:rPr>
           <w:rFonts w:ascii="Courier New" w:eastAsia="Times New Roman" w:hAnsi="Courier New" w:cs="Courier New"/>
@@ -1563,6 +1759,7 @@
         </w:rPr>
         <w:t>(</w:t>
       </w:r>
+      <w:proofErr w:type="gramEnd"/>
       <w:r>
         <w:rPr>
           <w:rFonts w:ascii="Courier New" w:eastAsia="Times New Roman" w:hAnsi="Courier New" w:cs="Courier New"/>
@@ -1597,6 +1794,7 @@
         <w:br/>
         <w:t xml:space="preserve">        </w:t>
       </w:r>
+      <w:proofErr w:type="gramStart"/>
       <w:r>
         <w:rPr>
           <w:rFonts w:ascii="Courier New" w:eastAsia="Times New Roman" w:hAnsi="Courier New" w:cs="Courier New"/>
@@ -1628,7 +1826,19 @@
           <w:szCs w:val="20"/>
           <w14:ligatures w14:val="none"/>
         </w:rPr>
-        <w:t xml:space="preserve">paymentService </w:t>
+        <w:t>paymentService</w:t>
+      </w:r>
+      <w:proofErr w:type="gramEnd"/>
+      <w:r>
+        <w:rPr>
+          <w:rFonts w:ascii="Courier New" w:eastAsia="Times New Roman" w:hAnsi="Courier New" w:cs="Courier New"/>
+          <w:color w:val="871094"/>
+          <w:kern w:val="0"/>
+          <w:sz w:val="20"/>
+          <w:szCs w:val="20"/>
+          <w14:ligatures w14:val="none"/>
+        </w:rPr>
+        <w:t xml:space="preserve"> </w:t>
       </w:r>
       <w:r>
         <w:rPr>
@@ -1673,8 +1883,21 @@
           <w14:ligatures w14:val="none"/>
         </w:rPr>
         <w:br/>
-        <w:t xml:space="preserve">    }</w:t>
-      </w:r>
+        <w:t xml:space="preserve">  </w:t>
+      </w:r>
+      <w:proofErr w:type="gramStart"/>
+      <w:r>
+        <w:rPr>
+          <w:rFonts w:ascii="Courier New" w:eastAsia="Times New Roman" w:hAnsi="Courier New" w:cs="Courier New"/>
+          <w:color w:val="080808"/>
+          <w:kern w:val="0"/>
+          <w:sz w:val="20"/>
+          <w:szCs w:val="20"/>
+          <w14:ligatures w14:val="none"/>
+        </w:rPr>
+        <w:t xml:space="preserve">  }</w:t>
+      </w:r>
+      <w:proofErr w:type="gramEnd"/>
       <w:r>
         <w:rPr>
           <w:rFonts w:ascii="Courier New" w:eastAsia="Times New Roman" w:hAnsi="Courier New" w:cs="Courier New"/>
@@ -1894,6 +2117,7 @@
         </w:rPr>
         <w:t xml:space="preserve">public void </w:t>
       </w:r>
+      <w:proofErr w:type="gramStart"/>
       <w:r>
         <w:rPr>
           <w:rFonts w:ascii="Courier New" w:eastAsia="Times New Roman" w:hAnsi="Courier New" w:cs="Courier New"/>
@@ -1916,6 +2140,7 @@
         </w:rPr>
         <w:t>(</w:t>
       </w:r>
+      <w:proofErr w:type="gramEnd"/>
       <w:r>
         <w:rPr>
           <w:rFonts w:ascii="Courier New" w:eastAsia="Times New Roman" w:hAnsi="Courier New" w:cs="Courier New"/>
@@ -2163,8 +2388,21 @@
           <w14:ligatures w14:val="none"/>
         </w:rPr>
         <w:br/>
-        <w:t xml:space="preserve">    }</w:t>
-      </w:r>
+        <w:t xml:space="preserve">  </w:t>
+      </w:r>
+      <w:proofErr w:type="gramStart"/>
+      <w:r>
+        <w:rPr>
+          <w:rFonts w:ascii="Courier New" w:eastAsia="Times New Roman" w:hAnsi="Courier New" w:cs="Courier New"/>
+          <w:color w:val="080808"/>
+          <w:kern w:val="0"/>
+          <w:sz w:val="20"/>
+          <w:szCs w:val="20"/>
+          <w14:ligatures w14:val="none"/>
+        </w:rPr>
+        <w:t xml:space="preserve">  }</w:t>
+      </w:r>
+      <w:proofErr w:type="gramEnd"/>
       <w:r>
         <w:rPr>
           <w:rFonts w:ascii="Courier New" w:eastAsia="Times New Roman" w:hAnsi="Courier New" w:cs="Courier New"/>
@@ -2582,6 +2820,7 @@
         </w:rPr>
         <w:t xml:space="preserve">implements </w:t>
       </w:r>
+      <w:proofErr w:type="gramStart"/>
       <w:r>
         <w:rPr>
           <w:rFonts w:ascii="Courier New" w:eastAsia="Times New Roman" w:hAnsi="Courier New" w:cs="Courier New"/>
@@ -2604,6 +2843,7 @@
         </w:rPr>
         <w:t>{</w:t>
       </w:r>
+      <w:proofErr w:type="gramEnd"/>
       <w:r>
         <w:rPr>
           <w:rFonts w:ascii="Courier New" w:eastAsia="Times New Roman" w:hAnsi="Courier New" w:cs="Courier New"/>
@@ -2661,6 +2901,7 @@
         </w:rPr>
         <w:t xml:space="preserve">public void </w:t>
       </w:r>
+      <w:proofErr w:type="gramStart"/>
       <w:r>
         <w:rPr>
           <w:rFonts w:ascii="Courier New" w:eastAsia="Times New Roman" w:hAnsi="Courier New" w:cs="Courier New"/>
@@ -2683,6 +2924,7 @@
         </w:rPr>
         <w:t>(</w:t>
       </w:r>
+      <w:proofErr w:type="gramEnd"/>
       <w:r>
         <w:rPr>
           <w:rFonts w:ascii="Courier New" w:eastAsia="Times New Roman" w:hAnsi="Courier New" w:cs="Courier New"/>
@@ -2941,8 +3183,21 @@
           <w14:ligatures w14:val="none"/>
         </w:rPr>
         <w:br/>
-        <w:t xml:space="preserve">    }</w:t>
-      </w:r>
+        <w:t xml:space="preserve">  </w:t>
+      </w:r>
+      <w:proofErr w:type="gramStart"/>
+      <w:r>
+        <w:rPr>
+          <w:rFonts w:ascii="Courier New" w:eastAsia="Times New Roman" w:hAnsi="Courier New" w:cs="Courier New"/>
+          <w:color w:val="080808"/>
+          <w:kern w:val="0"/>
+          <w:sz w:val="20"/>
+          <w:szCs w:val="20"/>
+          <w14:ligatures w14:val="none"/>
+        </w:rPr>
+        <w:t xml:space="preserve">  }</w:t>
+      </w:r>
+      <w:proofErr w:type="gramEnd"/>
       <w:r>
         <w:rPr>
           <w:rFonts w:ascii="Courier New" w:eastAsia="Times New Roman" w:hAnsi="Courier New" w:cs="Courier New"/>
@@ -3094,6 +3349,7 @@
         </w:rPr>
         <w:t xml:space="preserve">public static void </w:t>
       </w:r>
+      <w:proofErr w:type="gramStart"/>
       <w:r>
         <w:rPr>
           <w:rFonts w:ascii="Courier New" w:eastAsia="Times New Roman" w:hAnsi="Courier New" w:cs="Courier New"/>
@@ -3136,7 +3392,19 @@
           <w:szCs w:val="20"/>
           <w14:ligatures w14:val="none"/>
         </w:rPr>
-        <w:t xml:space="preserve">[] </w:t>
+        <w:t>[</w:t>
+      </w:r>
+      <w:proofErr w:type="gramEnd"/>
+      <w:r>
+        <w:rPr>
+          <w:rFonts w:ascii="Courier New" w:eastAsia="Times New Roman" w:hAnsi="Courier New" w:cs="Courier New"/>
+          <w:color w:val="080808"/>
+          <w:kern w:val="0"/>
+          <w:sz w:val="20"/>
+          <w:szCs w:val="20"/>
+          <w14:ligatures w14:val="none"/>
+        </w:rPr>
+        <w:t xml:space="preserve">] </w:t>
       </w:r>
       <w:r>
         <w:rPr>
@@ -3194,6 +3462,7 @@
         </w:rPr>
         <w:t xml:space="preserve">= </w:t>
       </w:r>
+      <w:proofErr w:type="gramStart"/>
       <w:r>
         <w:rPr>
           <w:rFonts w:ascii="Courier New" w:eastAsia="Times New Roman" w:hAnsi="Courier New" w:cs="Courier New"/>
@@ -3240,6 +3509,7 @@
         </w:rPr>
         <w:t>(</w:t>
       </w:r>
+      <w:proofErr w:type="gramEnd"/>
       <w:r>
         <w:rPr>
           <w:rFonts w:ascii="Courier New" w:eastAsia="Times New Roman" w:hAnsi="Courier New" w:cs="Courier New"/>
@@ -3338,7 +3608,31 @@
           <w:szCs w:val="20"/>
           <w14:ligatures w14:val="none"/>
         </w:rPr>
-        <w:t xml:space="preserve">OrderService orderService </w:t>
+        <w:t xml:space="preserve">OrderService </w:t>
+      </w:r>
+      <w:proofErr w:type="spellStart"/>
+      <w:r>
+        <w:rPr>
+          <w:rFonts w:ascii="Courier New" w:eastAsia="Times New Roman" w:hAnsi="Courier New" w:cs="Courier New"/>
+          <w:color w:val="000000"/>
+          <w:kern w:val="0"/>
+          <w:sz w:val="20"/>
+          <w:szCs w:val="20"/>
+          <w14:ligatures w14:val="none"/>
+        </w:rPr>
+        <w:t>orderService</w:t>
+      </w:r>
+      <w:proofErr w:type="spellEnd"/>
+      <w:r>
+        <w:rPr>
+          <w:rFonts w:ascii="Courier New" w:eastAsia="Times New Roman" w:hAnsi="Courier New" w:cs="Courier New"/>
+          <w:color w:val="000000"/>
+          <w:kern w:val="0"/>
+          <w:sz w:val="20"/>
+          <w:szCs w:val="20"/>
+          <w14:ligatures w14:val="none"/>
+        </w:rPr>
+        <w:t xml:space="preserve"> </w:t>
       </w:r>
       <w:r>
         <w:rPr>
@@ -3351,6 +3645,7 @@
         </w:rPr>
         <w:t xml:space="preserve">= </w:t>
       </w:r>
+      <w:proofErr w:type="gramStart"/>
       <w:r>
         <w:rPr>
           <w:rFonts w:ascii="Courier New" w:eastAsia="Times New Roman" w:hAnsi="Courier New" w:cs="Courier New"/>
@@ -3371,7 +3666,19 @@
           <w:szCs w:val="20"/>
           <w14:ligatures w14:val="none"/>
         </w:rPr>
-        <w:t>.getBean(</w:t>
+        <w:t>.getBean</w:t>
+      </w:r>
+      <w:proofErr w:type="gramEnd"/>
+      <w:r>
+        <w:rPr>
+          <w:rFonts w:ascii="Courier New" w:eastAsia="Times New Roman" w:hAnsi="Courier New" w:cs="Courier New"/>
+          <w:color w:val="080808"/>
+          <w:kern w:val="0"/>
+          <w:sz w:val="20"/>
+          <w:szCs w:val="20"/>
+          <w14:ligatures w14:val="none"/>
+        </w:rPr>
+        <w:t>(</w:t>
       </w:r>
       <w:r>
         <w:rPr>
@@ -3461,8 +3768,21 @@
           <w14:ligatures w14:val="none"/>
         </w:rPr>
         <w:br/>
-        <w:t xml:space="preserve">    }</w:t>
-      </w:r>
+        <w:t xml:space="preserve">  </w:t>
+      </w:r>
+      <w:proofErr w:type="gramStart"/>
+      <w:r>
+        <w:rPr>
+          <w:rFonts w:ascii="Courier New" w:eastAsia="Times New Roman" w:hAnsi="Courier New" w:cs="Courier New"/>
+          <w:color w:val="080808"/>
+          <w:kern w:val="0"/>
+          <w:sz w:val="20"/>
+          <w:szCs w:val="20"/>
+          <w14:ligatures w14:val="none"/>
+        </w:rPr>
+        <w:t xml:space="preserve">  }</w:t>
+      </w:r>
+      <w:proofErr w:type="gramEnd"/>
       <w:r>
         <w:rPr>
           <w:rFonts w:ascii="Courier New" w:eastAsia="Times New Roman" w:hAnsi="Courier New" w:cs="Courier New"/>
@@ -3669,6 +3989,7 @@
         </w:rPr>
         <w:t xml:space="preserve">In This Way we set default value for @Value, if the param not defined in </w:t>
       </w:r>
+      <w:proofErr w:type="gramStart"/>
       <w:r>
         <w:rPr>
           <w:rFonts w:ascii="Sakkal Majalla" w:hAnsi="Sakkal Majalla" w:cs="Sakkal Majalla"/>
@@ -3680,6 +4001,7 @@
         </w:rPr>
         <w:t>application.properties</w:t>
       </w:r>
+      <w:proofErr w:type="gramEnd"/>
       <w:r>
         <w:rPr>
           <w:rFonts w:ascii="Sakkal Majalla" w:hAnsi="Sakkal Majalla" w:cs="Sakkal Majalla"/>
@@ -3717,6 +4039,7 @@
         </w:rPr>
         <w:t>("${</w:t>
       </w:r>
+      <w:proofErr w:type="gramStart"/>
       <w:r>
         <w:rPr>
           <w:rFonts w:ascii="Sakkal Majalla" w:hAnsi="Sakkal Majalla" w:cs="Sakkal Majalla"/>
@@ -3726,6 +4049,7 @@
         </w:rPr>
         <w:t>not.defined</w:t>
       </w:r>
+      <w:proofErr w:type="gramEnd"/>
       <w:r>
         <w:rPr>
           <w:rFonts w:ascii="Sakkal Majalla" w:hAnsi="Sakkal Majalla" w:cs="Sakkal Majalla"/>
@@ -4113,6 +4437,7 @@
       <w:r>
         <w:rPr>
           <w:rFonts w:ascii="Sakkal Majalla" w:hAnsi="Sakkal Majalla" w:cs="Sakkal Majalla"/>
+          <w:noProof/>
           <w:sz w:val="28"/>
           <w:szCs w:val="28"/>
         </w:rPr>
@@ -4237,6 +4562,7 @@
       <w:r>
         <w:rPr>
           <w:rFonts w:ascii="Sakkal Majalla" w:hAnsi="Sakkal Majalla" w:cs="Sakkal Majalla"/>
+          <w:noProof/>
           <w:sz w:val="28"/>
           <w:szCs w:val="28"/>
         </w:rPr>
@@ -4444,10 +4770,21 @@
       <w:r>
         <w:rPr>
           <w:rFonts w:ascii="Sakkal Majalla" w:hAnsi="Sakkal Majalla" w:cs="Sakkal Majalla"/>
-          <w:sz w:val="28"/>
-          <w:szCs w:val="28"/>
-        </w:rPr>
-        <w:t>Prototype scope: will create service for each request, it is useful for services that hold state of info about user activity and that are used temporar</w:t>
+          <w:i/>
+          <w:iCs/>
+          <w:color w:val="C00000"/>
+          <w:sz w:val="28"/>
+          <w:szCs w:val="28"/>
+        </w:rPr>
+        <w:t>Prototype scope</w:t>
+      </w:r>
+      <w:r>
+        <w:rPr>
+          <w:rFonts w:ascii="Sakkal Majalla" w:hAnsi="Sakkal Majalla" w:cs="Sakkal Majalla"/>
+          <w:sz w:val="28"/>
+          <w:szCs w:val="28"/>
+        </w:rPr>
+        <w:t>: will create service for each request, it is useful for services that hold state of info about user activity and that are used temporar</w:t>
       </w:r>
       <w:r>
         <w:rPr>
@@ -4496,7 +4833,26 @@
           <w:sz w:val="28"/>
           <w:szCs w:val="28"/>
         </w:rPr>
-        <w:t>: in this way if we call the service twice using context.getBean, then the constructor will apply twice.</w:t>
+        <w:t xml:space="preserve">: in this way if we call the service twice using </w:t>
+      </w:r>
+      <w:proofErr w:type="gramStart"/>
+      <w:r>
+        <w:rPr>
+          <w:rFonts w:ascii="Sakkal Majalla" w:hAnsi="Sakkal Majalla" w:cs="Sakkal Majalla"/>
+          <w:color w:val="00B050"/>
+          <w:sz w:val="28"/>
+          <w:szCs w:val="28"/>
+        </w:rPr>
+        <w:t>context.getBean</w:t>
+      </w:r>
+      <w:proofErr w:type="gramEnd"/>
+      <w:r>
+        <w:rPr>
+          <w:rFonts w:ascii="Sakkal Majalla" w:hAnsi="Sakkal Majalla" w:cs="Sakkal Majalla"/>
+          <w:sz w:val="28"/>
+          <w:szCs w:val="28"/>
+        </w:rPr>
+        <w:t>, then the constructor will apply twice.</w:t>
       </w:r>
     </w:p>
     <w:p>
@@ -4561,13 +4917,6 @@
           <w:szCs w:val="28"/>
         </w:rPr>
         <w:tab/>
-      </w:r>
-      <w:r>
-        <w:rPr>
-          <w:rFonts w:ascii="Sakkal Majalla" w:hAnsi="Sakkal Majalla" w:cs="Sakkal Majalla"/>
-          <w:sz w:val="28"/>
-          <w:szCs w:val="28"/>
-        </w:rPr>
         <w:t>**********************************************************</w:t>
       </w:r>
     </w:p>
@@ -4703,13 +5052,6 @@
           <w:szCs w:val="28"/>
         </w:rPr>
         <w:tab/>
-      </w:r>
-      <w:r>
-        <w:rPr>
-          <w:rFonts w:ascii="Sakkal Majalla" w:hAnsi="Sakkal Majalla" w:cs="Sakkal Majalla"/>
-          <w:sz w:val="28"/>
-          <w:szCs w:val="28"/>
-        </w:rPr>
         <w:t>**********************************************************</w:t>
       </w:r>
     </w:p>
@@ -4764,13 +5106,6 @@
           <w:szCs w:val="28"/>
         </w:rPr>
         <w:tab/>
-      </w:r>
-      <w:r>
-        <w:rPr>
-          <w:rFonts w:ascii="Sakkal Majalla" w:hAnsi="Sakkal Majalla" w:cs="Sakkal Majalla"/>
-          <w:sz w:val="28"/>
-          <w:szCs w:val="28"/>
-        </w:rPr>
         <w:t>**********************************************************</w:t>
       </w:r>
     </w:p>
@@ -4863,13 +5198,6 @@
           <w:szCs w:val="28"/>
         </w:rPr>
         <w:tab/>
-      </w:r>
-      <w:r>
-        <w:rPr>
-          <w:rFonts w:ascii="Sakkal Majalla" w:hAnsi="Sakkal Majalla" w:cs="Sakkal Majalla"/>
-          <w:sz w:val="28"/>
-          <w:szCs w:val="28"/>
-        </w:rPr>
         <w:t>**********************************************************</w:t>
       </w:r>
     </w:p>
@@ -4891,7 +5219,23 @@
           <w:szCs w:val="28"/>
         </w:rPr>
         <w:lastRenderedPageBreak/>
-        <w:t>This is used inside the orderservice class</w:t>
+        <w:t>This is used inside the order</w:t>
+      </w:r>
+      <w:r>
+        <w:rPr>
+          <w:rFonts w:ascii="Sakkal Majalla" w:hAnsi="Sakkal Majalla" w:cs="Sakkal Majalla"/>
+          <w:sz w:val="28"/>
+          <w:szCs w:val="28"/>
+        </w:rPr>
+        <w:t>S</w:t>
+      </w:r>
+      <w:r>
+        <w:rPr>
+          <w:rFonts w:ascii="Sakkal Majalla" w:hAnsi="Sakkal Majalla" w:cs="Sakkal Majalla"/>
+          <w:sz w:val="28"/>
+          <w:szCs w:val="28"/>
+        </w:rPr>
+        <w:t>ervice class</w:t>
       </w:r>
     </w:p>
     <w:p>
@@ -4958,6 +5302,7 @@
         </w:rPr>
         <w:t xml:space="preserve">public void </w:t>
       </w:r>
+      <w:proofErr w:type="gramStart"/>
       <w:r>
         <w:rPr>
           <w:rFonts w:ascii="Courier New" w:eastAsia="Times New Roman" w:hAnsi="Courier New" w:cs="Courier New"/>
@@ -4978,7 +5323,19 @@
           <w:szCs w:val="20"/>
           <w14:ligatures w14:val="none"/>
         </w:rPr>
-        <w:t>() {</w:t>
+        <w:t>(</w:t>
+      </w:r>
+      <w:proofErr w:type="gramEnd"/>
+      <w:r>
+        <w:rPr>
+          <w:rFonts w:ascii="Courier New" w:eastAsia="Times New Roman" w:hAnsi="Courier New" w:cs="Courier New"/>
+          <w:color w:val="080808"/>
+          <w:kern w:val="0"/>
+          <w:sz w:val="20"/>
+          <w:szCs w:val="20"/>
+          <w14:ligatures w14:val="none"/>
+        </w:rPr>
+        <w:t>) {</w:t>
       </w:r>
       <w:r>
         <w:rPr>
@@ -5127,6 +5484,7 @@
         </w:rPr>
         <w:t xml:space="preserve">public void </w:t>
       </w:r>
+      <w:proofErr w:type="gramStart"/>
       <w:r>
         <w:rPr>
           <w:rFonts w:ascii="Courier New" w:eastAsia="Times New Roman" w:hAnsi="Courier New" w:cs="Courier New"/>
@@ -5147,7 +5505,19 @@
           <w:szCs w:val="20"/>
           <w14:ligatures w14:val="none"/>
         </w:rPr>
-        <w:t>() {</w:t>
+        <w:t>(</w:t>
+      </w:r>
+      <w:proofErr w:type="gramEnd"/>
+      <w:r>
+        <w:rPr>
+          <w:rFonts w:ascii="Courier New" w:eastAsia="Times New Roman" w:hAnsi="Courier New" w:cs="Courier New"/>
+          <w:color w:val="080808"/>
+          <w:kern w:val="0"/>
+          <w:sz w:val="20"/>
+          <w:szCs w:val="20"/>
+          <w14:ligatures w14:val="none"/>
+        </w:rPr>
+        <w:t>) {</w:t>
       </w:r>
       <w:r>
         <w:rPr>
@@ -5327,6 +5697,7 @@
         </w:rPr>
         <w:t xml:space="preserve">= </w:t>
       </w:r>
+      <w:proofErr w:type="gramStart"/>
       <w:r>
         <w:rPr>
           <w:rFonts w:ascii="Courier New" w:eastAsia="Times New Roman" w:hAnsi="Courier New" w:cs="Courier New"/>
@@ -5373,6 +5744,7 @@
         </w:rPr>
         <w:t>(</w:t>
       </w:r>
+      <w:proofErr w:type="gramEnd"/>
       <w:r>
         <w:rPr>
           <w:rFonts w:ascii="Courier New" w:eastAsia="Times New Roman" w:hAnsi="Courier New" w:cs="Courier New"/>
@@ -5472,7 +5844,31 @@
           <w:szCs w:val="20"/>
           <w14:ligatures w14:val="none"/>
         </w:rPr>
-        <w:t xml:space="preserve">OrderService orderService </w:t>
+        <w:t xml:space="preserve">OrderService </w:t>
+      </w:r>
+      <w:proofErr w:type="spellStart"/>
+      <w:r>
+        <w:rPr>
+          <w:rFonts w:ascii="Courier New" w:eastAsia="Times New Roman" w:hAnsi="Courier New" w:cs="Courier New"/>
+          <w:color w:val="000000"/>
+          <w:kern w:val="0"/>
+          <w:sz w:val="20"/>
+          <w:szCs w:val="20"/>
+          <w14:ligatures w14:val="none"/>
+        </w:rPr>
+        <w:t>orderService</w:t>
+      </w:r>
+      <w:proofErr w:type="spellEnd"/>
+      <w:r>
+        <w:rPr>
+          <w:rFonts w:ascii="Courier New" w:eastAsia="Times New Roman" w:hAnsi="Courier New" w:cs="Courier New"/>
+          <w:color w:val="000000"/>
+          <w:kern w:val="0"/>
+          <w:sz w:val="20"/>
+          <w:szCs w:val="20"/>
+          <w14:ligatures w14:val="none"/>
+        </w:rPr>
+        <w:t xml:space="preserve"> </w:t>
       </w:r>
       <w:r>
         <w:rPr>
@@ -5485,6 +5881,7 @@
         </w:rPr>
         <w:t xml:space="preserve">= </w:t>
       </w:r>
+      <w:proofErr w:type="gramStart"/>
       <w:r>
         <w:rPr>
           <w:rFonts w:ascii="Courier New" w:eastAsia="Times New Roman" w:hAnsi="Courier New" w:cs="Courier New"/>
@@ -5505,7 +5902,19 @@
           <w:szCs w:val="20"/>
           <w14:ligatures w14:val="none"/>
         </w:rPr>
-        <w:t>.getBean(</w:t>
+        <w:t>.getBean</w:t>
+      </w:r>
+      <w:proofErr w:type="gramEnd"/>
+      <w:r>
+        <w:rPr>
+          <w:rFonts w:ascii="Courier New" w:eastAsia="Times New Roman" w:hAnsi="Courier New" w:cs="Courier New"/>
+          <w:color w:val="080808"/>
+          <w:kern w:val="0"/>
+          <w:sz w:val="20"/>
+          <w:szCs w:val="20"/>
+          <w14:ligatures w14:val="none"/>
+        </w:rPr>
+        <w:t>(</w:t>
       </w:r>
       <w:r>
         <w:rPr>
@@ -5562,6 +5971,7 @@
         </w:rPr>
         <w:br/>
       </w:r>
+      <w:proofErr w:type="gramStart"/>
       <w:r>
         <w:rPr>
           <w:rFonts w:ascii="Courier New" w:eastAsia="Times New Roman" w:hAnsi="Courier New" w:cs="Courier New"/>
@@ -5582,7 +5992,19 @@
           <w:szCs w:val="20"/>
           <w14:ligatures w14:val="none"/>
         </w:rPr>
-        <w:t>.close();</w:t>
+        <w:t>.close</w:t>
+      </w:r>
+      <w:proofErr w:type="gramEnd"/>
+      <w:r>
+        <w:rPr>
+          <w:rFonts w:ascii="Courier New" w:eastAsia="Times New Roman" w:hAnsi="Courier New" w:cs="Courier New"/>
+          <w:color w:val="080808"/>
+          <w:kern w:val="0"/>
+          <w:sz w:val="20"/>
+          <w:szCs w:val="20"/>
+          <w14:ligatures w14:val="none"/>
+        </w:rPr>
+        <w:t>();</w:t>
       </w:r>
     </w:p>
     <w:p>
@@ -5603,7 +6025,5685 @@
           <w:szCs w:val="28"/>
         </w:rPr>
         <w:tab/>
-      </w:r>
+        <w:t>**********************************************************</w:t>
+      </w:r>
+    </w:p>
+    <w:p>
+      <w:pPr>
+        <w:tabs>
+          <w:tab w:val="left" w:pos="1536"/>
+        </w:tabs>
+        <w:rPr>
+          <w:rFonts w:ascii="Sakkal Majalla" w:hAnsi="Sakkal Majalla" w:cs="Sakkal Majalla"/>
+          <w:sz w:val="28"/>
+          <w:szCs w:val="28"/>
+        </w:rPr>
+      </w:pPr>
+      <w:r>
+        <w:rPr>
+          <w:rFonts w:ascii="Sakkal Majalla" w:hAnsi="Sakkal Majalla" w:cs="Sakkal Majalla"/>
+          <w:noProof/>
+          <w:sz w:val="28"/>
+          <w:szCs w:val="28"/>
+        </w:rPr>
+        <w:drawing>
+          <wp:inline distT="0" distB="0" distL="0" distR="0" wp14:anchorId="42249BAC" wp14:editId="129A8A2A">
+            <wp:extent cx="4320540" cy="1640974"/>
+            <wp:effectExtent l="0" t="0" r="3810" b="0"/>
+            <wp:docPr id="1900659600" name="Picture 1"/>
+            <wp:cNvGraphicFramePr>
+              <a:graphicFrameLocks xmlns:a="http://schemas.openxmlformats.org/drawingml/2006/main" noChangeAspect="1"/>
+            </wp:cNvGraphicFramePr>
+            <a:graphic xmlns:a="http://schemas.openxmlformats.org/drawingml/2006/main">
+              <a:graphicData uri="http://schemas.openxmlformats.org/drawingml/2006/picture">
+                <pic:pic xmlns:pic="http://schemas.openxmlformats.org/drawingml/2006/picture">
+                  <pic:nvPicPr>
+                    <pic:cNvPr id="1900659600" name=""/>
+                    <pic:cNvPicPr/>
+                  </pic:nvPicPr>
+                  <pic:blipFill>
+                    <a:blip r:embed="rId8"/>
+                    <a:stretch>
+                      <a:fillRect/>
+                    </a:stretch>
+                  </pic:blipFill>
+                  <pic:spPr>
+                    <a:xfrm>
+                      <a:off x="0" y="0"/>
+                      <a:ext cx="4386071" cy="1665863"/>
+                    </a:xfrm>
+                    <a:prstGeom prst="rect">
+                      <a:avLst/>
+                    </a:prstGeom>
+                  </pic:spPr>
+                </pic:pic>
+              </a:graphicData>
+            </a:graphic>
+          </wp:inline>
+        </w:drawing>
+      </w:r>
+    </w:p>
+    <w:p>
+      <w:pPr>
+        <w:tabs>
+          <w:tab w:val="left" w:pos="1536"/>
+        </w:tabs>
+        <w:rPr>
+          <w:rFonts w:ascii="Sakkal Majalla" w:hAnsi="Sakkal Majalla" w:cs="Sakkal Majalla"/>
+          <w:sz w:val="28"/>
+          <w:szCs w:val="28"/>
+        </w:rPr>
+      </w:pPr>
+      <w:r>
+        <w:rPr>
+          <w:rFonts w:ascii="Sakkal Majalla" w:hAnsi="Sakkal Majalla" w:cs="Sakkal Majalla"/>
+          <w:sz w:val="28"/>
+          <w:szCs w:val="28"/>
+        </w:rPr>
+        <w:tab/>
+        <w:t>**********************************************************</w:t>
+      </w:r>
+    </w:p>
+    <w:p>
+      <w:pPr>
+        <w:tabs>
+          <w:tab w:val="left" w:pos="1536"/>
+        </w:tabs>
+        <w:rPr>
+          <w:rFonts w:ascii="Sakkal Majalla" w:hAnsi="Sakkal Majalla" w:cs="Sakkal Majalla"/>
+          <w:sz w:val="28"/>
+          <w:szCs w:val="28"/>
+        </w:rPr>
+      </w:pPr>
+      <w:r>
+        <w:rPr>
+          <w:rFonts w:ascii="Sakkal Majalla" w:hAnsi="Sakkal Majalla" w:cs="Sakkal Majalla"/>
+          <w:noProof/>
+          <w:sz w:val="28"/>
+          <w:szCs w:val="28"/>
+        </w:rPr>
+        <w:drawing>
+          <wp:inline distT="0" distB="0" distL="0" distR="0" wp14:anchorId="034CA406" wp14:editId="75D73F05">
+            <wp:extent cx="4137660" cy="1661252"/>
+            <wp:effectExtent l="0" t="0" r="0" b="0"/>
+            <wp:docPr id="955187158" name="Picture 1"/>
+            <wp:cNvGraphicFramePr>
+              <a:graphicFrameLocks xmlns:a="http://schemas.openxmlformats.org/drawingml/2006/main" noChangeAspect="1"/>
+            </wp:cNvGraphicFramePr>
+            <a:graphic xmlns:a="http://schemas.openxmlformats.org/drawingml/2006/main">
+              <a:graphicData uri="http://schemas.openxmlformats.org/drawingml/2006/picture">
+                <pic:pic xmlns:pic="http://schemas.openxmlformats.org/drawingml/2006/picture">
+                  <pic:nvPicPr>
+                    <pic:cNvPr id="955187158" name=""/>
+                    <pic:cNvPicPr/>
+                  </pic:nvPicPr>
+                  <pic:blipFill>
+                    <a:blip r:embed="rId9"/>
+                    <a:stretch>
+                      <a:fillRect/>
+                    </a:stretch>
+                  </pic:blipFill>
+                  <pic:spPr>
+                    <a:xfrm>
+                      <a:off x="0" y="0"/>
+                      <a:ext cx="4171316" cy="1674765"/>
+                    </a:xfrm>
+                    <a:prstGeom prst="rect">
+                      <a:avLst/>
+                    </a:prstGeom>
+                  </pic:spPr>
+                </pic:pic>
+              </a:graphicData>
+            </a:graphic>
+          </wp:inline>
+        </w:drawing>
+      </w:r>
+    </w:p>
+    <w:p>
+      <w:pPr>
+        <w:tabs>
+          <w:tab w:val="left" w:pos="1536"/>
+        </w:tabs>
+        <w:rPr>
+          <w:rFonts w:ascii="Sakkal Majalla" w:hAnsi="Sakkal Majalla" w:cs="Sakkal Majalla"/>
+          <w:sz w:val="28"/>
+          <w:szCs w:val="28"/>
+        </w:rPr>
+      </w:pPr>
+      <w:r>
+        <w:rPr>
+          <w:rFonts w:ascii="Sakkal Majalla" w:hAnsi="Sakkal Majalla" w:cs="Sakkal Majalla"/>
+          <w:sz w:val="28"/>
+          <w:szCs w:val="28"/>
+        </w:rPr>
+        <w:tab/>
+        <w:t>**********************************************************</w:t>
+      </w:r>
+    </w:p>
+    <w:p>
+      <w:pPr>
+        <w:tabs>
+          <w:tab w:val="left" w:pos="1536"/>
+        </w:tabs>
+        <w:rPr>
+          <w:rFonts w:ascii="Sakkal Majalla" w:hAnsi="Sakkal Majalla" w:cs="Sakkal Majalla"/>
+          <w:sz w:val="28"/>
+          <w:szCs w:val="28"/>
+        </w:rPr>
+      </w:pPr>
+      <w:r>
+        <w:rPr>
+          <w:rFonts w:ascii="Sakkal Majalla" w:hAnsi="Sakkal Majalla" w:cs="Sakkal Majalla"/>
+          <w:noProof/>
+          <w:sz w:val="28"/>
+          <w:szCs w:val="28"/>
+        </w:rPr>
+        <w:lastRenderedPageBreak/>
+        <w:drawing>
+          <wp:inline distT="0" distB="0" distL="0" distR="0" wp14:anchorId="4B02AB35" wp14:editId="6F36D83F">
+            <wp:extent cx="3878580" cy="3085874"/>
+            <wp:effectExtent l="0" t="0" r="7620" b="635"/>
+            <wp:docPr id="1854757077" name="Picture 1"/>
+            <wp:cNvGraphicFramePr>
+              <a:graphicFrameLocks xmlns:a="http://schemas.openxmlformats.org/drawingml/2006/main" noChangeAspect="1"/>
+            </wp:cNvGraphicFramePr>
+            <a:graphic xmlns:a="http://schemas.openxmlformats.org/drawingml/2006/main">
+              <a:graphicData uri="http://schemas.openxmlformats.org/drawingml/2006/picture">
+                <pic:pic xmlns:pic="http://schemas.openxmlformats.org/drawingml/2006/picture">
+                  <pic:nvPicPr>
+                    <pic:cNvPr id="1854757077" name=""/>
+                    <pic:cNvPicPr/>
+                  </pic:nvPicPr>
+                  <pic:blipFill>
+                    <a:blip r:embed="rId10"/>
+                    <a:stretch>
+                      <a:fillRect/>
+                    </a:stretch>
+                  </pic:blipFill>
+                  <pic:spPr>
+                    <a:xfrm>
+                      <a:off x="0" y="0"/>
+                      <a:ext cx="3890442" cy="3095311"/>
+                    </a:xfrm>
+                    <a:prstGeom prst="rect">
+                      <a:avLst/>
+                    </a:prstGeom>
+                  </pic:spPr>
+                </pic:pic>
+              </a:graphicData>
+            </a:graphic>
+          </wp:inline>
+        </w:drawing>
+      </w:r>
+    </w:p>
+    <w:p>
+      <w:pPr>
+        <w:tabs>
+          <w:tab w:val="left" w:pos="1536"/>
+        </w:tabs>
+        <w:rPr>
+          <w:rFonts w:ascii="Sakkal Majalla" w:hAnsi="Sakkal Majalla" w:cs="Sakkal Majalla"/>
+          <w:sz w:val="28"/>
+          <w:szCs w:val="28"/>
+        </w:rPr>
+      </w:pPr>
+      <w:r>
+        <w:rPr>
+          <w:rFonts w:ascii="Sakkal Majalla" w:hAnsi="Sakkal Majalla" w:cs="Sakkal Majalla"/>
+          <w:sz w:val="28"/>
+          <w:szCs w:val="28"/>
+        </w:rPr>
+        <w:tab/>
+      </w:r>
+      <w:r>
+        <w:rPr>
+          <w:rFonts w:ascii="Sakkal Majalla" w:hAnsi="Sakkal Majalla" w:cs="Sakkal Majalla"/>
+          <w:sz w:val="28"/>
+          <w:szCs w:val="28"/>
+        </w:rPr>
+        <w:t>**********************************************************</w:t>
+      </w:r>
+    </w:p>
+    <w:p>
+      <w:pPr>
+        <w:tabs>
+          <w:tab w:val="left" w:pos="1536"/>
+        </w:tabs>
+        <w:rPr>
+          <w:rFonts w:ascii="Sakkal Majalla" w:hAnsi="Sakkal Majalla" w:cs="Sakkal Majalla"/>
+          <w:sz w:val="28"/>
+          <w:szCs w:val="28"/>
+        </w:rPr>
+      </w:pPr>
+      <w:r>
+        <w:rPr>
+          <w:rFonts w:ascii="Sakkal Majalla" w:hAnsi="Sakkal Majalla" w:cs="Sakkal Majalla"/>
+          <w:noProof/>
+          <w:sz w:val="28"/>
+          <w:szCs w:val="28"/>
+        </w:rPr>
+        <w:drawing>
+          <wp:inline distT="0" distB="0" distL="0" distR="0" wp14:anchorId="3D740E15" wp14:editId="17229C3E">
+            <wp:extent cx="3870960" cy="1305992"/>
+            <wp:effectExtent l="0" t="0" r="0" b="8890"/>
+            <wp:docPr id="609931955" name="Picture 1"/>
+            <wp:cNvGraphicFramePr>
+              <a:graphicFrameLocks xmlns:a="http://schemas.openxmlformats.org/drawingml/2006/main" noChangeAspect="1"/>
+            </wp:cNvGraphicFramePr>
+            <a:graphic xmlns:a="http://schemas.openxmlformats.org/drawingml/2006/main">
+              <a:graphicData uri="http://schemas.openxmlformats.org/drawingml/2006/picture">
+                <pic:pic xmlns:pic="http://schemas.openxmlformats.org/drawingml/2006/picture">
+                  <pic:nvPicPr>
+                    <pic:cNvPr id="609931955" name=""/>
+                    <pic:cNvPicPr/>
+                  </pic:nvPicPr>
+                  <pic:blipFill>
+                    <a:blip r:embed="rId11"/>
+                    <a:stretch>
+                      <a:fillRect/>
+                    </a:stretch>
+                  </pic:blipFill>
+                  <pic:spPr>
+                    <a:xfrm>
+                      <a:off x="0" y="0"/>
+                      <a:ext cx="3901446" cy="1316277"/>
+                    </a:xfrm>
+                    <a:prstGeom prst="rect">
+                      <a:avLst/>
+                    </a:prstGeom>
+                  </pic:spPr>
+                </pic:pic>
+              </a:graphicData>
+            </a:graphic>
+          </wp:inline>
+        </w:drawing>
+      </w:r>
+    </w:p>
+    <w:p>
+      <w:pPr>
+        <w:tabs>
+          <w:tab w:val="left" w:pos="1536"/>
+        </w:tabs>
+        <w:rPr>
+          <w:rFonts w:ascii="Sakkal Majalla" w:hAnsi="Sakkal Majalla" w:cs="Sakkal Majalla"/>
+          <w:sz w:val="28"/>
+          <w:szCs w:val="28"/>
+        </w:rPr>
+      </w:pPr>
+      <w:r>
+        <w:rPr>
+          <w:rFonts w:ascii="Sakkal Majalla" w:hAnsi="Sakkal Majalla" w:cs="Sakkal Majalla"/>
+          <w:noProof/>
+          <w:sz w:val="28"/>
+          <w:szCs w:val="28"/>
+        </w:rPr>
+        <w:drawing>
+          <wp:inline distT="0" distB="0" distL="0" distR="0" wp14:anchorId="32983BEC" wp14:editId="0D2780FD">
+            <wp:extent cx="3893820" cy="366502"/>
+            <wp:effectExtent l="0" t="0" r="0" b="0"/>
+            <wp:docPr id="600420528" name="Picture 1"/>
+            <wp:cNvGraphicFramePr>
+              <a:graphicFrameLocks xmlns:a="http://schemas.openxmlformats.org/drawingml/2006/main" noChangeAspect="1"/>
+            </wp:cNvGraphicFramePr>
+            <a:graphic xmlns:a="http://schemas.openxmlformats.org/drawingml/2006/main">
+              <a:graphicData uri="http://schemas.openxmlformats.org/drawingml/2006/picture">
+                <pic:pic xmlns:pic="http://schemas.openxmlformats.org/drawingml/2006/picture">
+                  <pic:nvPicPr>
+                    <pic:cNvPr id="600420528" name=""/>
+                    <pic:cNvPicPr/>
+                  </pic:nvPicPr>
+                  <pic:blipFill>
+                    <a:blip r:embed="rId12"/>
+                    <a:stretch>
+                      <a:fillRect/>
+                    </a:stretch>
+                  </pic:blipFill>
+                  <pic:spPr>
+                    <a:xfrm>
+                      <a:off x="0" y="0"/>
+                      <a:ext cx="3976161" cy="374252"/>
+                    </a:xfrm>
+                    <a:prstGeom prst="rect">
+                      <a:avLst/>
+                    </a:prstGeom>
+                  </pic:spPr>
+                </pic:pic>
+              </a:graphicData>
+            </a:graphic>
+          </wp:inline>
+        </w:drawing>
+      </w:r>
+    </w:p>
+    <w:p>
+      <w:pPr>
+        <w:tabs>
+          <w:tab w:val="left" w:pos="1536"/>
+        </w:tabs>
+        <w:rPr>
+          <w:rFonts w:ascii="Sakkal Majalla" w:hAnsi="Sakkal Majalla" w:cs="Sakkal Majalla"/>
+          <w:sz w:val="28"/>
+          <w:szCs w:val="28"/>
+        </w:rPr>
+      </w:pPr>
+      <w:r>
+        <w:rPr>
+          <w:rFonts w:ascii="Sakkal Majalla" w:hAnsi="Sakkal Majalla" w:cs="Sakkal Majalla"/>
+          <w:sz w:val="28"/>
+          <w:szCs w:val="28"/>
+        </w:rPr>
+        <w:tab/>
+        <w:t>**********************************************************</w:t>
+      </w:r>
+    </w:p>
+    <w:p>
+      <w:pPr>
+        <w:tabs>
+          <w:tab w:val="left" w:pos="1536"/>
+        </w:tabs>
+        <w:rPr>
+          <w:rFonts w:ascii="Sakkal Majalla" w:hAnsi="Sakkal Majalla" w:cs="Sakkal Majalla"/>
+          <w:sz w:val="28"/>
+          <w:szCs w:val="28"/>
+        </w:rPr>
+      </w:pPr>
+      <w:r>
+        <w:rPr>
+          <w:rFonts w:ascii="Sakkal Majalla" w:hAnsi="Sakkal Majalla" w:cs="Sakkal Majalla"/>
+          <w:noProof/>
+          <w:sz w:val="28"/>
+          <w:szCs w:val="28"/>
+        </w:rPr>
+        <w:lastRenderedPageBreak/>
+        <w:drawing>
+          <wp:inline distT="0" distB="0" distL="0" distR="0" wp14:anchorId="5F940B48" wp14:editId="0AE9813F">
+            <wp:extent cx="4327348" cy="2324100"/>
+            <wp:effectExtent l="0" t="0" r="0" b="0"/>
+            <wp:docPr id="209883686" name="Picture 1"/>
+            <wp:cNvGraphicFramePr>
+              <a:graphicFrameLocks xmlns:a="http://schemas.openxmlformats.org/drawingml/2006/main" noChangeAspect="1"/>
+            </wp:cNvGraphicFramePr>
+            <a:graphic xmlns:a="http://schemas.openxmlformats.org/drawingml/2006/main">
+              <a:graphicData uri="http://schemas.openxmlformats.org/drawingml/2006/picture">
+                <pic:pic xmlns:pic="http://schemas.openxmlformats.org/drawingml/2006/picture">
+                  <pic:nvPicPr>
+                    <pic:cNvPr id="209883686" name=""/>
+                    <pic:cNvPicPr/>
+                  </pic:nvPicPr>
+                  <pic:blipFill>
+                    <a:blip r:embed="rId13"/>
+                    <a:stretch>
+                      <a:fillRect/>
+                    </a:stretch>
+                  </pic:blipFill>
+                  <pic:spPr>
+                    <a:xfrm>
+                      <a:off x="0" y="0"/>
+                      <a:ext cx="4334623" cy="2328007"/>
+                    </a:xfrm>
+                    <a:prstGeom prst="rect">
+                      <a:avLst/>
+                    </a:prstGeom>
+                  </pic:spPr>
+                </pic:pic>
+              </a:graphicData>
+            </a:graphic>
+          </wp:inline>
+        </w:drawing>
+      </w:r>
+    </w:p>
+    <w:p>
+      <w:pPr>
+        <w:tabs>
+          <w:tab w:val="left" w:pos="1536"/>
+        </w:tabs>
+        <w:rPr>
+          <w:rFonts w:ascii="Sakkal Majalla" w:hAnsi="Sakkal Majalla" w:cs="Sakkal Majalla"/>
+          <w:sz w:val="28"/>
+          <w:szCs w:val="28"/>
+        </w:rPr>
+      </w:pPr>
+      <w:r>
+        <w:rPr>
+          <w:rFonts w:ascii="Sakkal Majalla" w:hAnsi="Sakkal Majalla" w:cs="Sakkal Majalla"/>
+          <w:sz w:val="28"/>
+          <w:szCs w:val="28"/>
+        </w:rPr>
+        <w:tab/>
+      </w:r>
+      <w:r>
+        <w:rPr>
+          <w:rFonts w:ascii="Sakkal Majalla" w:hAnsi="Sakkal Majalla" w:cs="Sakkal Majalla"/>
+          <w:sz w:val="28"/>
+          <w:szCs w:val="28"/>
+        </w:rPr>
+        <w:t>**********************************************************</w:t>
+      </w:r>
+    </w:p>
+    <w:p>
+      <w:pPr>
+        <w:shd w:val="clear" w:color="auto" w:fill="FFFFFF"/>
+        <w:tabs>
+          <w:tab w:val="left" w:pos="916"/>
+          <w:tab w:val="left" w:pos="1832"/>
+          <w:tab w:val="left" w:pos="2748"/>
+          <w:tab w:val="left" w:pos="3664"/>
+          <w:tab w:val="left" w:pos="4580"/>
+          <w:tab w:val="left" w:pos="5496"/>
+          <w:tab w:val="left" w:pos="6412"/>
+          <w:tab w:val="left" w:pos="7328"/>
+          <w:tab w:val="left" w:pos="8244"/>
+          <w:tab w:val="left" w:pos="9160"/>
+          <w:tab w:val="left" w:pos="10076"/>
+          <w:tab w:val="left" w:pos="10992"/>
+          <w:tab w:val="left" w:pos="11908"/>
+          <w:tab w:val="left" w:pos="12824"/>
+          <w:tab w:val="left" w:pos="13740"/>
+          <w:tab w:val="left" w:pos="14656"/>
+        </w:tabs>
+        <w:spacing w:after="0" w:line="240" w:lineRule="auto"/>
+        <w:rPr>
+          <w:rFonts w:ascii="Courier New" w:eastAsia="Times New Roman" w:hAnsi="Courier New" w:cs="Courier New"/>
+          <w:color w:val="080808"/>
+          <w:kern w:val="0"/>
+          <w:sz w:val="20"/>
+          <w:szCs w:val="20"/>
+          <w14:ligatures w14:val="none"/>
+        </w:rPr>
+      </w:pPr>
+      <w:r>
+        <w:rPr>
+          <w:rFonts w:ascii="Courier New" w:eastAsia="Times New Roman" w:hAnsi="Courier New" w:cs="Courier New"/>
+          <w:color w:val="0033B3"/>
+          <w:kern w:val="0"/>
+          <w:sz w:val="20"/>
+          <w:szCs w:val="20"/>
+          <w14:ligatures w14:val="none"/>
+        </w:rPr>
+        <w:t xml:space="preserve">package </w:t>
+      </w:r>
+      <w:r>
+        <w:rPr>
+          <w:rFonts w:ascii="Courier New" w:eastAsia="Times New Roman" w:hAnsi="Courier New" w:cs="Courier New"/>
+          <w:color w:val="000000"/>
+          <w:kern w:val="0"/>
+          <w:sz w:val="20"/>
+          <w:szCs w:val="20"/>
+          <w14:ligatures w14:val="none"/>
+        </w:rPr>
+        <w:t>com.jafarloka.store</w:t>
+      </w:r>
+      <w:r>
+        <w:rPr>
+          <w:rFonts w:ascii="Courier New" w:eastAsia="Times New Roman" w:hAnsi="Courier New" w:cs="Courier New"/>
+          <w:color w:val="080808"/>
+          <w:kern w:val="0"/>
+          <w:sz w:val="20"/>
+          <w:szCs w:val="20"/>
+          <w14:ligatures w14:val="none"/>
+        </w:rPr>
+        <w:t>;</w:t>
+      </w:r>
+      <w:r>
+        <w:rPr>
+          <w:rFonts w:ascii="Courier New" w:eastAsia="Times New Roman" w:hAnsi="Courier New" w:cs="Courier New"/>
+          <w:color w:val="080808"/>
+          <w:kern w:val="0"/>
+          <w:sz w:val="20"/>
+          <w:szCs w:val="20"/>
+          <w14:ligatures w14:val="none"/>
+        </w:rPr>
+        <w:br/>
+      </w:r>
+      <w:r>
+        <w:rPr>
+          <w:rFonts w:ascii="Courier New" w:eastAsia="Times New Roman" w:hAnsi="Courier New" w:cs="Courier New"/>
+          <w:color w:val="080808"/>
+          <w:kern w:val="0"/>
+          <w:sz w:val="20"/>
+          <w:szCs w:val="20"/>
+          <w14:ligatures w14:val="none"/>
+        </w:rPr>
+        <w:br/>
+      </w:r>
+      <w:r>
+        <w:rPr>
+          <w:rFonts w:ascii="Courier New" w:eastAsia="Times New Roman" w:hAnsi="Courier New" w:cs="Courier New"/>
+          <w:color w:val="0033B3"/>
+          <w:kern w:val="0"/>
+          <w:sz w:val="20"/>
+          <w:szCs w:val="20"/>
+          <w14:ligatures w14:val="none"/>
+        </w:rPr>
+        <w:t xml:space="preserve">import </w:t>
+      </w:r>
+      <w:r>
+        <w:rPr>
+          <w:rFonts w:ascii="Courier New" w:eastAsia="Times New Roman" w:hAnsi="Courier New" w:cs="Courier New"/>
+          <w:color w:val="000000"/>
+          <w:kern w:val="0"/>
+          <w:sz w:val="20"/>
+          <w:szCs w:val="20"/>
+          <w14:ligatures w14:val="none"/>
+        </w:rPr>
+        <w:t>org.springframework.beans.factory.annotation.</w:t>
+      </w:r>
+      <w:r>
+        <w:rPr>
+          <w:rFonts w:ascii="Courier New" w:eastAsia="Times New Roman" w:hAnsi="Courier New" w:cs="Courier New"/>
+          <w:color w:val="9E880D"/>
+          <w:kern w:val="0"/>
+          <w:sz w:val="20"/>
+          <w:szCs w:val="20"/>
+          <w14:ligatures w14:val="none"/>
+        </w:rPr>
+        <w:t>Value</w:t>
+      </w:r>
+      <w:r>
+        <w:rPr>
+          <w:rFonts w:ascii="Courier New" w:eastAsia="Times New Roman" w:hAnsi="Courier New" w:cs="Courier New"/>
+          <w:color w:val="080808"/>
+          <w:kern w:val="0"/>
+          <w:sz w:val="20"/>
+          <w:szCs w:val="20"/>
+          <w14:ligatures w14:val="none"/>
+        </w:rPr>
+        <w:t>;</w:t>
+      </w:r>
+      <w:r>
+        <w:rPr>
+          <w:rFonts w:ascii="Courier New" w:eastAsia="Times New Roman" w:hAnsi="Courier New" w:cs="Courier New"/>
+          <w:color w:val="080808"/>
+          <w:kern w:val="0"/>
+          <w:sz w:val="20"/>
+          <w:szCs w:val="20"/>
+          <w14:ligatures w14:val="none"/>
+        </w:rPr>
+        <w:br/>
+      </w:r>
+      <w:r>
+        <w:rPr>
+          <w:rFonts w:ascii="Courier New" w:eastAsia="Times New Roman" w:hAnsi="Courier New" w:cs="Courier New"/>
+          <w:color w:val="0033B3"/>
+          <w:kern w:val="0"/>
+          <w:sz w:val="20"/>
+          <w:szCs w:val="20"/>
+          <w14:ligatures w14:val="none"/>
+        </w:rPr>
+        <w:t xml:space="preserve">import </w:t>
+      </w:r>
+      <w:r>
+        <w:rPr>
+          <w:rFonts w:ascii="Courier New" w:eastAsia="Times New Roman" w:hAnsi="Courier New" w:cs="Courier New"/>
+          <w:color w:val="000000"/>
+          <w:kern w:val="0"/>
+          <w:sz w:val="20"/>
+          <w:szCs w:val="20"/>
+          <w14:ligatures w14:val="none"/>
+        </w:rPr>
+        <w:t>org.springframework.context.annotation.</w:t>
+      </w:r>
+      <w:r>
+        <w:rPr>
+          <w:rFonts w:ascii="Courier New" w:eastAsia="Times New Roman" w:hAnsi="Courier New" w:cs="Courier New"/>
+          <w:color w:val="9E880D"/>
+          <w:kern w:val="0"/>
+          <w:sz w:val="20"/>
+          <w:szCs w:val="20"/>
+          <w14:ligatures w14:val="none"/>
+        </w:rPr>
+        <w:t>Bean</w:t>
+      </w:r>
+      <w:r>
+        <w:rPr>
+          <w:rFonts w:ascii="Courier New" w:eastAsia="Times New Roman" w:hAnsi="Courier New" w:cs="Courier New"/>
+          <w:color w:val="080808"/>
+          <w:kern w:val="0"/>
+          <w:sz w:val="20"/>
+          <w:szCs w:val="20"/>
+          <w14:ligatures w14:val="none"/>
+        </w:rPr>
+        <w:t>;</w:t>
+      </w:r>
+      <w:r>
+        <w:rPr>
+          <w:rFonts w:ascii="Courier New" w:eastAsia="Times New Roman" w:hAnsi="Courier New" w:cs="Courier New"/>
+          <w:color w:val="080808"/>
+          <w:kern w:val="0"/>
+          <w:sz w:val="20"/>
+          <w:szCs w:val="20"/>
+          <w14:ligatures w14:val="none"/>
+        </w:rPr>
+        <w:br/>
+      </w:r>
+      <w:r>
+        <w:rPr>
+          <w:rFonts w:ascii="Courier New" w:eastAsia="Times New Roman" w:hAnsi="Courier New" w:cs="Courier New"/>
+          <w:color w:val="0033B3"/>
+          <w:kern w:val="0"/>
+          <w:sz w:val="20"/>
+          <w:szCs w:val="20"/>
+          <w14:ligatures w14:val="none"/>
+        </w:rPr>
+        <w:t xml:space="preserve">import </w:t>
+      </w:r>
+      <w:r>
+        <w:rPr>
+          <w:rFonts w:ascii="Courier New" w:eastAsia="Times New Roman" w:hAnsi="Courier New" w:cs="Courier New"/>
+          <w:color w:val="000000"/>
+          <w:kern w:val="0"/>
+          <w:sz w:val="20"/>
+          <w:szCs w:val="20"/>
+          <w14:ligatures w14:val="none"/>
+        </w:rPr>
+        <w:t>org.springframework.context.annotation.</w:t>
+      </w:r>
+      <w:r>
+        <w:rPr>
+          <w:rFonts w:ascii="Courier New" w:eastAsia="Times New Roman" w:hAnsi="Courier New" w:cs="Courier New"/>
+          <w:color w:val="9E880D"/>
+          <w:kern w:val="0"/>
+          <w:sz w:val="20"/>
+          <w:szCs w:val="20"/>
+          <w14:ligatures w14:val="none"/>
+        </w:rPr>
+        <w:t>Configuration</w:t>
+      </w:r>
+      <w:r>
+        <w:rPr>
+          <w:rFonts w:ascii="Courier New" w:eastAsia="Times New Roman" w:hAnsi="Courier New" w:cs="Courier New"/>
+          <w:color w:val="080808"/>
+          <w:kern w:val="0"/>
+          <w:sz w:val="20"/>
+          <w:szCs w:val="20"/>
+          <w14:ligatures w14:val="none"/>
+        </w:rPr>
+        <w:t>;</w:t>
+      </w:r>
+      <w:r>
+        <w:rPr>
+          <w:rFonts w:ascii="Courier New" w:eastAsia="Times New Roman" w:hAnsi="Courier New" w:cs="Courier New"/>
+          <w:color w:val="080808"/>
+          <w:kern w:val="0"/>
+          <w:sz w:val="20"/>
+          <w:szCs w:val="20"/>
+          <w14:ligatures w14:val="none"/>
+        </w:rPr>
+        <w:br/>
+      </w:r>
+      <w:r>
+        <w:rPr>
+          <w:rFonts w:ascii="Courier New" w:eastAsia="Times New Roman" w:hAnsi="Courier New" w:cs="Courier New"/>
+          <w:color w:val="0033B3"/>
+          <w:kern w:val="0"/>
+          <w:sz w:val="20"/>
+          <w:szCs w:val="20"/>
+          <w14:ligatures w14:val="none"/>
+        </w:rPr>
+        <w:t xml:space="preserve">import </w:t>
+      </w:r>
+      <w:r>
+        <w:rPr>
+          <w:rFonts w:ascii="Courier New" w:eastAsia="Times New Roman" w:hAnsi="Courier New" w:cs="Courier New"/>
+          <w:color w:val="000000"/>
+          <w:kern w:val="0"/>
+          <w:sz w:val="20"/>
+          <w:szCs w:val="20"/>
+          <w14:ligatures w14:val="none"/>
+        </w:rPr>
+        <w:t>org.springframework.context.annotation.</w:t>
+      </w:r>
+      <w:r>
+        <w:rPr>
+          <w:rFonts w:ascii="Courier New" w:eastAsia="Times New Roman" w:hAnsi="Courier New" w:cs="Courier New"/>
+          <w:color w:val="9E880D"/>
+          <w:kern w:val="0"/>
+          <w:sz w:val="20"/>
+          <w:szCs w:val="20"/>
+          <w14:ligatures w14:val="none"/>
+        </w:rPr>
+        <w:t>Lazy</w:t>
+      </w:r>
+      <w:r>
+        <w:rPr>
+          <w:rFonts w:ascii="Courier New" w:eastAsia="Times New Roman" w:hAnsi="Courier New" w:cs="Courier New"/>
+          <w:color w:val="080808"/>
+          <w:kern w:val="0"/>
+          <w:sz w:val="20"/>
+          <w:szCs w:val="20"/>
+          <w14:ligatures w14:val="none"/>
+        </w:rPr>
+        <w:t>;</w:t>
+      </w:r>
+      <w:r>
+        <w:rPr>
+          <w:rFonts w:ascii="Courier New" w:eastAsia="Times New Roman" w:hAnsi="Courier New" w:cs="Courier New"/>
+          <w:color w:val="080808"/>
+          <w:kern w:val="0"/>
+          <w:sz w:val="20"/>
+          <w:szCs w:val="20"/>
+          <w14:ligatures w14:val="none"/>
+        </w:rPr>
+        <w:br/>
+      </w:r>
+      <w:r>
+        <w:rPr>
+          <w:rFonts w:ascii="Courier New" w:eastAsia="Times New Roman" w:hAnsi="Courier New" w:cs="Courier New"/>
+          <w:color w:val="080808"/>
+          <w:kern w:val="0"/>
+          <w:sz w:val="20"/>
+          <w:szCs w:val="20"/>
+          <w14:ligatures w14:val="none"/>
+        </w:rPr>
+        <w:br/>
+      </w:r>
+      <w:r>
+        <w:rPr>
+          <w:rFonts w:ascii="Courier New" w:eastAsia="Times New Roman" w:hAnsi="Courier New" w:cs="Courier New"/>
+          <w:color w:val="9E880D"/>
+          <w:kern w:val="0"/>
+          <w:sz w:val="20"/>
+          <w:szCs w:val="20"/>
+          <w14:ligatures w14:val="none"/>
+        </w:rPr>
+        <w:t>@Configuration</w:t>
+      </w:r>
+      <w:r>
+        <w:rPr>
+          <w:rFonts w:ascii="Courier New" w:eastAsia="Times New Roman" w:hAnsi="Courier New" w:cs="Courier New"/>
+          <w:color w:val="9E880D"/>
+          <w:kern w:val="0"/>
+          <w:sz w:val="20"/>
+          <w:szCs w:val="20"/>
+          <w14:ligatures w14:val="none"/>
+        </w:rPr>
+        <w:br/>
+      </w:r>
+      <w:r>
+        <w:rPr>
+          <w:rFonts w:ascii="Courier New" w:eastAsia="Times New Roman" w:hAnsi="Courier New" w:cs="Courier New"/>
+          <w:color w:val="0033B3"/>
+          <w:kern w:val="0"/>
+          <w:sz w:val="20"/>
+          <w:szCs w:val="20"/>
+          <w14:ligatures w14:val="none"/>
+        </w:rPr>
+        <w:t xml:space="preserve">public class </w:t>
+      </w:r>
+      <w:r>
+        <w:rPr>
+          <w:rFonts w:ascii="Courier New" w:eastAsia="Times New Roman" w:hAnsi="Courier New" w:cs="Courier New"/>
+          <w:color w:val="000000"/>
+          <w:kern w:val="0"/>
+          <w:sz w:val="20"/>
+          <w:szCs w:val="20"/>
+          <w14:ligatures w14:val="none"/>
+        </w:rPr>
+        <w:t xml:space="preserve">AppConfig </w:t>
+      </w:r>
+      <w:r>
+        <w:rPr>
+          <w:rFonts w:ascii="Courier New" w:eastAsia="Times New Roman" w:hAnsi="Courier New" w:cs="Courier New"/>
+          <w:color w:val="080808"/>
+          <w:kern w:val="0"/>
+          <w:sz w:val="20"/>
+          <w:szCs w:val="20"/>
+          <w14:ligatures w14:val="none"/>
+        </w:rPr>
+        <w:t>{</w:t>
+      </w:r>
+      <w:r>
+        <w:rPr>
+          <w:rFonts w:ascii="Courier New" w:eastAsia="Times New Roman" w:hAnsi="Courier New" w:cs="Courier New"/>
+          <w:color w:val="080808"/>
+          <w:kern w:val="0"/>
+          <w:sz w:val="20"/>
+          <w:szCs w:val="20"/>
+          <w14:ligatures w14:val="none"/>
+        </w:rPr>
+        <w:br/>
+      </w:r>
+      <w:r>
+        <w:rPr>
+          <w:rFonts w:ascii="Courier New" w:eastAsia="Times New Roman" w:hAnsi="Courier New" w:cs="Courier New"/>
+          <w:color w:val="080808"/>
+          <w:kern w:val="0"/>
+          <w:sz w:val="20"/>
+          <w:szCs w:val="20"/>
+          <w14:ligatures w14:val="none"/>
+        </w:rPr>
+        <w:br/>
+        <w:t xml:space="preserve">    </w:t>
+      </w:r>
+      <w:r>
+        <w:rPr>
+          <w:rFonts w:ascii="Courier New" w:eastAsia="Times New Roman" w:hAnsi="Courier New" w:cs="Courier New"/>
+          <w:color w:val="9E880D"/>
+          <w:kern w:val="0"/>
+          <w:sz w:val="20"/>
+          <w:szCs w:val="20"/>
+          <w14:ligatures w14:val="none"/>
+        </w:rPr>
+        <w:t>@Value</w:t>
+      </w:r>
+      <w:r>
+        <w:rPr>
+          <w:rFonts w:ascii="Courier New" w:eastAsia="Times New Roman" w:hAnsi="Courier New" w:cs="Courier New"/>
+          <w:color w:val="080808"/>
+          <w:kern w:val="0"/>
+          <w:sz w:val="20"/>
+          <w:szCs w:val="20"/>
+          <w14:ligatures w14:val="none"/>
+        </w:rPr>
+        <w:t>(</w:t>
+      </w:r>
+      <w:r>
+        <w:rPr>
+          <w:rFonts w:ascii="Courier New" w:eastAsia="Times New Roman" w:hAnsi="Courier New" w:cs="Courier New"/>
+          <w:color w:val="067D17"/>
+          <w:kern w:val="0"/>
+          <w:sz w:val="20"/>
+          <w:szCs w:val="20"/>
+          <w14:ligatures w14:val="none"/>
+        </w:rPr>
+        <w:t>"${payment-gateway:paypal}"</w:t>
+      </w:r>
+      <w:r>
+        <w:rPr>
+          <w:rFonts w:ascii="Courier New" w:eastAsia="Times New Roman" w:hAnsi="Courier New" w:cs="Courier New"/>
+          <w:color w:val="080808"/>
+          <w:kern w:val="0"/>
+          <w:sz w:val="20"/>
+          <w:szCs w:val="20"/>
+          <w14:ligatures w14:val="none"/>
+        </w:rPr>
+        <w:t>)</w:t>
+      </w:r>
+      <w:r>
+        <w:rPr>
+          <w:rFonts w:ascii="Courier New" w:eastAsia="Times New Roman" w:hAnsi="Courier New" w:cs="Courier New"/>
+          <w:color w:val="080808"/>
+          <w:kern w:val="0"/>
+          <w:sz w:val="20"/>
+          <w:szCs w:val="20"/>
+          <w14:ligatures w14:val="none"/>
+        </w:rPr>
+        <w:br/>
+        <w:t xml:space="preserve">    </w:t>
+      </w:r>
+      <w:r>
+        <w:rPr>
+          <w:rFonts w:ascii="Courier New" w:eastAsia="Times New Roman" w:hAnsi="Courier New" w:cs="Courier New"/>
+          <w:color w:val="0033B3"/>
+          <w:kern w:val="0"/>
+          <w:sz w:val="20"/>
+          <w:szCs w:val="20"/>
+          <w14:ligatures w14:val="none"/>
+        </w:rPr>
+        <w:t xml:space="preserve">private </w:t>
+      </w:r>
+      <w:r>
+        <w:rPr>
+          <w:rFonts w:ascii="Courier New" w:eastAsia="Times New Roman" w:hAnsi="Courier New" w:cs="Courier New"/>
+          <w:color w:val="000000"/>
+          <w:kern w:val="0"/>
+          <w:sz w:val="20"/>
+          <w:szCs w:val="20"/>
+          <w14:ligatures w14:val="none"/>
+        </w:rPr>
+        <w:t xml:space="preserve">String </w:t>
+      </w:r>
+      <w:r>
+        <w:rPr>
+          <w:rFonts w:ascii="Courier New" w:eastAsia="Times New Roman" w:hAnsi="Courier New" w:cs="Courier New"/>
+          <w:color w:val="871094"/>
+          <w:kern w:val="0"/>
+          <w:sz w:val="20"/>
+          <w:szCs w:val="20"/>
+          <w14:ligatures w14:val="none"/>
+        </w:rPr>
+        <w:t>paymentGateway</w:t>
+      </w:r>
+      <w:r>
+        <w:rPr>
+          <w:rFonts w:ascii="Courier New" w:eastAsia="Times New Roman" w:hAnsi="Courier New" w:cs="Courier New"/>
+          <w:color w:val="080808"/>
+          <w:kern w:val="0"/>
+          <w:sz w:val="20"/>
+          <w:szCs w:val="20"/>
+          <w14:ligatures w14:val="none"/>
+        </w:rPr>
+        <w:t>;</w:t>
+      </w:r>
+      <w:r>
+        <w:rPr>
+          <w:rFonts w:ascii="Courier New" w:eastAsia="Times New Roman" w:hAnsi="Courier New" w:cs="Courier New"/>
+          <w:color w:val="080808"/>
+          <w:kern w:val="0"/>
+          <w:sz w:val="20"/>
+          <w:szCs w:val="20"/>
+          <w14:ligatures w14:val="none"/>
+        </w:rPr>
+        <w:br/>
+      </w:r>
+      <w:r>
+        <w:rPr>
+          <w:rFonts w:ascii="Courier New" w:eastAsia="Times New Roman" w:hAnsi="Courier New" w:cs="Courier New"/>
+          <w:color w:val="080808"/>
+          <w:kern w:val="0"/>
+          <w:sz w:val="20"/>
+          <w:szCs w:val="20"/>
+          <w14:ligatures w14:val="none"/>
+        </w:rPr>
+        <w:br/>
+        <w:t xml:space="preserve">    </w:t>
+      </w:r>
+      <w:r>
+        <w:rPr>
+          <w:rFonts w:ascii="Courier New" w:eastAsia="Times New Roman" w:hAnsi="Courier New" w:cs="Courier New"/>
+          <w:color w:val="9E880D"/>
+          <w:kern w:val="0"/>
+          <w:sz w:val="20"/>
+          <w:szCs w:val="20"/>
+          <w14:ligatures w14:val="none"/>
+        </w:rPr>
+        <w:t>@Bean</w:t>
+      </w:r>
+      <w:r>
+        <w:rPr>
+          <w:rFonts w:ascii="Courier New" w:eastAsia="Times New Roman" w:hAnsi="Courier New" w:cs="Courier New"/>
+          <w:color w:val="9E880D"/>
+          <w:kern w:val="0"/>
+          <w:sz w:val="20"/>
+          <w:szCs w:val="20"/>
+          <w14:ligatures w14:val="none"/>
+        </w:rPr>
+        <w:br/>
+        <w:t xml:space="preserve">    </w:t>
+      </w:r>
+      <w:r>
+        <w:rPr>
+          <w:rFonts w:ascii="Courier New" w:eastAsia="Times New Roman" w:hAnsi="Courier New" w:cs="Courier New"/>
+          <w:color w:val="0033B3"/>
+          <w:kern w:val="0"/>
+          <w:sz w:val="20"/>
+          <w:szCs w:val="20"/>
+          <w14:ligatures w14:val="none"/>
+        </w:rPr>
+        <w:t xml:space="preserve">public </w:t>
+      </w:r>
+      <w:r>
+        <w:rPr>
+          <w:rFonts w:ascii="Courier New" w:eastAsia="Times New Roman" w:hAnsi="Courier New" w:cs="Courier New"/>
+          <w:color w:val="000000"/>
+          <w:kern w:val="0"/>
+          <w:sz w:val="20"/>
+          <w:szCs w:val="20"/>
+          <w14:ligatures w14:val="none"/>
+        </w:rPr>
+        <w:t xml:space="preserve">PaymentService </w:t>
+      </w:r>
+      <w:r>
+        <w:rPr>
+          <w:rFonts w:ascii="Courier New" w:eastAsia="Times New Roman" w:hAnsi="Courier New" w:cs="Courier New"/>
+          <w:color w:val="00627A"/>
+          <w:kern w:val="0"/>
+          <w:sz w:val="20"/>
+          <w:szCs w:val="20"/>
+          <w14:ligatures w14:val="none"/>
+        </w:rPr>
+        <w:t>stripe</w:t>
+      </w:r>
+      <w:r>
+        <w:rPr>
+          <w:rFonts w:ascii="Courier New" w:eastAsia="Times New Roman" w:hAnsi="Courier New" w:cs="Courier New"/>
+          <w:color w:val="080808"/>
+          <w:kern w:val="0"/>
+          <w:sz w:val="20"/>
+          <w:szCs w:val="20"/>
+          <w14:ligatures w14:val="none"/>
+        </w:rPr>
+        <w:t>() {</w:t>
+      </w:r>
+      <w:r>
+        <w:rPr>
+          <w:rFonts w:ascii="Courier New" w:eastAsia="Times New Roman" w:hAnsi="Courier New" w:cs="Courier New"/>
+          <w:color w:val="080808"/>
+          <w:kern w:val="0"/>
+          <w:sz w:val="20"/>
+          <w:szCs w:val="20"/>
+          <w14:ligatures w14:val="none"/>
+        </w:rPr>
+        <w:br/>
+        <w:t xml:space="preserve">        </w:t>
+      </w:r>
+      <w:r>
+        <w:rPr>
+          <w:rFonts w:ascii="Courier New" w:eastAsia="Times New Roman" w:hAnsi="Courier New" w:cs="Courier New"/>
+          <w:color w:val="0033B3"/>
+          <w:kern w:val="0"/>
+          <w:sz w:val="20"/>
+          <w:szCs w:val="20"/>
+          <w14:ligatures w14:val="none"/>
+        </w:rPr>
+        <w:t xml:space="preserve">return new </w:t>
+      </w:r>
+      <w:r>
+        <w:rPr>
+          <w:rFonts w:ascii="Courier New" w:eastAsia="Times New Roman" w:hAnsi="Courier New" w:cs="Courier New"/>
+          <w:color w:val="080808"/>
+          <w:kern w:val="0"/>
+          <w:sz w:val="20"/>
+          <w:szCs w:val="20"/>
+          <w14:ligatures w14:val="none"/>
+        </w:rPr>
+        <w:t>StripePaymentService();</w:t>
+      </w:r>
+      <w:r>
+        <w:rPr>
+          <w:rFonts w:ascii="Courier New" w:eastAsia="Times New Roman" w:hAnsi="Courier New" w:cs="Courier New"/>
+          <w:color w:val="080808"/>
+          <w:kern w:val="0"/>
+          <w:sz w:val="20"/>
+          <w:szCs w:val="20"/>
+          <w14:ligatures w14:val="none"/>
+        </w:rPr>
+        <w:br/>
+        <w:t xml:space="preserve">    }</w:t>
+      </w:r>
+      <w:r>
+        <w:rPr>
+          <w:rFonts w:ascii="Courier New" w:eastAsia="Times New Roman" w:hAnsi="Courier New" w:cs="Courier New"/>
+          <w:color w:val="080808"/>
+          <w:kern w:val="0"/>
+          <w:sz w:val="20"/>
+          <w:szCs w:val="20"/>
+          <w14:ligatures w14:val="none"/>
+        </w:rPr>
+        <w:br/>
+      </w:r>
+      <w:r>
+        <w:rPr>
+          <w:rFonts w:ascii="Courier New" w:eastAsia="Times New Roman" w:hAnsi="Courier New" w:cs="Courier New"/>
+          <w:color w:val="080808"/>
+          <w:kern w:val="0"/>
+          <w:sz w:val="20"/>
+          <w:szCs w:val="20"/>
+          <w14:ligatures w14:val="none"/>
+        </w:rPr>
+        <w:br/>
+        <w:t xml:space="preserve">    </w:t>
+      </w:r>
+      <w:r>
+        <w:rPr>
+          <w:rFonts w:ascii="Courier New" w:eastAsia="Times New Roman" w:hAnsi="Courier New" w:cs="Courier New"/>
+          <w:color w:val="9E880D"/>
+          <w:kern w:val="0"/>
+          <w:sz w:val="20"/>
+          <w:szCs w:val="20"/>
+          <w14:ligatures w14:val="none"/>
+        </w:rPr>
+        <w:t>@Bean</w:t>
+      </w:r>
+      <w:r>
+        <w:rPr>
+          <w:rFonts w:ascii="Courier New" w:eastAsia="Times New Roman" w:hAnsi="Courier New" w:cs="Courier New"/>
+          <w:color w:val="9E880D"/>
+          <w:kern w:val="0"/>
+          <w:sz w:val="20"/>
+          <w:szCs w:val="20"/>
+          <w14:ligatures w14:val="none"/>
+        </w:rPr>
+        <w:br/>
+        <w:t xml:space="preserve">    </w:t>
+      </w:r>
+      <w:r>
+        <w:rPr>
+          <w:rFonts w:ascii="Courier New" w:eastAsia="Times New Roman" w:hAnsi="Courier New" w:cs="Courier New"/>
+          <w:color w:val="0033B3"/>
+          <w:kern w:val="0"/>
+          <w:sz w:val="20"/>
+          <w:szCs w:val="20"/>
+          <w14:ligatures w14:val="none"/>
+        </w:rPr>
+        <w:t xml:space="preserve">public </w:t>
+      </w:r>
+      <w:r>
+        <w:rPr>
+          <w:rFonts w:ascii="Courier New" w:eastAsia="Times New Roman" w:hAnsi="Courier New" w:cs="Courier New"/>
+          <w:color w:val="000000"/>
+          <w:kern w:val="0"/>
+          <w:sz w:val="20"/>
+          <w:szCs w:val="20"/>
+          <w14:ligatures w14:val="none"/>
+        </w:rPr>
+        <w:t xml:space="preserve">PaymentService </w:t>
+      </w:r>
+      <w:r>
+        <w:rPr>
+          <w:rFonts w:ascii="Courier New" w:eastAsia="Times New Roman" w:hAnsi="Courier New" w:cs="Courier New"/>
+          <w:color w:val="00627A"/>
+          <w:kern w:val="0"/>
+          <w:sz w:val="20"/>
+          <w:szCs w:val="20"/>
+          <w14:ligatures w14:val="none"/>
+        </w:rPr>
+        <w:t>paypal</w:t>
+      </w:r>
+      <w:r>
+        <w:rPr>
+          <w:rFonts w:ascii="Courier New" w:eastAsia="Times New Roman" w:hAnsi="Courier New" w:cs="Courier New"/>
+          <w:color w:val="080808"/>
+          <w:kern w:val="0"/>
+          <w:sz w:val="20"/>
+          <w:szCs w:val="20"/>
+          <w14:ligatures w14:val="none"/>
+        </w:rPr>
+        <w:t>() {</w:t>
+      </w:r>
+      <w:r>
+        <w:rPr>
+          <w:rFonts w:ascii="Courier New" w:eastAsia="Times New Roman" w:hAnsi="Courier New" w:cs="Courier New"/>
+          <w:color w:val="080808"/>
+          <w:kern w:val="0"/>
+          <w:sz w:val="20"/>
+          <w:szCs w:val="20"/>
+          <w14:ligatures w14:val="none"/>
+        </w:rPr>
+        <w:br/>
+        <w:t xml:space="preserve">        </w:t>
+      </w:r>
+      <w:r>
+        <w:rPr>
+          <w:rFonts w:ascii="Courier New" w:eastAsia="Times New Roman" w:hAnsi="Courier New" w:cs="Courier New"/>
+          <w:color w:val="0033B3"/>
+          <w:kern w:val="0"/>
+          <w:sz w:val="20"/>
+          <w:szCs w:val="20"/>
+          <w14:ligatures w14:val="none"/>
+        </w:rPr>
+        <w:t xml:space="preserve">return new </w:t>
+      </w:r>
+      <w:r>
+        <w:rPr>
+          <w:rFonts w:ascii="Courier New" w:eastAsia="Times New Roman" w:hAnsi="Courier New" w:cs="Courier New"/>
+          <w:color w:val="080808"/>
+          <w:kern w:val="0"/>
+          <w:sz w:val="20"/>
+          <w:szCs w:val="20"/>
+          <w14:ligatures w14:val="none"/>
+        </w:rPr>
+        <w:t>PaypalPaymentService();</w:t>
+      </w:r>
+      <w:r>
+        <w:rPr>
+          <w:rFonts w:ascii="Courier New" w:eastAsia="Times New Roman" w:hAnsi="Courier New" w:cs="Courier New"/>
+          <w:color w:val="080808"/>
+          <w:kern w:val="0"/>
+          <w:sz w:val="20"/>
+          <w:szCs w:val="20"/>
+          <w14:ligatures w14:val="none"/>
+        </w:rPr>
+        <w:br/>
+        <w:t xml:space="preserve">    }</w:t>
+      </w:r>
+      <w:r>
+        <w:rPr>
+          <w:rFonts w:ascii="Courier New" w:eastAsia="Times New Roman" w:hAnsi="Courier New" w:cs="Courier New"/>
+          <w:color w:val="080808"/>
+          <w:kern w:val="0"/>
+          <w:sz w:val="20"/>
+          <w:szCs w:val="20"/>
+          <w14:ligatures w14:val="none"/>
+        </w:rPr>
+        <w:br/>
+      </w:r>
+      <w:r>
+        <w:rPr>
+          <w:rFonts w:ascii="Courier New" w:eastAsia="Times New Roman" w:hAnsi="Courier New" w:cs="Courier New"/>
+          <w:color w:val="080808"/>
+          <w:kern w:val="0"/>
+          <w:sz w:val="20"/>
+          <w:szCs w:val="20"/>
+          <w14:ligatures w14:val="none"/>
+        </w:rPr>
+        <w:br/>
+        <w:t xml:space="preserve">    </w:t>
+      </w:r>
+      <w:r>
+        <w:rPr>
+          <w:rFonts w:ascii="Courier New" w:eastAsia="Times New Roman" w:hAnsi="Courier New" w:cs="Courier New"/>
+          <w:color w:val="9E880D"/>
+          <w:kern w:val="0"/>
+          <w:sz w:val="20"/>
+          <w:szCs w:val="20"/>
+          <w14:ligatures w14:val="none"/>
+        </w:rPr>
+        <w:t>@Bean</w:t>
+      </w:r>
+      <w:r>
+        <w:rPr>
+          <w:rFonts w:ascii="Courier New" w:eastAsia="Times New Roman" w:hAnsi="Courier New" w:cs="Courier New"/>
+          <w:color w:val="9E880D"/>
+          <w:kern w:val="0"/>
+          <w:sz w:val="20"/>
+          <w:szCs w:val="20"/>
+          <w14:ligatures w14:val="none"/>
+        </w:rPr>
+        <w:br/>
+        <w:t xml:space="preserve">    @Lazy</w:t>
+      </w:r>
+      <w:r>
+        <w:rPr>
+          <w:rFonts w:ascii="Courier New" w:eastAsia="Times New Roman" w:hAnsi="Courier New" w:cs="Courier New"/>
+          <w:color w:val="9E880D"/>
+          <w:kern w:val="0"/>
+          <w:sz w:val="20"/>
+          <w:szCs w:val="20"/>
+          <w14:ligatures w14:val="none"/>
+        </w:rPr>
+        <w:br/>
+        <w:t xml:space="preserve">    </w:t>
+      </w:r>
+      <w:r>
+        <w:rPr>
+          <w:rFonts w:ascii="Courier New" w:eastAsia="Times New Roman" w:hAnsi="Courier New" w:cs="Courier New"/>
+          <w:color w:val="0033B3"/>
+          <w:kern w:val="0"/>
+          <w:sz w:val="20"/>
+          <w:szCs w:val="20"/>
+          <w14:ligatures w14:val="none"/>
+        </w:rPr>
+        <w:t xml:space="preserve">public </w:t>
+      </w:r>
+      <w:r>
+        <w:rPr>
+          <w:rFonts w:ascii="Courier New" w:eastAsia="Times New Roman" w:hAnsi="Courier New" w:cs="Courier New"/>
+          <w:color w:val="000000"/>
+          <w:kern w:val="0"/>
+          <w:sz w:val="20"/>
+          <w:szCs w:val="20"/>
+          <w14:ligatures w14:val="none"/>
+        </w:rPr>
+        <w:t xml:space="preserve">OrderService </w:t>
+      </w:r>
+      <w:r>
+        <w:rPr>
+          <w:rFonts w:ascii="Courier New" w:eastAsia="Times New Roman" w:hAnsi="Courier New" w:cs="Courier New"/>
+          <w:color w:val="00627A"/>
+          <w:kern w:val="0"/>
+          <w:sz w:val="20"/>
+          <w:szCs w:val="20"/>
+          <w14:ligatures w14:val="none"/>
+        </w:rPr>
+        <w:t>orderService</w:t>
+      </w:r>
+      <w:r>
+        <w:rPr>
+          <w:rFonts w:ascii="Courier New" w:eastAsia="Times New Roman" w:hAnsi="Courier New" w:cs="Courier New"/>
+          <w:color w:val="080808"/>
+          <w:kern w:val="0"/>
+          <w:sz w:val="20"/>
+          <w:szCs w:val="20"/>
+          <w14:ligatures w14:val="none"/>
+        </w:rPr>
+        <w:t>() {</w:t>
+      </w:r>
+      <w:r>
+        <w:rPr>
+          <w:rFonts w:ascii="Courier New" w:eastAsia="Times New Roman" w:hAnsi="Courier New" w:cs="Courier New"/>
+          <w:color w:val="080808"/>
+          <w:kern w:val="0"/>
+          <w:sz w:val="20"/>
+          <w:szCs w:val="20"/>
+          <w14:ligatures w14:val="none"/>
+        </w:rPr>
+        <w:br/>
+        <w:t xml:space="preserve">        </w:t>
+      </w:r>
+      <w:r>
+        <w:rPr>
+          <w:rFonts w:ascii="Courier New" w:eastAsia="Times New Roman" w:hAnsi="Courier New" w:cs="Courier New"/>
+          <w:color w:val="0033B3"/>
+          <w:kern w:val="0"/>
+          <w:sz w:val="20"/>
+          <w:szCs w:val="20"/>
+          <w14:ligatures w14:val="none"/>
+        </w:rPr>
+        <w:t>if</w:t>
+      </w:r>
+      <w:r>
+        <w:rPr>
+          <w:rFonts w:ascii="Courier New" w:eastAsia="Times New Roman" w:hAnsi="Courier New" w:cs="Courier New"/>
+          <w:color w:val="080808"/>
+          <w:kern w:val="0"/>
+          <w:sz w:val="20"/>
+          <w:szCs w:val="20"/>
+          <w14:ligatures w14:val="none"/>
+        </w:rPr>
+        <w:t>(</w:t>
+      </w:r>
+      <w:r>
+        <w:rPr>
+          <w:rFonts w:ascii="Courier New" w:eastAsia="Times New Roman" w:hAnsi="Courier New" w:cs="Courier New"/>
+          <w:color w:val="871094"/>
+          <w:kern w:val="0"/>
+          <w:sz w:val="20"/>
+          <w:szCs w:val="20"/>
+          <w14:ligatures w14:val="none"/>
+        </w:rPr>
+        <w:t>paymentGateway</w:t>
+      </w:r>
+      <w:r>
+        <w:rPr>
+          <w:rFonts w:ascii="Courier New" w:eastAsia="Times New Roman" w:hAnsi="Courier New" w:cs="Courier New"/>
+          <w:color w:val="080808"/>
+          <w:kern w:val="0"/>
+          <w:sz w:val="20"/>
+          <w:szCs w:val="20"/>
+          <w14:ligatures w14:val="none"/>
+        </w:rPr>
+        <w:t>.equals(</w:t>
+      </w:r>
+      <w:r>
+        <w:rPr>
+          <w:rFonts w:ascii="Courier New" w:eastAsia="Times New Roman" w:hAnsi="Courier New" w:cs="Courier New"/>
+          <w:color w:val="067D17"/>
+          <w:kern w:val="0"/>
+          <w:sz w:val="20"/>
+          <w:szCs w:val="20"/>
+          <w14:ligatures w14:val="none"/>
+        </w:rPr>
+        <w:t>"paypal"</w:t>
+      </w:r>
+      <w:r>
+        <w:rPr>
+          <w:rFonts w:ascii="Courier New" w:eastAsia="Times New Roman" w:hAnsi="Courier New" w:cs="Courier New"/>
+          <w:color w:val="080808"/>
+          <w:kern w:val="0"/>
+          <w:sz w:val="20"/>
+          <w:szCs w:val="20"/>
+          <w14:ligatures w14:val="none"/>
+        </w:rPr>
+        <w:t>)){</w:t>
+      </w:r>
+      <w:r>
+        <w:rPr>
+          <w:rFonts w:ascii="Courier New" w:eastAsia="Times New Roman" w:hAnsi="Courier New" w:cs="Courier New"/>
+          <w:color w:val="080808"/>
+          <w:kern w:val="0"/>
+          <w:sz w:val="20"/>
+          <w:szCs w:val="20"/>
+          <w14:ligatures w14:val="none"/>
+        </w:rPr>
+        <w:br/>
+        <w:t xml:space="preserve">            </w:t>
+      </w:r>
+      <w:r>
+        <w:rPr>
+          <w:rFonts w:ascii="Courier New" w:eastAsia="Times New Roman" w:hAnsi="Courier New" w:cs="Courier New"/>
+          <w:color w:val="0033B3"/>
+          <w:kern w:val="0"/>
+          <w:sz w:val="20"/>
+          <w:szCs w:val="20"/>
+          <w14:ligatures w14:val="none"/>
+        </w:rPr>
+        <w:t xml:space="preserve">return new </w:t>
+      </w:r>
+      <w:r>
+        <w:rPr>
+          <w:rFonts w:ascii="Courier New" w:eastAsia="Times New Roman" w:hAnsi="Courier New" w:cs="Courier New"/>
+          <w:color w:val="080808"/>
+          <w:kern w:val="0"/>
+          <w:sz w:val="20"/>
+          <w:szCs w:val="20"/>
+          <w14:ligatures w14:val="none"/>
+        </w:rPr>
+        <w:t>OrderService(paypal());</w:t>
+      </w:r>
+      <w:r>
+        <w:rPr>
+          <w:rFonts w:ascii="Courier New" w:eastAsia="Times New Roman" w:hAnsi="Courier New" w:cs="Courier New"/>
+          <w:color w:val="080808"/>
+          <w:kern w:val="0"/>
+          <w:sz w:val="20"/>
+          <w:szCs w:val="20"/>
+          <w14:ligatures w14:val="none"/>
+        </w:rPr>
+        <w:br/>
+        <w:t xml:space="preserve">        }</w:t>
+      </w:r>
+      <w:r>
+        <w:rPr>
+          <w:rFonts w:ascii="Courier New" w:eastAsia="Times New Roman" w:hAnsi="Courier New" w:cs="Courier New"/>
+          <w:color w:val="080808"/>
+          <w:kern w:val="0"/>
+          <w:sz w:val="20"/>
+          <w:szCs w:val="20"/>
+          <w14:ligatures w14:val="none"/>
+        </w:rPr>
+        <w:br/>
+        <w:t xml:space="preserve">        </w:t>
+      </w:r>
+      <w:r>
+        <w:rPr>
+          <w:rFonts w:ascii="Courier New" w:eastAsia="Times New Roman" w:hAnsi="Courier New" w:cs="Courier New"/>
+          <w:color w:val="0033B3"/>
+          <w:kern w:val="0"/>
+          <w:sz w:val="20"/>
+          <w:szCs w:val="20"/>
+          <w14:ligatures w14:val="none"/>
+        </w:rPr>
+        <w:t xml:space="preserve">return new </w:t>
+      </w:r>
+      <w:r>
+        <w:rPr>
+          <w:rFonts w:ascii="Courier New" w:eastAsia="Times New Roman" w:hAnsi="Courier New" w:cs="Courier New"/>
+          <w:color w:val="080808"/>
+          <w:kern w:val="0"/>
+          <w:sz w:val="20"/>
+          <w:szCs w:val="20"/>
+          <w14:ligatures w14:val="none"/>
+        </w:rPr>
+        <w:t>OrderService(stripe());</w:t>
+      </w:r>
+      <w:r>
+        <w:rPr>
+          <w:rFonts w:ascii="Courier New" w:eastAsia="Times New Roman" w:hAnsi="Courier New" w:cs="Courier New"/>
+          <w:color w:val="080808"/>
+          <w:kern w:val="0"/>
+          <w:sz w:val="20"/>
+          <w:szCs w:val="20"/>
+          <w14:ligatures w14:val="none"/>
+        </w:rPr>
+        <w:br/>
+        <w:t xml:space="preserve">    }</w:t>
+      </w:r>
+      <w:r>
+        <w:rPr>
+          <w:rFonts w:ascii="Courier New" w:eastAsia="Times New Roman" w:hAnsi="Courier New" w:cs="Courier New"/>
+          <w:color w:val="080808"/>
+          <w:kern w:val="0"/>
+          <w:sz w:val="20"/>
+          <w:szCs w:val="20"/>
+          <w14:ligatures w14:val="none"/>
+        </w:rPr>
+        <w:br/>
+      </w:r>
+      <w:r>
+        <w:rPr>
+          <w:rFonts w:ascii="Courier New" w:eastAsia="Times New Roman" w:hAnsi="Courier New" w:cs="Courier New"/>
+          <w:color w:val="080808"/>
+          <w:kern w:val="0"/>
+          <w:sz w:val="20"/>
+          <w:szCs w:val="20"/>
+          <w14:ligatures w14:val="none"/>
+        </w:rPr>
+        <w:br/>
+        <w:t xml:space="preserve">    </w:t>
+      </w:r>
+      <w:r>
+        <w:rPr>
+          <w:rFonts w:ascii="Courier New" w:eastAsia="Times New Roman" w:hAnsi="Courier New" w:cs="Courier New"/>
+          <w:color w:val="9E880D"/>
+          <w:kern w:val="0"/>
+          <w:sz w:val="20"/>
+          <w:szCs w:val="20"/>
+          <w14:ligatures w14:val="none"/>
+        </w:rPr>
+        <w:t>@Bean</w:t>
+      </w:r>
+      <w:r>
+        <w:rPr>
+          <w:rFonts w:ascii="Courier New" w:eastAsia="Times New Roman" w:hAnsi="Courier New" w:cs="Courier New"/>
+          <w:color w:val="9E880D"/>
+          <w:kern w:val="0"/>
+          <w:sz w:val="20"/>
+          <w:szCs w:val="20"/>
+          <w14:ligatures w14:val="none"/>
+        </w:rPr>
+        <w:br/>
+        <w:t xml:space="preserve">    </w:t>
+      </w:r>
+      <w:r>
+        <w:rPr>
+          <w:rFonts w:ascii="Courier New" w:eastAsia="Times New Roman" w:hAnsi="Courier New" w:cs="Courier New"/>
+          <w:color w:val="0033B3"/>
+          <w:kern w:val="0"/>
+          <w:sz w:val="20"/>
+          <w:szCs w:val="20"/>
+          <w14:ligatures w14:val="none"/>
+        </w:rPr>
+        <w:t xml:space="preserve">public </w:t>
+      </w:r>
+      <w:r>
+        <w:rPr>
+          <w:rFonts w:ascii="Courier New" w:eastAsia="Times New Roman" w:hAnsi="Courier New" w:cs="Courier New"/>
+          <w:color w:val="000000"/>
+          <w:kern w:val="0"/>
+          <w:sz w:val="20"/>
+          <w:szCs w:val="20"/>
+          <w14:ligatures w14:val="none"/>
+        </w:rPr>
+        <w:t xml:space="preserve">NotificationService </w:t>
+      </w:r>
+      <w:r>
+        <w:rPr>
+          <w:rFonts w:ascii="Courier New" w:eastAsia="Times New Roman" w:hAnsi="Courier New" w:cs="Courier New"/>
+          <w:color w:val="00627A"/>
+          <w:kern w:val="0"/>
+          <w:sz w:val="20"/>
+          <w:szCs w:val="20"/>
+          <w14:ligatures w14:val="none"/>
+        </w:rPr>
+        <w:t>email</w:t>
+      </w:r>
+      <w:r>
+        <w:rPr>
+          <w:rFonts w:ascii="Courier New" w:eastAsia="Times New Roman" w:hAnsi="Courier New" w:cs="Courier New"/>
+          <w:color w:val="080808"/>
+          <w:kern w:val="0"/>
+          <w:sz w:val="20"/>
+          <w:szCs w:val="20"/>
+          <w14:ligatures w14:val="none"/>
+        </w:rPr>
+        <w:t>() {</w:t>
+      </w:r>
+      <w:r>
+        <w:rPr>
+          <w:rFonts w:ascii="Courier New" w:eastAsia="Times New Roman" w:hAnsi="Courier New" w:cs="Courier New"/>
+          <w:color w:val="080808"/>
+          <w:kern w:val="0"/>
+          <w:sz w:val="20"/>
+          <w:szCs w:val="20"/>
+          <w14:ligatures w14:val="none"/>
+        </w:rPr>
+        <w:br/>
+        <w:t xml:space="preserve">        </w:t>
+      </w:r>
+      <w:r>
+        <w:rPr>
+          <w:rFonts w:ascii="Courier New" w:eastAsia="Times New Roman" w:hAnsi="Courier New" w:cs="Courier New"/>
+          <w:color w:val="0033B3"/>
+          <w:kern w:val="0"/>
+          <w:sz w:val="20"/>
+          <w:szCs w:val="20"/>
+          <w14:ligatures w14:val="none"/>
+        </w:rPr>
+        <w:t xml:space="preserve">return new </w:t>
+      </w:r>
+      <w:r>
+        <w:rPr>
+          <w:rFonts w:ascii="Courier New" w:eastAsia="Times New Roman" w:hAnsi="Courier New" w:cs="Courier New"/>
+          <w:color w:val="080808"/>
+          <w:kern w:val="0"/>
+          <w:sz w:val="20"/>
+          <w:szCs w:val="20"/>
+          <w14:ligatures w14:val="none"/>
+        </w:rPr>
+        <w:t>EmailNotificationService();</w:t>
+      </w:r>
+      <w:r>
+        <w:rPr>
+          <w:rFonts w:ascii="Courier New" w:eastAsia="Times New Roman" w:hAnsi="Courier New" w:cs="Courier New"/>
+          <w:color w:val="080808"/>
+          <w:kern w:val="0"/>
+          <w:sz w:val="20"/>
+          <w:szCs w:val="20"/>
+          <w14:ligatures w14:val="none"/>
+        </w:rPr>
+        <w:br/>
+        <w:t xml:space="preserve">    }</w:t>
+      </w:r>
+      <w:r>
+        <w:rPr>
+          <w:rFonts w:ascii="Courier New" w:eastAsia="Times New Roman" w:hAnsi="Courier New" w:cs="Courier New"/>
+          <w:color w:val="080808"/>
+          <w:kern w:val="0"/>
+          <w:sz w:val="20"/>
+          <w:szCs w:val="20"/>
+          <w14:ligatures w14:val="none"/>
+        </w:rPr>
+        <w:br/>
+      </w:r>
+      <w:r>
+        <w:rPr>
+          <w:rFonts w:ascii="Courier New" w:eastAsia="Times New Roman" w:hAnsi="Courier New" w:cs="Courier New"/>
+          <w:color w:val="080808"/>
+          <w:kern w:val="0"/>
+          <w:sz w:val="20"/>
+          <w:szCs w:val="20"/>
+          <w14:ligatures w14:val="none"/>
+        </w:rPr>
+        <w:br/>
+      </w:r>
+      <w:r>
+        <w:rPr>
+          <w:rFonts w:ascii="Courier New" w:eastAsia="Times New Roman" w:hAnsi="Courier New" w:cs="Courier New"/>
+          <w:color w:val="080808"/>
+          <w:kern w:val="0"/>
+          <w:sz w:val="20"/>
+          <w:szCs w:val="20"/>
+          <w14:ligatures w14:val="none"/>
+        </w:rPr>
+        <w:lastRenderedPageBreak/>
+        <w:t xml:space="preserve">    </w:t>
+      </w:r>
+      <w:r>
+        <w:rPr>
+          <w:rFonts w:ascii="Courier New" w:eastAsia="Times New Roman" w:hAnsi="Courier New" w:cs="Courier New"/>
+          <w:color w:val="9E880D"/>
+          <w:kern w:val="0"/>
+          <w:sz w:val="20"/>
+          <w:szCs w:val="20"/>
+          <w14:ligatures w14:val="none"/>
+        </w:rPr>
+        <w:t>@Bean</w:t>
+      </w:r>
+      <w:r>
+        <w:rPr>
+          <w:rFonts w:ascii="Courier New" w:eastAsia="Times New Roman" w:hAnsi="Courier New" w:cs="Courier New"/>
+          <w:color w:val="9E880D"/>
+          <w:kern w:val="0"/>
+          <w:sz w:val="20"/>
+          <w:szCs w:val="20"/>
+          <w14:ligatures w14:val="none"/>
+        </w:rPr>
+        <w:br/>
+        <w:t xml:space="preserve">    </w:t>
+      </w:r>
+      <w:r>
+        <w:rPr>
+          <w:rFonts w:ascii="Courier New" w:eastAsia="Times New Roman" w:hAnsi="Courier New" w:cs="Courier New"/>
+          <w:color w:val="0033B3"/>
+          <w:kern w:val="0"/>
+          <w:sz w:val="20"/>
+          <w:szCs w:val="20"/>
+          <w14:ligatures w14:val="none"/>
+        </w:rPr>
+        <w:t xml:space="preserve">public </w:t>
+      </w:r>
+      <w:r>
+        <w:rPr>
+          <w:rFonts w:ascii="Courier New" w:eastAsia="Times New Roman" w:hAnsi="Courier New" w:cs="Courier New"/>
+          <w:color w:val="000000"/>
+          <w:kern w:val="0"/>
+          <w:sz w:val="20"/>
+          <w:szCs w:val="20"/>
+          <w14:ligatures w14:val="none"/>
+        </w:rPr>
+        <w:t xml:space="preserve">UserRepository </w:t>
+      </w:r>
+      <w:r>
+        <w:rPr>
+          <w:rFonts w:ascii="Courier New" w:eastAsia="Times New Roman" w:hAnsi="Courier New" w:cs="Courier New"/>
+          <w:color w:val="00627A"/>
+          <w:kern w:val="0"/>
+          <w:sz w:val="20"/>
+          <w:szCs w:val="20"/>
+          <w14:ligatures w14:val="none"/>
+        </w:rPr>
+        <w:t>inmemory</w:t>
+      </w:r>
+      <w:r>
+        <w:rPr>
+          <w:rFonts w:ascii="Courier New" w:eastAsia="Times New Roman" w:hAnsi="Courier New" w:cs="Courier New"/>
+          <w:color w:val="080808"/>
+          <w:kern w:val="0"/>
+          <w:sz w:val="20"/>
+          <w:szCs w:val="20"/>
+          <w14:ligatures w14:val="none"/>
+        </w:rPr>
+        <w:t>() {</w:t>
+      </w:r>
+      <w:r>
+        <w:rPr>
+          <w:rFonts w:ascii="Courier New" w:eastAsia="Times New Roman" w:hAnsi="Courier New" w:cs="Courier New"/>
+          <w:color w:val="080808"/>
+          <w:kern w:val="0"/>
+          <w:sz w:val="20"/>
+          <w:szCs w:val="20"/>
+          <w14:ligatures w14:val="none"/>
+        </w:rPr>
+        <w:br/>
+        <w:t xml:space="preserve">        </w:t>
+      </w:r>
+      <w:r>
+        <w:rPr>
+          <w:rFonts w:ascii="Courier New" w:eastAsia="Times New Roman" w:hAnsi="Courier New" w:cs="Courier New"/>
+          <w:color w:val="0033B3"/>
+          <w:kern w:val="0"/>
+          <w:sz w:val="20"/>
+          <w:szCs w:val="20"/>
+          <w14:ligatures w14:val="none"/>
+        </w:rPr>
+        <w:t xml:space="preserve">return new </w:t>
+      </w:r>
+      <w:r>
+        <w:rPr>
+          <w:rFonts w:ascii="Courier New" w:eastAsia="Times New Roman" w:hAnsi="Courier New" w:cs="Courier New"/>
+          <w:color w:val="080808"/>
+          <w:kern w:val="0"/>
+          <w:sz w:val="20"/>
+          <w:szCs w:val="20"/>
+          <w14:ligatures w14:val="none"/>
+        </w:rPr>
+        <w:t>InMemoryUserRepository();</w:t>
+      </w:r>
+      <w:r>
+        <w:rPr>
+          <w:rFonts w:ascii="Courier New" w:eastAsia="Times New Roman" w:hAnsi="Courier New" w:cs="Courier New"/>
+          <w:color w:val="080808"/>
+          <w:kern w:val="0"/>
+          <w:sz w:val="20"/>
+          <w:szCs w:val="20"/>
+          <w14:ligatures w14:val="none"/>
+        </w:rPr>
+        <w:br/>
+        <w:t xml:space="preserve">    }</w:t>
+      </w:r>
+      <w:r>
+        <w:rPr>
+          <w:rFonts w:ascii="Courier New" w:eastAsia="Times New Roman" w:hAnsi="Courier New" w:cs="Courier New"/>
+          <w:color w:val="080808"/>
+          <w:kern w:val="0"/>
+          <w:sz w:val="20"/>
+          <w:szCs w:val="20"/>
+          <w14:ligatures w14:val="none"/>
+        </w:rPr>
+        <w:br/>
+      </w:r>
+      <w:r>
+        <w:rPr>
+          <w:rFonts w:ascii="Courier New" w:eastAsia="Times New Roman" w:hAnsi="Courier New" w:cs="Courier New"/>
+          <w:color w:val="080808"/>
+          <w:kern w:val="0"/>
+          <w:sz w:val="20"/>
+          <w:szCs w:val="20"/>
+          <w14:ligatures w14:val="none"/>
+        </w:rPr>
+        <w:br/>
+        <w:t xml:space="preserve">    </w:t>
+      </w:r>
+      <w:r>
+        <w:rPr>
+          <w:rFonts w:ascii="Courier New" w:eastAsia="Times New Roman" w:hAnsi="Courier New" w:cs="Courier New"/>
+          <w:color w:val="9E880D"/>
+          <w:kern w:val="0"/>
+          <w:sz w:val="20"/>
+          <w:szCs w:val="20"/>
+          <w14:ligatures w14:val="none"/>
+        </w:rPr>
+        <w:t>@Bean</w:t>
+      </w:r>
+      <w:r>
+        <w:rPr>
+          <w:rFonts w:ascii="Courier New" w:eastAsia="Times New Roman" w:hAnsi="Courier New" w:cs="Courier New"/>
+          <w:color w:val="9E880D"/>
+          <w:kern w:val="0"/>
+          <w:sz w:val="20"/>
+          <w:szCs w:val="20"/>
+          <w14:ligatures w14:val="none"/>
+        </w:rPr>
+        <w:br/>
+        <w:t xml:space="preserve">    </w:t>
+      </w:r>
+      <w:r>
+        <w:rPr>
+          <w:rFonts w:ascii="Courier New" w:eastAsia="Times New Roman" w:hAnsi="Courier New" w:cs="Courier New"/>
+          <w:color w:val="0033B3"/>
+          <w:kern w:val="0"/>
+          <w:sz w:val="20"/>
+          <w:szCs w:val="20"/>
+          <w14:ligatures w14:val="none"/>
+        </w:rPr>
+        <w:t xml:space="preserve">public </w:t>
+      </w:r>
+      <w:r>
+        <w:rPr>
+          <w:rFonts w:ascii="Courier New" w:eastAsia="Times New Roman" w:hAnsi="Courier New" w:cs="Courier New"/>
+          <w:color w:val="000000"/>
+          <w:kern w:val="0"/>
+          <w:sz w:val="20"/>
+          <w:szCs w:val="20"/>
+          <w14:ligatures w14:val="none"/>
+        </w:rPr>
+        <w:t xml:space="preserve">UserService </w:t>
+      </w:r>
+      <w:proofErr w:type="spellStart"/>
+      <w:r>
+        <w:rPr>
+          <w:rFonts w:ascii="Courier New" w:eastAsia="Times New Roman" w:hAnsi="Courier New" w:cs="Courier New"/>
+          <w:color w:val="00627A"/>
+          <w:kern w:val="0"/>
+          <w:sz w:val="20"/>
+          <w:szCs w:val="20"/>
+          <w14:ligatures w14:val="none"/>
+        </w:rPr>
+        <w:t>userService</w:t>
+      </w:r>
+      <w:proofErr w:type="spellEnd"/>
+      <w:r>
+        <w:rPr>
+          <w:rFonts w:ascii="Courier New" w:eastAsia="Times New Roman" w:hAnsi="Courier New" w:cs="Courier New"/>
+          <w:color w:val="080808"/>
+          <w:kern w:val="0"/>
+          <w:sz w:val="20"/>
+          <w:szCs w:val="20"/>
+          <w14:ligatures w14:val="none"/>
+        </w:rPr>
+        <w:t>() {</w:t>
+      </w:r>
+      <w:r>
+        <w:rPr>
+          <w:rFonts w:ascii="Courier New" w:eastAsia="Times New Roman" w:hAnsi="Courier New" w:cs="Courier New"/>
+          <w:color w:val="080808"/>
+          <w:kern w:val="0"/>
+          <w:sz w:val="20"/>
+          <w:szCs w:val="20"/>
+          <w14:ligatures w14:val="none"/>
+        </w:rPr>
+        <w:br/>
+        <w:t xml:space="preserve">        </w:t>
+      </w:r>
+      <w:r>
+        <w:rPr>
+          <w:rFonts w:ascii="Courier New" w:eastAsia="Times New Roman" w:hAnsi="Courier New" w:cs="Courier New"/>
+          <w:color w:val="0033B3"/>
+          <w:kern w:val="0"/>
+          <w:sz w:val="20"/>
+          <w:szCs w:val="20"/>
+          <w14:ligatures w14:val="none"/>
+        </w:rPr>
+        <w:t xml:space="preserve">return new </w:t>
+      </w:r>
+      <w:r>
+        <w:rPr>
+          <w:rFonts w:ascii="Courier New" w:eastAsia="Times New Roman" w:hAnsi="Courier New" w:cs="Courier New"/>
+          <w:color w:val="080808"/>
+          <w:kern w:val="0"/>
+          <w:sz w:val="20"/>
+          <w:szCs w:val="20"/>
+          <w14:ligatures w14:val="none"/>
+        </w:rPr>
+        <w:t>UserService(inmemory(), email());</w:t>
+      </w:r>
+      <w:r>
+        <w:rPr>
+          <w:rFonts w:ascii="Courier New" w:eastAsia="Times New Roman" w:hAnsi="Courier New" w:cs="Courier New"/>
+          <w:color w:val="080808"/>
+          <w:kern w:val="0"/>
+          <w:sz w:val="20"/>
+          <w:szCs w:val="20"/>
+          <w14:ligatures w14:val="none"/>
+        </w:rPr>
+        <w:br/>
+        <w:t xml:space="preserve">    }</w:t>
+      </w:r>
+      <w:r>
+        <w:rPr>
+          <w:rFonts w:ascii="Courier New" w:eastAsia="Times New Roman" w:hAnsi="Courier New" w:cs="Courier New"/>
+          <w:color w:val="080808"/>
+          <w:kern w:val="0"/>
+          <w:sz w:val="20"/>
+          <w:szCs w:val="20"/>
+          <w14:ligatures w14:val="none"/>
+        </w:rPr>
+        <w:br/>
+      </w:r>
+      <w:r>
+        <w:rPr>
+          <w:rFonts w:ascii="Courier New" w:eastAsia="Times New Roman" w:hAnsi="Courier New" w:cs="Courier New"/>
+          <w:color w:val="080808"/>
+          <w:kern w:val="0"/>
+          <w:sz w:val="20"/>
+          <w:szCs w:val="20"/>
+          <w14:ligatures w14:val="none"/>
+        </w:rPr>
+        <w:br/>
+        <w:t>}</w:t>
+      </w:r>
+    </w:p>
+    <w:p>
+      <w:pPr>
+        <w:tabs>
+          <w:tab w:val="left" w:pos="1536"/>
+        </w:tabs>
+        <w:rPr>
+          <w:rFonts w:ascii="Sakkal Majalla" w:hAnsi="Sakkal Majalla" w:cs="Sakkal Majalla"/>
+          <w:sz w:val="28"/>
+          <w:szCs w:val="28"/>
+        </w:rPr>
+      </w:pPr>
+      <w:r>
+        <w:rPr>
+          <w:rFonts w:ascii="Sakkal Majalla" w:hAnsi="Sakkal Majalla" w:cs="Sakkal Majalla"/>
+          <w:sz w:val="28"/>
+          <w:szCs w:val="28"/>
+        </w:rPr>
+        <w:tab/>
+      </w:r>
+      <w:r>
+        <w:rPr>
+          <w:rFonts w:ascii="Sakkal Majalla" w:hAnsi="Sakkal Majalla" w:cs="Sakkal Majalla"/>
+          <w:sz w:val="28"/>
+          <w:szCs w:val="28"/>
+        </w:rPr>
+        <w:t>**********************************************************</w:t>
+      </w:r>
+    </w:p>
+    <w:p>
+      <w:pPr>
+        <w:rPr>
+          <w:rFonts w:ascii="Sakkal Majalla" w:hAnsi="Sakkal Majalla" w:cs="Sakkal Majalla"/>
+          <w:sz w:val="28"/>
+          <w:szCs w:val="28"/>
+        </w:rPr>
+      </w:pPr>
+      <w:r>
+        <w:rPr>
+          <w:rFonts w:ascii="Sakkal Majalla" w:hAnsi="Sakkal Majalla" w:cs="Sakkal Majalla"/>
+          <w:sz w:val="28"/>
+          <w:szCs w:val="28"/>
+        </w:rPr>
+        <w:t>The pom.xml file for flyway &amp;&amp; JPA &amp;&amp; mariadb is:</w:t>
+      </w:r>
+    </w:p>
+    <w:p>
+      <w:pPr>
+        <w:shd w:val="clear" w:color="auto" w:fill="FFFFFF"/>
+        <w:tabs>
+          <w:tab w:val="left" w:pos="916"/>
+          <w:tab w:val="left" w:pos="1832"/>
+          <w:tab w:val="left" w:pos="2748"/>
+          <w:tab w:val="left" w:pos="3664"/>
+          <w:tab w:val="left" w:pos="4580"/>
+          <w:tab w:val="left" w:pos="5496"/>
+          <w:tab w:val="left" w:pos="6412"/>
+          <w:tab w:val="left" w:pos="7328"/>
+          <w:tab w:val="left" w:pos="8244"/>
+          <w:tab w:val="left" w:pos="9160"/>
+          <w:tab w:val="left" w:pos="10076"/>
+          <w:tab w:val="left" w:pos="10992"/>
+          <w:tab w:val="left" w:pos="11908"/>
+          <w:tab w:val="left" w:pos="12824"/>
+          <w:tab w:val="left" w:pos="13740"/>
+          <w:tab w:val="left" w:pos="14656"/>
+        </w:tabs>
+        <w:spacing w:after="0" w:line="240" w:lineRule="auto"/>
+        <w:rPr>
+          <w:rFonts w:ascii="Courier New" w:eastAsia="Times New Roman" w:hAnsi="Courier New" w:cs="Courier New"/>
+          <w:color w:val="080808"/>
+          <w:kern w:val="0"/>
+          <w:sz w:val="20"/>
+          <w:szCs w:val="20"/>
+          <w14:ligatures w14:val="none"/>
+        </w:rPr>
+      </w:pPr>
+      <w:r>
+        <w:rPr>
+          <w:rFonts w:ascii="Courier New" w:eastAsia="Times New Roman" w:hAnsi="Courier New" w:cs="Courier New"/>
+          <w:i/>
+          <w:iCs/>
+          <w:color w:val="080808"/>
+          <w:kern w:val="0"/>
+          <w:sz w:val="20"/>
+          <w:szCs w:val="20"/>
+          <w14:ligatures w14:val="none"/>
+        </w:rPr>
+        <w:t>&lt;?</w:t>
+      </w:r>
+      <w:r>
+        <w:rPr>
+          <w:rFonts w:ascii="Courier New" w:eastAsia="Times New Roman" w:hAnsi="Courier New" w:cs="Courier New"/>
+          <w:color w:val="174AD4"/>
+          <w:kern w:val="0"/>
+          <w:sz w:val="20"/>
+          <w:szCs w:val="20"/>
+          <w14:ligatures w14:val="none"/>
+        </w:rPr>
+        <w:t>xml version</w:t>
+      </w:r>
+      <w:r>
+        <w:rPr>
+          <w:rFonts w:ascii="Courier New" w:eastAsia="Times New Roman" w:hAnsi="Courier New" w:cs="Courier New"/>
+          <w:color w:val="067D17"/>
+          <w:kern w:val="0"/>
+          <w:sz w:val="20"/>
+          <w:szCs w:val="20"/>
+          <w14:ligatures w14:val="none"/>
+        </w:rPr>
+        <w:t xml:space="preserve">="1.0" </w:t>
+      </w:r>
+      <w:r>
+        <w:rPr>
+          <w:rFonts w:ascii="Courier New" w:eastAsia="Times New Roman" w:hAnsi="Courier New" w:cs="Courier New"/>
+          <w:color w:val="174AD4"/>
+          <w:kern w:val="0"/>
+          <w:sz w:val="20"/>
+          <w:szCs w:val="20"/>
+          <w14:ligatures w14:val="none"/>
+        </w:rPr>
+        <w:t>encoding</w:t>
+      </w:r>
+      <w:r>
+        <w:rPr>
+          <w:rFonts w:ascii="Courier New" w:eastAsia="Times New Roman" w:hAnsi="Courier New" w:cs="Courier New"/>
+          <w:color w:val="067D17"/>
+          <w:kern w:val="0"/>
+          <w:sz w:val="20"/>
+          <w:szCs w:val="20"/>
+          <w14:ligatures w14:val="none"/>
+        </w:rPr>
+        <w:t>="UTF-8"</w:t>
+      </w:r>
+      <w:r>
+        <w:rPr>
+          <w:rFonts w:ascii="Courier New" w:eastAsia="Times New Roman" w:hAnsi="Courier New" w:cs="Courier New"/>
+          <w:i/>
+          <w:iCs/>
+          <w:color w:val="080808"/>
+          <w:kern w:val="0"/>
+          <w:sz w:val="20"/>
+          <w:szCs w:val="20"/>
+          <w14:ligatures w14:val="none"/>
+        </w:rPr>
+        <w:t>?&gt;</w:t>
+      </w:r>
+      <w:r>
+        <w:rPr>
+          <w:rFonts w:ascii="Courier New" w:eastAsia="Times New Roman" w:hAnsi="Courier New" w:cs="Courier New"/>
+          <w:i/>
+          <w:iCs/>
+          <w:color w:val="080808"/>
+          <w:kern w:val="0"/>
+          <w:sz w:val="20"/>
+          <w:szCs w:val="20"/>
+          <w14:ligatures w14:val="none"/>
+        </w:rPr>
+        <w:br/>
+      </w:r>
+      <w:r>
+        <w:rPr>
+          <w:rFonts w:ascii="Courier New" w:eastAsia="Times New Roman" w:hAnsi="Courier New" w:cs="Courier New"/>
+          <w:color w:val="080808"/>
+          <w:kern w:val="0"/>
+          <w:sz w:val="20"/>
+          <w:szCs w:val="20"/>
+          <w14:ligatures w14:val="none"/>
+        </w:rPr>
+        <w:t>&lt;</w:t>
+      </w:r>
+      <w:r>
+        <w:rPr>
+          <w:rFonts w:ascii="Courier New" w:eastAsia="Times New Roman" w:hAnsi="Courier New" w:cs="Courier New"/>
+          <w:color w:val="0033B3"/>
+          <w:kern w:val="0"/>
+          <w:sz w:val="20"/>
+          <w:szCs w:val="20"/>
+          <w14:ligatures w14:val="none"/>
+        </w:rPr>
+        <w:t xml:space="preserve">project </w:t>
+      </w:r>
+      <w:r>
+        <w:rPr>
+          <w:rFonts w:ascii="Courier New" w:eastAsia="Times New Roman" w:hAnsi="Courier New" w:cs="Courier New"/>
+          <w:color w:val="174AD4"/>
+          <w:kern w:val="0"/>
+          <w:sz w:val="20"/>
+          <w:szCs w:val="20"/>
+          <w14:ligatures w14:val="none"/>
+        </w:rPr>
+        <w:t>xmlns</w:t>
+      </w:r>
+      <w:r>
+        <w:rPr>
+          <w:rFonts w:ascii="Courier New" w:eastAsia="Times New Roman" w:hAnsi="Courier New" w:cs="Courier New"/>
+          <w:color w:val="067D17"/>
+          <w:kern w:val="0"/>
+          <w:sz w:val="20"/>
+          <w:szCs w:val="20"/>
+          <w14:ligatures w14:val="none"/>
+        </w:rPr>
+        <w:t xml:space="preserve">="http://maven.apache.org/POM/4.0.0" </w:t>
+      </w:r>
+      <w:r>
+        <w:rPr>
+          <w:rFonts w:ascii="Courier New" w:eastAsia="Times New Roman" w:hAnsi="Courier New" w:cs="Courier New"/>
+          <w:color w:val="174AD4"/>
+          <w:kern w:val="0"/>
+          <w:sz w:val="20"/>
+          <w:szCs w:val="20"/>
+          <w14:ligatures w14:val="none"/>
+        </w:rPr>
+        <w:t>xmlns:</w:t>
+      </w:r>
+      <w:r>
+        <w:rPr>
+          <w:rFonts w:ascii="Courier New" w:eastAsia="Times New Roman" w:hAnsi="Courier New" w:cs="Courier New"/>
+          <w:color w:val="871094"/>
+          <w:kern w:val="0"/>
+          <w:sz w:val="20"/>
+          <w:szCs w:val="20"/>
+          <w14:ligatures w14:val="none"/>
+        </w:rPr>
+        <w:t>xsi</w:t>
+      </w:r>
+      <w:r>
+        <w:rPr>
+          <w:rFonts w:ascii="Courier New" w:eastAsia="Times New Roman" w:hAnsi="Courier New" w:cs="Courier New"/>
+          <w:color w:val="067D17"/>
+          <w:kern w:val="0"/>
+          <w:sz w:val="20"/>
+          <w:szCs w:val="20"/>
+          <w14:ligatures w14:val="none"/>
+        </w:rPr>
+        <w:t>="http://www.w3.org/2001/XMLSchema-instance"</w:t>
+      </w:r>
+      <w:r>
+        <w:rPr>
+          <w:rFonts w:ascii="Courier New" w:eastAsia="Times New Roman" w:hAnsi="Courier New" w:cs="Courier New"/>
+          <w:color w:val="067D17"/>
+          <w:kern w:val="0"/>
+          <w:sz w:val="20"/>
+          <w:szCs w:val="20"/>
+          <w14:ligatures w14:val="none"/>
+        </w:rPr>
+        <w:br/>
+        <w:t xml:space="preserve">    </w:t>
+      </w:r>
+      <w:r>
+        <w:rPr>
+          <w:rFonts w:ascii="Courier New" w:eastAsia="Times New Roman" w:hAnsi="Courier New" w:cs="Courier New"/>
+          <w:color w:val="871094"/>
+          <w:kern w:val="0"/>
+          <w:sz w:val="20"/>
+          <w:szCs w:val="20"/>
+          <w14:ligatures w14:val="none"/>
+        </w:rPr>
+        <w:t>xsi</w:t>
+      </w:r>
+      <w:r>
+        <w:rPr>
+          <w:rFonts w:ascii="Courier New" w:eastAsia="Times New Roman" w:hAnsi="Courier New" w:cs="Courier New"/>
+          <w:color w:val="174AD4"/>
+          <w:kern w:val="0"/>
+          <w:sz w:val="20"/>
+          <w:szCs w:val="20"/>
+          <w14:ligatures w14:val="none"/>
+        </w:rPr>
+        <w:t>:schemaLocation</w:t>
+      </w:r>
+      <w:r>
+        <w:rPr>
+          <w:rFonts w:ascii="Courier New" w:eastAsia="Times New Roman" w:hAnsi="Courier New" w:cs="Courier New"/>
+          <w:color w:val="067D17"/>
+          <w:kern w:val="0"/>
+          <w:sz w:val="20"/>
+          <w:szCs w:val="20"/>
+          <w14:ligatures w14:val="none"/>
+        </w:rPr>
+        <w:t>="http://maven.apache.org/POM/4.0.0 https://maven.apache.org/xsd/maven-4.0.0.xsd"</w:t>
+      </w:r>
+      <w:r>
+        <w:rPr>
+          <w:rFonts w:ascii="Courier New" w:eastAsia="Times New Roman" w:hAnsi="Courier New" w:cs="Courier New"/>
+          <w:color w:val="080808"/>
+          <w:kern w:val="0"/>
+          <w:sz w:val="20"/>
+          <w:szCs w:val="20"/>
+          <w14:ligatures w14:val="none"/>
+        </w:rPr>
+        <w:t>&gt;</w:t>
+      </w:r>
+      <w:r>
+        <w:rPr>
+          <w:rFonts w:ascii="Courier New" w:eastAsia="Times New Roman" w:hAnsi="Courier New" w:cs="Courier New"/>
+          <w:color w:val="080808"/>
+          <w:kern w:val="0"/>
+          <w:sz w:val="20"/>
+          <w:szCs w:val="20"/>
+          <w14:ligatures w14:val="none"/>
+        </w:rPr>
+        <w:br/>
+        <w:t xml:space="preserve">    &lt;</w:t>
+      </w:r>
+      <w:r>
+        <w:rPr>
+          <w:rFonts w:ascii="Courier New" w:eastAsia="Times New Roman" w:hAnsi="Courier New" w:cs="Courier New"/>
+          <w:color w:val="0033B3"/>
+          <w:kern w:val="0"/>
+          <w:sz w:val="20"/>
+          <w:szCs w:val="20"/>
+          <w14:ligatures w14:val="none"/>
+        </w:rPr>
+        <w:t>modelVersion</w:t>
+      </w:r>
+      <w:r>
+        <w:rPr>
+          <w:rFonts w:ascii="Courier New" w:eastAsia="Times New Roman" w:hAnsi="Courier New" w:cs="Courier New"/>
+          <w:color w:val="080808"/>
+          <w:kern w:val="0"/>
+          <w:sz w:val="20"/>
+          <w:szCs w:val="20"/>
+          <w14:ligatures w14:val="none"/>
+        </w:rPr>
+        <w:t>&gt;4.0.0&lt;/</w:t>
+      </w:r>
+      <w:r>
+        <w:rPr>
+          <w:rFonts w:ascii="Courier New" w:eastAsia="Times New Roman" w:hAnsi="Courier New" w:cs="Courier New"/>
+          <w:color w:val="0033B3"/>
+          <w:kern w:val="0"/>
+          <w:sz w:val="20"/>
+          <w:szCs w:val="20"/>
+          <w14:ligatures w14:val="none"/>
+        </w:rPr>
+        <w:t>modelVersion</w:t>
+      </w:r>
+      <w:r>
+        <w:rPr>
+          <w:rFonts w:ascii="Courier New" w:eastAsia="Times New Roman" w:hAnsi="Courier New" w:cs="Courier New"/>
+          <w:color w:val="080808"/>
+          <w:kern w:val="0"/>
+          <w:sz w:val="20"/>
+          <w:szCs w:val="20"/>
+          <w14:ligatures w14:val="none"/>
+        </w:rPr>
+        <w:t>&gt;</w:t>
+      </w:r>
+      <w:r>
+        <w:rPr>
+          <w:rFonts w:ascii="Courier New" w:eastAsia="Times New Roman" w:hAnsi="Courier New" w:cs="Courier New"/>
+          <w:color w:val="080808"/>
+          <w:kern w:val="0"/>
+          <w:sz w:val="20"/>
+          <w:szCs w:val="20"/>
+          <w14:ligatures w14:val="none"/>
+        </w:rPr>
+        <w:br/>
+        <w:t xml:space="preserve">    &lt;</w:t>
+      </w:r>
+      <w:r>
+        <w:rPr>
+          <w:rFonts w:ascii="Courier New" w:eastAsia="Times New Roman" w:hAnsi="Courier New" w:cs="Courier New"/>
+          <w:color w:val="0033B3"/>
+          <w:kern w:val="0"/>
+          <w:sz w:val="20"/>
+          <w:szCs w:val="20"/>
+          <w14:ligatures w14:val="none"/>
+        </w:rPr>
+        <w:t>parent</w:t>
+      </w:r>
+      <w:r>
+        <w:rPr>
+          <w:rFonts w:ascii="Courier New" w:eastAsia="Times New Roman" w:hAnsi="Courier New" w:cs="Courier New"/>
+          <w:color w:val="080808"/>
+          <w:kern w:val="0"/>
+          <w:sz w:val="20"/>
+          <w:szCs w:val="20"/>
+          <w14:ligatures w14:val="none"/>
+        </w:rPr>
+        <w:t>&gt;</w:t>
+      </w:r>
+      <w:r>
+        <w:rPr>
+          <w:rFonts w:ascii="Courier New" w:eastAsia="Times New Roman" w:hAnsi="Courier New" w:cs="Courier New"/>
+          <w:color w:val="080808"/>
+          <w:kern w:val="0"/>
+          <w:sz w:val="20"/>
+          <w:szCs w:val="20"/>
+          <w14:ligatures w14:val="none"/>
+        </w:rPr>
+        <w:br/>
+        <w:t xml:space="preserve">       &lt;</w:t>
+      </w:r>
+      <w:r>
+        <w:rPr>
+          <w:rFonts w:ascii="Courier New" w:eastAsia="Times New Roman" w:hAnsi="Courier New" w:cs="Courier New"/>
+          <w:color w:val="0033B3"/>
+          <w:kern w:val="0"/>
+          <w:sz w:val="20"/>
+          <w:szCs w:val="20"/>
+          <w14:ligatures w14:val="none"/>
+        </w:rPr>
+        <w:t>groupId</w:t>
+      </w:r>
+      <w:r>
+        <w:rPr>
+          <w:rFonts w:ascii="Courier New" w:eastAsia="Times New Roman" w:hAnsi="Courier New" w:cs="Courier New"/>
+          <w:color w:val="080808"/>
+          <w:kern w:val="0"/>
+          <w:sz w:val="20"/>
+          <w:szCs w:val="20"/>
+          <w14:ligatures w14:val="none"/>
+        </w:rPr>
+        <w:t>&gt;org.springframework.boot&lt;/</w:t>
+      </w:r>
+      <w:r>
+        <w:rPr>
+          <w:rFonts w:ascii="Courier New" w:eastAsia="Times New Roman" w:hAnsi="Courier New" w:cs="Courier New"/>
+          <w:color w:val="0033B3"/>
+          <w:kern w:val="0"/>
+          <w:sz w:val="20"/>
+          <w:szCs w:val="20"/>
+          <w14:ligatures w14:val="none"/>
+        </w:rPr>
+        <w:t>groupId</w:t>
+      </w:r>
+      <w:r>
+        <w:rPr>
+          <w:rFonts w:ascii="Courier New" w:eastAsia="Times New Roman" w:hAnsi="Courier New" w:cs="Courier New"/>
+          <w:color w:val="080808"/>
+          <w:kern w:val="0"/>
+          <w:sz w:val="20"/>
+          <w:szCs w:val="20"/>
+          <w14:ligatures w14:val="none"/>
+        </w:rPr>
+        <w:t>&gt;</w:t>
+      </w:r>
+      <w:r>
+        <w:rPr>
+          <w:rFonts w:ascii="Courier New" w:eastAsia="Times New Roman" w:hAnsi="Courier New" w:cs="Courier New"/>
+          <w:color w:val="080808"/>
+          <w:kern w:val="0"/>
+          <w:sz w:val="20"/>
+          <w:szCs w:val="20"/>
+          <w14:ligatures w14:val="none"/>
+        </w:rPr>
+        <w:br/>
+        <w:t xml:space="preserve">       &lt;</w:t>
+      </w:r>
+      <w:r>
+        <w:rPr>
+          <w:rFonts w:ascii="Courier New" w:eastAsia="Times New Roman" w:hAnsi="Courier New" w:cs="Courier New"/>
+          <w:color w:val="0033B3"/>
+          <w:kern w:val="0"/>
+          <w:sz w:val="20"/>
+          <w:szCs w:val="20"/>
+          <w14:ligatures w14:val="none"/>
+        </w:rPr>
+        <w:t>artifactId</w:t>
+      </w:r>
+      <w:r>
+        <w:rPr>
+          <w:rFonts w:ascii="Courier New" w:eastAsia="Times New Roman" w:hAnsi="Courier New" w:cs="Courier New"/>
+          <w:color w:val="080808"/>
+          <w:kern w:val="0"/>
+          <w:sz w:val="20"/>
+          <w:szCs w:val="20"/>
+          <w14:ligatures w14:val="none"/>
+        </w:rPr>
+        <w:t>&gt;spring-boot-starter-parent&lt;/</w:t>
+      </w:r>
+      <w:r>
+        <w:rPr>
+          <w:rFonts w:ascii="Courier New" w:eastAsia="Times New Roman" w:hAnsi="Courier New" w:cs="Courier New"/>
+          <w:color w:val="0033B3"/>
+          <w:kern w:val="0"/>
+          <w:sz w:val="20"/>
+          <w:szCs w:val="20"/>
+          <w14:ligatures w14:val="none"/>
+        </w:rPr>
+        <w:t>artifactId</w:t>
+      </w:r>
+      <w:r>
+        <w:rPr>
+          <w:rFonts w:ascii="Courier New" w:eastAsia="Times New Roman" w:hAnsi="Courier New" w:cs="Courier New"/>
+          <w:color w:val="080808"/>
+          <w:kern w:val="0"/>
+          <w:sz w:val="20"/>
+          <w:szCs w:val="20"/>
+          <w14:ligatures w14:val="none"/>
+        </w:rPr>
+        <w:t>&gt;</w:t>
+      </w:r>
+      <w:r>
+        <w:rPr>
+          <w:rFonts w:ascii="Courier New" w:eastAsia="Times New Roman" w:hAnsi="Courier New" w:cs="Courier New"/>
+          <w:color w:val="080808"/>
+          <w:kern w:val="0"/>
+          <w:sz w:val="20"/>
+          <w:szCs w:val="20"/>
+          <w14:ligatures w14:val="none"/>
+        </w:rPr>
+        <w:br/>
+        <w:t xml:space="preserve">       &lt;</w:t>
+      </w:r>
+      <w:r>
+        <w:rPr>
+          <w:rFonts w:ascii="Courier New" w:eastAsia="Times New Roman" w:hAnsi="Courier New" w:cs="Courier New"/>
+          <w:color w:val="0033B3"/>
+          <w:kern w:val="0"/>
+          <w:sz w:val="20"/>
+          <w:szCs w:val="20"/>
+          <w14:ligatures w14:val="none"/>
+        </w:rPr>
+        <w:t>version</w:t>
+      </w:r>
+      <w:r>
+        <w:rPr>
+          <w:rFonts w:ascii="Courier New" w:eastAsia="Times New Roman" w:hAnsi="Courier New" w:cs="Courier New"/>
+          <w:color w:val="080808"/>
+          <w:kern w:val="0"/>
+          <w:sz w:val="20"/>
+          <w:szCs w:val="20"/>
+          <w14:ligatures w14:val="none"/>
+        </w:rPr>
+        <w:t>&gt;3.5.3&lt;/</w:t>
+      </w:r>
+      <w:r>
+        <w:rPr>
+          <w:rFonts w:ascii="Courier New" w:eastAsia="Times New Roman" w:hAnsi="Courier New" w:cs="Courier New"/>
+          <w:color w:val="0033B3"/>
+          <w:kern w:val="0"/>
+          <w:sz w:val="20"/>
+          <w:szCs w:val="20"/>
+          <w14:ligatures w14:val="none"/>
+        </w:rPr>
+        <w:t>version</w:t>
+      </w:r>
+      <w:r>
+        <w:rPr>
+          <w:rFonts w:ascii="Courier New" w:eastAsia="Times New Roman" w:hAnsi="Courier New" w:cs="Courier New"/>
+          <w:color w:val="080808"/>
+          <w:kern w:val="0"/>
+          <w:sz w:val="20"/>
+          <w:szCs w:val="20"/>
+          <w14:ligatures w14:val="none"/>
+        </w:rPr>
+        <w:t>&gt;</w:t>
+      </w:r>
+      <w:r>
+        <w:rPr>
+          <w:rFonts w:ascii="Courier New" w:eastAsia="Times New Roman" w:hAnsi="Courier New" w:cs="Courier New"/>
+          <w:color w:val="080808"/>
+          <w:kern w:val="0"/>
+          <w:sz w:val="20"/>
+          <w:szCs w:val="20"/>
+          <w14:ligatures w14:val="none"/>
+        </w:rPr>
+        <w:br/>
+        <w:t xml:space="preserve">       &lt;</w:t>
+      </w:r>
+      <w:r>
+        <w:rPr>
+          <w:rFonts w:ascii="Courier New" w:eastAsia="Times New Roman" w:hAnsi="Courier New" w:cs="Courier New"/>
+          <w:color w:val="0033B3"/>
+          <w:kern w:val="0"/>
+          <w:sz w:val="20"/>
+          <w:szCs w:val="20"/>
+          <w14:ligatures w14:val="none"/>
+        </w:rPr>
+        <w:t>relativePath</w:t>
+      </w:r>
+      <w:r>
+        <w:rPr>
+          <w:rFonts w:ascii="Courier New" w:eastAsia="Times New Roman" w:hAnsi="Courier New" w:cs="Courier New"/>
+          <w:color w:val="080808"/>
+          <w:kern w:val="0"/>
+          <w:sz w:val="20"/>
+          <w:szCs w:val="20"/>
+          <w14:ligatures w14:val="none"/>
+        </w:rPr>
+        <w:t xml:space="preserve">/&gt; </w:t>
+      </w:r>
+      <w:r>
+        <w:rPr>
+          <w:rFonts w:ascii="Courier New" w:eastAsia="Times New Roman" w:hAnsi="Courier New" w:cs="Courier New"/>
+          <w:i/>
+          <w:iCs/>
+          <w:color w:val="8C8C8C"/>
+          <w:kern w:val="0"/>
+          <w:sz w:val="20"/>
+          <w:szCs w:val="20"/>
+          <w14:ligatures w14:val="none"/>
+        </w:rPr>
+        <w:t>&lt;!-- lookup parent from repository --&gt;</w:t>
+      </w:r>
+      <w:r>
+        <w:rPr>
+          <w:rFonts w:ascii="Courier New" w:eastAsia="Times New Roman" w:hAnsi="Courier New" w:cs="Courier New"/>
+          <w:i/>
+          <w:iCs/>
+          <w:color w:val="8C8C8C"/>
+          <w:kern w:val="0"/>
+          <w:sz w:val="20"/>
+          <w:szCs w:val="20"/>
+          <w14:ligatures w14:val="none"/>
+        </w:rPr>
+        <w:br/>
+        <w:t xml:space="preserve">    </w:t>
+      </w:r>
+      <w:r>
+        <w:rPr>
+          <w:rFonts w:ascii="Courier New" w:eastAsia="Times New Roman" w:hAnsi="Courier New" w:cs="Courier New"/>
+          <w:color w:val="080808"/>
+          <w:kern w:val="0"/>
+          <w:sz w:val="20"/>
+          <w:szCs w:val="20"/>
+          <w14:ligatures w14:val="none"/>
+        </w:rPr>
+        <w:t>&lt;/</w:t>
+      </w:r>
+      <w:r>
+        <w:rPr>
+          <w:rFonts w:ascii="Courier New" w:eastAsia="Times New Roman" w:hAnsi="Courier New" w:cs="Courier New"/>
+          <w:color w:val="0033B3"/>
+          <w:kern w:val="0"/>
+          <w:sz w:val="20"/>
+          <w:szCs w:val="20"/>
+          <w14:ligatures w14:val="none"/>
+        </w:rPr>
+        <w:t>parent</w:t>
+      </w:r>
+      <w:r>
+        <w:rPr>
+          <w:rFonts w:ascii="Courier New" w:eastAsia="Times New Roman" w:hAnsi="Courier New" w:cs="Courier New"/>
+          <w:color w:val="080808"/>
+          <w:kern w:val="0"/>
+          <w:sz w:val="20"/>
+          <w:szCs w:val="20"/>
+          <w14:ligatures w14:val="none"/>
+        </w:rPr>
+        <w:t>&gt;</w:t>
+      </w:r>
+      <w:r>
+        <w:rPr>
+          <w:rFonts w:ascii="Courier New" w:eastAsia="Times New Roman" w:hAnsi="Courier New" w:cs="Courier New"/>
+          <w:color w:val="080808"/>
+          <w:kern w:val="0"/>
+          <w:sz w:val="20"/>
+          <w:szCs w:val="20"/>
+          <w14:ligatures w14:val="none"/>
+        </w:rPr>
+        <w:br/>
+        <w:t xml:space="preserve">    &lt;</w:t>
+      </w:r>
+      <w:r>
+        <w:rPr>
+          <w:rFonts w:ascii="Courier New" w:eastAsia="Times New Roman" w:hAnsi="Courier New" w:cs="Courier New"/>
+          <w:color w:val="0033B3"/>
+          <w:kern w:val="0"/>
+          <w:sz w:val="20"/>
+          <w:szCs w:val="20"/>
+          <w14:ligatures w14:val="none"/>
+        </w:rPr>
+        <w:t>groupId</w:t>
+      </w:r>
+      <w:r>
+        <w:rPr>
+          <w:rFonts w:ascii="Courier New" w:eastAsia="Times New Roman" w:hAnsi="Courier New" w:cs="Courier New"/>
+          <w:color w:val="080808"/>
+          <w:kern w:val="0"/>
+          <w:sz w:val="20"/>
+          <w:szCs w:val="20"/>
+          <w14:ligatures w14:val="none"/>
+        </w:rPr>
+        <w:t>&gt;com.jafarloka&lt;/</w:t>
+      </w:r>
+      <w:r>
+        <w:rPr>
+          <w:rFonts w:ascii="Courier New" w:eastAsia="Times New Roman" w:hAnsi="Courier New" w:cs="Courier New"/>
+          <w:color w:val="0033B3"/>
+          <w:kern w:val="0"/>
+          <w:sz w:val="20"/>
+          <w:szCs w:val="20"/>
+          <w14:ligatures w14:val="none"/>
+        </w:rPr>
+        <w:t>groupId</w:t>
+      </w:r>
+      <w:r>
+        <w:rPr>
+          <w:rFonts w:ascii="Courier New" w:eastAsia="Times New Roman" w:hAnsi="Courier New" w:cs="Courier New"/>
+          <w:color w:val="080808"/>
+          <w:kern w:val="0"/>
+          <w:sz w:val="20"/>
+          <w:szCs w:val="20"/>
+          <w14:ligatures w14:val="none"/>
+        </w:rPr>
+        <w:t>&gt;</w:t>
+      </w:r>
+      <w:r>
+        <w:rPr>
+          <w:rFonts w:ascii="Courier New" w:eastAsia="Times New Roman" w:hAnsi="Courier New" w:cs="Courier New"/>
+          <w:color w:val="080808"/>
+          <w:kern w:val="0"/>
+          <w:sz w:val="20"/>
+          <w:szCs w:val="20"/>
+          <w14:ligatures w14:val="none"/>
+        </w:rPr>
+        <w:br/>
+        <w:t xml:space="preserve">    &lt;</w:t>
+      </w:r>
+      <w:r>
+        <w:rPr>
+          <w:rFonts w:ascii="Courier New" w:eastAsia="Times New Roman" w:hAnsi="Courier New" w:cs="Courier New"/>
+          <w:color w:val="0033B3"/>
+          <w:kern w:val="0"/>
+          <w:sz w:val="20"/>
+          <w:szCs w:val="20"/>
+          <w14:ligatures w14:val="none"/>
+        </w:rPr>
+        <w:t>artifactId</w:t>
+      </w:r>
+      <w:r>
+        <w:rPr>
+          <w:rFonts w:ascii="Courier New" w:eastAsia="Times New Roman" w:hAnsi="Courier New" w:cs="Courier New"/>
+          <w:color w:val="080808"/>
+          <w:kern w:val="0"/>
+          <w:sz w:val="20"/>
+          <w:szCs w:val="20"/>
+          <w14:ligatures w14:val="none"/>
+        </w:rPr>
+        <w:t>&gt;store&lt;/</w:t>
+      </w:r>
+      <w:r>
+        <w:rPr>
+          <w:rFonts w:ascii="Courier New" w:eastAsia="Times New Roman" w:hAnsi="Courier New" w:cs="Courier New"/>
+          <w:color w:val="0033B3"/>
+          <w:kern w:val="0"/>
+          <w:sz w:val="20"/>
+          <w:szCs w:val="20"/>
+          <w14:ligatures w14:val="none"/>
+        </w:rPr>
+        <w:t>artifactId</w:t>
+      </w:r>
+      <w:r>
+        <w:rPr>
+          <w:rFonts w:ascii="Courier New" w:eastAsia="Times New Roman" w:hAnsi="Courier New" w:cs="Courier New"/>
+          <w:color w:val="080808"/>
+          <w:kern w:val="0"/>
+          <w:sz w:val="20"/>
+          <w:szCs w:val="20"/>
+          <w14:ligatures w14:val="none"/>
+        </w:rPr>
+        <w:t>&gt;</w:t>
+      </w:r>
+      <w:r>
+        <w:rPr>
+          <w:rFonts w:ascii="Courier New" w:eastAsia="Times New Roman" w:hAnsi="Courier New" w:cs="Courier New"/>
+          <w:color w:val="080808"/>
+          <w:kern w:val="0"/>
+          <w:sz w:val="20"/>
+          <w:szCs w:val="20"/>
+          <w14:ligatures w14:val="none"/>
+        </w:rPr>
+        <w:br/>
+        <w:t xml:space="preserve">    &lt;</w:t>
+      </w:r>
+      <w:r>
+        <w:rPr>
+          <w:rFonts w:ascii="Courier New" w:eastAsia="Times New Roman" w:hAnsi="Courier New" w:cs="Courier New"/>
+          <w:color w:val="0033B3"/>
+          <w:kern w:val="0"/>
+          <w:sz w:val="20"/>
+          <w:szCs w:val="20"/>
+          <w14:ligatures w14:val="none"/>
+        </w:rPr>
+        <w:t>version</w:t>
+      </w:r>
+      <w:r>
+        <w:rPr>
+          <w:rFonts w:ascii="Courier New" w:eastAsia="Times New Roman" w:hAnsi="Courier New" w:cs="Courier New"/>
+          <w:color w:val="080808"/>
+          <w:kern w:val="0"/>
+          <w:sz w:val="20"/>
+          <w:szCs w:val="20"/>
+          <w14:ligatures w14:val="none"/>
+        </w:rPr>
+        <w:t>&gt;0.0.1-SNAPSHOT&lt;/</w:t>
+      </w:r>
+      <w:r>
+        <w:rPr>
+          <w:rFonts w:ascii="Courier New" w:eastAsia="Times New Roman" w:hAnsi="Courier New" w:cs="Courier New"/>
+          <w:color w:val="0033B3"/>
+          <w:kern w:val="0"/>
+          <w:sz w:val="20"/>
+          <w:szCs w:val="20"/>
+          <w14:ligatures w14:val="none"/>
+        </w:rPr>
+        <w:t>version</w:t>
+      </w:r>
+      <w:r>
+        <w:rPr>
+          <w:rFonts w:ascii="Courier New" w:eastAsia="Times New Roman" w:hAnsi="Courier New" w:cs="Courier New"/>
+          <w:color w:val="080808"/>
+          <w:kern w:val="0"/>
+          <w:sz w:val="20"/>
+          <w:szCs w:val="20"/>
+          <w14:ligatures w14:val="none"/>
+        </w:rPr>
+        <w:t>&gt;</w:t>
+      </w:r>
+      <w:r>
+        <w:rPr>
+          <w:rFonts w:ascii="Courier New" w:eastAsia="Times New Roman" w:hAnsi="Courier New" w:cs="Courier New"/>
+          <w:color w:val="080808"/>
+          <w:kern w:val="0"/>
+          <w:sz w:val="20"/>
+          <w:szCs w:val="20"/>
+          <w14:ligatures w14:val="none"/>
+        </w:rPr>
+        <w:br/>
+        <w:t xml:space="preserve">    &lt;</w:t>
+      </w:r>
+      <w:r>
+        <w:rPr>
+          <w:rFonts w:ascii="Courier New" w:eastAsia="Times New Roman" w:hAnsi="Courier New" w:cs="Courier New"/>
+          <w:color w:val="0033B3"/>
+          <w:kern w:val="0"/>
+          <w:sz w:val="20"/>
+          <w:szCs w:val="20"/>
+          <w14:ligatures w14:val="none"/>
+        </w:rPr>
+        <w:t>name</w:t>
+      </w:r>
+      <w:r>
+        <w:rPr>
+          <w:rFonts w:ascii="Courier New" w:eastAsia="Times New Roman" w:hAnsi="Courier New" w:cs="Courier New"/>
+          <w:color w:val="080808"/>
+          <w:kern w:val="0"/>
+          <w:sz w:val="20"/>
+          <w:szCs w:val="20"/>
+          <w14:ligatures w14:val="none"/>
+        </w:rPr>
+        <w:t>&gt;store&lt;/</w:t>
+      </w:r>
+      <w:r>
+        <w:rPr>
+          <w:rFonts w:ascii="Courier New" w:eastAsia="Times New Roman" w:hAnsi="Courier New" w:cs="Courier New"/>
+          <w:color w:val="0033B3"/>
+          <w:kern w:val="0"/>
+          <w:sz w:val="20"/>
+          <w:szCs w:val="20"/>
+          <w14:ligatures w14:val="none"/>
+        </w:rPr>
+        <w:t>name</w:t>
+      </w:r>
+      <w:r>
+        <w:rPr>
+          <w:rFonts w:ascii="Courier New" w:eastAsia="Times New Roman" w:hAnsi="Courier New" w:cs="Courier New"/>
+          <w:color w:val="080808"/>
+          <w:kern w:val="0"/>
+          <w:sz w:val="20"/>
+          <w:szCs w:val="20"/>
+          <w14:ligatures w14:val="none"/>
+        </w:rPr>
+        <w:t>&gt;</w:t>
+      </w:r>
+      <w:r>
+        <w:rPr>
+          <w:rFonts w:ascii="Courier New" w:eastAsia="Times New Roman" w:hAnsi="Courier New" w:cs="Courier New"/>
+          <w:color w:val="080808"/>
+          <w:kern w:val="0"/>
+          <w:sz w:val="20"/>
+          <w:szCs w:val="20"/>
+          <w14:ligatures w14:val="none"/>
+        </w:rPr>
+        <w:br/>
+        <w:t xml:space="preserve">    &lt;</w:t>
+      </w:r>
+      <w:r>
+        <w:rPr>
+          <w:rFonts w:ascii="Courier New" w:eastAsia="Times New Roman" w:hAnsi="Courier New" w:cs="Courier New"/>
+          <w:color w:val="0033B3"/>
+          <w:kern w:val="0"/>
+          <w:sz w:val="20"/>
+          <w:szCs w:val="20"/>
+          <w14:ligatures w14:val="none"/>
+        </w:rPr>
+        <w:t>description</w:t>
+      </w:r>
+      <w:r>
+        <w:rPr>
+          <w:rFonts w:ascii="Courier New" w:eastAsia="Times New Roman" w:hAnsi="Courier New" w:cs="Courier New"/>
+          <w:color w:val="080808"/>
+          <w:kern w:val="0"/>
+          <w:sz w:val="20"/>
+          <w:szCs w:val="20"/>
+          <w14:ligatures w14:val="none"/>
+        </w:rPr>
+        <w:t>&gt;store application&lt;/</w:t>
+      </w:r>
+      <w:r>
+        <w:rPr>
+          <w:rFonts w:ascii="Courier New" w:eastAsia="Times New Roman" w:hAnsi="Courier New" w:cs="Courier New"/>
+          <w:color w:val="0033B3"/>
+          <w:kern w:val="0"/>
+          <w:sz w:val="20"/>
+          <w:szCs w:val="20"/>
+          <w14:ligatures w14:val="none"/>
+        </w:rPr>
+        <w:t>description</w:t>
+      </w:r>
+      <w:r>
+        <w:rPr>
+          <w:rFonts w:ascii="Courier New" w:eastAsia="Times New Roman" w:hAnsi="Courier New" w:cs="Courier New"/>
+          <w:color w:val="080808"/>
+          <w:kern w:val="0"/>
+          <w:sz w:val="20"/>
+          <w:szCs w:val="20"/>
+          <w14:ligatures w14:val="none"/>
+        </w:rPr>
+        <w:t>&gt;</w:t>
+      </w:r>
+      <w:r>
+        <w:rPr>
+          <w:rFonts w:ascii="Courier New" w:eastAsia="Times New Roman" w:hAnsi="Courier New" w:cs="Courier New"/>
+          <w:color w:val="080808"/>
+          <w:kern w:val="0"/>
+          <w:sz w:val="20"/>
+          <w:szCs w:val="20"/>
+          <w14:ligatures w14:val="none"/>
+        </w:rPr>
+        <w:br/>
+        <w:t xml:space="preserve">    &lt;</w:t>
+      </w:r>
+      <w:r>
+        <w:rPr>
+          <w:rFonts w:ascii="Courier New" w:eastAsia="Times New Roman" w:hAnsi="Courier New" w:cs="Courier New"/>
+          <w:color w:val="0033B3"/>
+          <w:kern w:val="0"/>
+          <w:sz w:val="20"/>
+          <w:szCs w:val="20"/>
+          <w14:ligatures w14:val="none"/>
+        </w:rPr>
+        <w:t>url</w:t>
+      </w:r>
+      <w:r>
+        <w:rPr>
+          <w:rFonts w:ascii="Courier New" w:eastAsia="Times New Roman" w:hAnsi="Courier New" w:cs="Courier New"/>
+          <w:color w:val="080808"/>
+          <w:kern w:val="0"/>
+          <w:sz w:val="20"/>
+          <w:szCs w:val="20"/>
+          <w14:ligatures w14:val="none"/>
+        </w:rPr>
+        <w:t>/&gt;</w:t>
+      </w:r>
+      <w:r>
+        <w:rPr>
+          <w:rFonts w:ascii="Courier New" w:eastAsia="Times New Roman" w:hAnsi="Courier New" w:cs="Courier New"/>
+          <w:color w:val="080808"/>
+          <w:kern w:val="0"/>
+          <w:sz w:val="20"/>
+          <w:szCs w:val="20"/>
+          <w14:ligatures w14:val="none"/>
+        </w:rPr>
+        <w:br/>
+        <w:t xml:space="preserve">    &lt;</w:t>
+      </w:r>
+      <w:r>
+        <w:rPr>
+          <w:rFonts w:ascii="Courier New" w:eastAsia="Times New Roman" w:hAnsi="Courier New" w:cs="Courier New"/>
+          <w:color w:val="0033B3"/>
+          <w:kern w:val="0"/>
+          <w:sz w:val="20"/>
+          <w:szCs w:val="20"/>
+          <w14:ligatures w14:val="none"/>
+        </w:rPr>
+        <w:t>licenses</w:t>
+      </w:r>
+      <w:r>
+        <w:rPr>
+          <w:rFonts w:ascii="Courier New" w:eastAsia="Times New Roman" w:hAnsi="Courier New" w:cs="Courier New"/>
+          <w:color w:val="080808"/>
+          <w:kern w:val="0"/>
+          <w:sz w:val="20"/>
+          <w:szCs w:val="20"/>
+          <w14:ligatures w14:val="none"/>
+        </w:rPr>
+        <w:t>&gt;</w:t>
+      </w:r>
+      <w:r>
+        <w:rPr>
+          <w:rFonts w:ascii="Courier New" w:eastAsia="Times New Roman" w:hAnsi="Courier New" w:cs="Courier New"/>
+          <w:color w:val="080808"/>
+          <w:kern w:val="0"/>
+          <w:sz w:val="20"/>
+          <w:szCs w:val="20"/>
+          <w14:ligatures w14:val="none"/>
+        </w:rPr>
+        <w:br/>
+        <w:t xml:space="preserve">       &lt;</w:t>
+      </w:r>
+      <w:r>
+        <w:rPr>
+          <w:rFonts w:ascii="Courier New" w:eastAsia="Times New Roman" w:hAnsi="Courier New" w:cs="Courier New"/>
+          <w:color w:val="0033B3"/>
+          <w:kern w:val="0"/>
+          <w:sz w:val="20"/>
+          <w:szCs w:val="20"/>
+          <w14:ligatures w14:val="none"/>
+        </w:rPr>
+        <w:t>license</w:t>
+      </w:r>
+      <w:r>
+        <w:rPr>
+          <w:rFonts w:ascii="Courier New" w:eastAsia="Times New Roman" w:hAnsi="Courier New" w:cs="Courier New"/>
+          <w:color w:val="080808"/>
+          <w:kern w:val="0"/>
+          <w:sz w:val="20"/>
+          <w:szCs w:val="20"/>
+          <w14:ligatures w14:val="none"/>
+        </w:rPr>
+        <w:t>/&gt;</w:t>
+      </w:r>
+      <w:r>
+        <w:rPr>
+          <w:rFonts w:ascii="Courier New" w:eastAsia="Times New Roman" w:hAnsi="Courier New" w:cs="Courier New"/>
+          <w:color w:val="080808"/>
+          <w:kern w:val="0"/>
+          <w:sz w:val="20"/>
+          <w:szCs w:val="20"/>
+          <w14:ligatures w14:val="none"/>
+        </w:rPr>
+        <w:br/>
+        <w:t xml:space="preserve">    &lt;/</w:t>
+      </w:r>
+      <w:r>
+        <w:rPr>
+          <w:rFonts w:ascii="Courier New" w:eastAsia="Times New Roman" w:hAnsi="Courier New" w:cs="Courier New"/>
+          <w:color w:val="0033B3"/>
+          <w:kern w:val="0"/>
+          <w:sz w:val="20"/>
+          <w:szCs w:val="20"/>
+          <w14:ligatures w14:val="none"/>
+        </w:rPr>
+        <w:t>licenses</w:t>
+      </w:r>
+      <w:r>
+        <w:rPr>
+          <w:rFonts w:ascii="Courier New" w:eastAsia="Times New Roman" w:hAnsi="Courier New" w:cs="Courier New"/>
+          <w:color w:val="080808"/>
+          <w:kern w:val="0"/>
+          <w:sz w:val="20"/>
+          <w:szCs w:val="20"/>
+          <w14:ligatures w14:val="none"/>
+        </w:rPr>
+        <w:t>&gt;</w:t>
+      </w:r>
+      <w:r>
+        <w:rPr>
+          <w:rFonts w:ascii="Courier New" w:eastAsia="Times New Roman" w:hAnsi="Courier New" w:cs="Courier New"/>
+          <w:color w:val="080808"/>
+          <w:kern w:val="0"/>
+          <w:sz w:val="20"/>
+          <w:szCs w:val="20"/>
+          <w14:ligatures w14:val="none"/>
+        </w:rPr>
+        <w:br/>
+        <w:t xml:space="preserve">    &lt;</w:t>
+      </w:r>
+      <w:r>
+        <w:rPr>
+          <w:rFonts w:ascii="Courier New" w:eastAsia="Times New Roman" w:hAnsi="Courier New" w:cs="Courier New"/>
+          <w:color w:val="0033B3"/>
+          <w:kern w:val="0"/>
+          <w:sz w:val="20"/>
+          <w:szCs w:val="20"/>
+          <w14:ligatures w14:val="none"/>
+        </w:rPr>
+        <w:t>developers</w:t>
+      </w:r>
+      <w:r>
+        <w:rPr>
+          <w:rFonts w:ascii="Courier New" w:eastAsia="Times New Roman" w:hAnsi="Courier New" w:cs="Courier New"/>
+          <w:color w:val="080808"/>
+          <w:kern w:val="0"/>
+          <w:sz w:val="20"/>
+          <w:szCs w:val="20"/>
+          <w14:ligatures w14:val="none"/>
+        </w:rPr>
+        <w:t>&gt;</w:t>
+      </w:r>
+      <w:r>
+        <w:rPr>
+          <w:rFonts w:ascii="Courier New" w:eastAsia="Times New Roman" w:hAnsi="Courier New" w:cs="Courier New"/>
+          <w:color w:val="080808"/>
+          <w:kern w:val="0"/>
+          <w:sz w:val="20"/>
+          <w:szCs w:val="20"/>
+          <w14:ligatures w14:val="none"/>
+        </w:rPr>
+        <w:br/>
+        <w:t xml:space="preserve">       &lt;</w:t>
+      </w:r>
+      <w:r>
+        <w:rPr>
+          <w:rFonts w:ascii="Courier New" w:eastAsia="Times New Roman" w:hAnsi="Courier New" w:cs="Courier New"/>
+          <w:color w:val="0033B3"/>
+          <w:kern w:val="0"/>
+          <w:sz w:val="20"/>
+          <w:szCs w:val="20"/>
+          <w14:ligatures w14:val="none"/>
+        </w:rPr>
+        <w:t>developer</w:t>
+      </w:r>
+      <w:r>
+        <w:rPr>
+          <w:rFonts w:ascii="Courier New" w:eastAsia="Times New Roman" w:hAnsi="Courier New" w:cs="Courier New"/>
+          <w:color w:val="080808"/>
+          <w:kern w:val="0"/>
+          <w:sz w:val="20"/>
+          <w:szCs w:val="20"/>
+          <w14:ligatures w14:val="none"/>
+        </w:rPr>
+        <w:t>/&gt;</w:t>
+      </w:r>
+      <w:r>
+        <w:rPr>
+          <w:rFonts w:ascii="Courier New" w:eastAsia="Times New Roman" w:hAnsi="Courier New" w:cs="Courier New"/>
+          <w:color w:val="080808"/>
+          <w:kern w:val="0"/>
+          <w:sz w:val="20"/>
+          <w:szCs w:val="20"/>
+          <w14:ligatures w14:val="none"/>
+        </w:rPr>
+        <w:br/>
+        <w:t xml:space="preserve">    &lt;/</w:t>
+      </w:r>
+      <w:r>
+        <w:rPr>
+          <w:rFonts w:ascii="Courier New" w:eastAsia="Times New Roman" w:hAnsi="Courier New" w:cs="Courier New"/>
+          <w:color w:val="0033B3"/>
+          <w:kern w:val="0"/>
+          <w:sz w:val="20"/>
+          <w:szCs w:val="20"/>
+          <w14:ligatures w14:val="none"/>
+        </w:rPr>
+        <w:t>developers</w:t>
+      </w:r>
+      <w:r>
+        <w:rPr>
+          <w:rFonts w:ascii="Courier New" w:eastAsia="Times New Roman" w:hAnsi="Courier New" w:cs="Courier New"/>
+          <w:color w:val="080808"/>
+          <w:kern w:val="0"/>
+          <w:sz w:val="20"/>
+          <w:szCs w:val="20"/>
+          <w14:ligatures w14:val="none"/>
+        </w:rPr>
+        <w:t>&gt;</w:t>
+      </w:r>
+      <w:r>
+        <w:rPr>
+          <w:rFonts w:ascii="Courier New" w:eastAsia="Times New Roman" w:hAnsi="Courier New" w:cs="Courier New"/>
+          <w:color w:val="080808"/>
+          <w:kern w:val="0"/>
+          <w:sz w:val="20"/>
+          <w:szCs w:val="20"/>
+          <w14:ligatures w14:val="none"/>
+        </w:rPr>
+        <w:br/>
+        <w:t xml:space="preserve">    &lt;</w:t>
+      </w:r>
+      <w:r>
+        <w:rPr>
+          <w:rFonts w:ascii="Courier New" w:eastAsia="Times New Roman" w:hAnsi="Courier New" w:cs="Courier New"/>
+          <w:color w:val="0033B3"/>
+          <w:kern w:val="0"/>
+          <w:sz w:val="20"/>
+          <w:szCs w:val="20"/>
+          <w14:ligatures w14:val="none"/>
+        </w:rPr>
+        <w:t>scm</w:t>
+      </w:r>
+      <w:r>
+        <w:rPr>
+          <w:rFonts w:ascii="Courier New" w:eastAsia="Times New Roman" w:hAnsi="Courier New" w:cs="Courier New"/>
+          <w:color w:val="080808"/>
+          <w:kern w:val="0"/>
+          <w:sz w:val="20"/>
+          <w:szCs w:val="20"/>
+          <w14:ligatures w14:val="none"/>
+        </w:rPr>
+        <w:t>&gt;</w:t>
+      </w:r>
+      <w:r>
+        <w:rPr>
+          <w:rFonts w:ascii="Courier New" w:eastAsia="Times New Roman" w:hAnsi="Courier New" w:cs="Courier New"/>
+          <w:color w:val="080808"/>
+          <w:kern w:val="0"/>
+          <w:sz w:val="20"/>
+          <w:szCs w:val="20"/>
+          <w14:ligatures w14:val="none"/>
+        </w:rPr>
+        <w:br/>
+        <w:t xml:space="preserve">       &lt;</w:t>
+      </w:r>
+      <w:r>
+        <w:rPr>
+          <w:rFonts w:ascii="Courier New" w:eastAsia="Times New Roman" w:hAnsi="Courier New" w:cs="Courier New"/>
+          <w:color w:val="0033B3"/>
+          <w:kern w:val="0"/>
+          <w:sz w:val="20"/>
+          <w:szCs w:val="20"/>
+          <w14:ligatures w14:val="none"/>
+        </w:rPr>
+        <w:t>connection</w:t>
+      </w:r>
+      <w:r>
+        <w:rPr>
+          <w:rFonts w:ascii="Courier New" w:eastAsia="Times New Roman" w:hAnsi="Courier New" w:cs="Courier New"/>
+          <w:color w:val="080808"/>
+          <w:kern w:val="0"/>
+          <w:sz w:val="20"/>
+          <w:szCs w:val="20"/>
+          <w14:ligatures w14:val="none"/>
+        </w:rPr>
+        <w:t>/&gt;</w:t>
+      </w:r>
+      <w:r>
+        <w:rPr>
+          <w:rFonts w:ascii="Courier New" w:eastAsia="Times New Roman" w:hAnsi="Courier New" w:cs="Courier New"/>
+          <w:color w:val="080808"/>
+          <w:kern w:val="0"/>
+          <w:sz w:val="20"/>
+          <w:szCs w:val="20"/>
+          <w14:ligatures w14:val="none"/>
+        </w:rPr>
+        <w:br/>
+        <w:t xml:space="preserve">       &lt;</w:t>
+      </w:r>
+      <w:r>
+        <w:rPr>
+          <w:rFonts w:ascii="Courier New" w:eastAsia="Times New Roman" w:hAnsi="Courier New" w:cs="Courier New"/>
+          <w:color w:val="0033B3"/>
+          <w:kern w:val="0"/>
+          <w:sz w:val="20"/>
+          <w:szCs w:val="20"/>
+          <w14:ligatures w14:val="none"/>
+        </w:rPr>
+        <w:t>developerConnection</w:t>
+      </w:r>
+      <w:r>
+        <w:rPr>
+          <w:rFonts w:ascii="Courier New" w:eastAsia="Times New Roman" w:hAnsi="Courier New" w:cs="Courier New"/>
+          <w:color w:val="080808"/>
+          <w:kern w:val="0"/>
+          <w:sz w:val="20"/>
+          <w:szCs w:val="20"/>
+          <w14:ligatures w14:val="none"/>
+        </w:rPr>
+        <w:t>/&gt;</w:t>
+      </w:r>
+      <w:r>
+        <w:rPr>
+          <w:rFonts w:ascii="Courier New" w:eastAsia="Times New Roman" w:hAnsi="Courier New" w:cs="Courier New"/>
+          <w:color w:val="080808"/>
+          <w:kern w:val="0"/>
+          <w:sz w:val="20"/>
+          <w:szCs w:val="20"/>
+          <w14:ligatures w14:val="none"/>
+        </w:rPr>
+        <w:br/>
+        <w:t xml:space="preserve">       &lt;</w:t>
+      </w:r>
+      <w:r>
+        <w:rPr>
+          <w:rFonts w:ascii="Courier New" w:eastAsia="Times New Roman" w:hAnsi="Courier New" w:cs="Courier New"/>
+          <w:color w:val="0033B3"/>
+          <w:kern w:val="0"/>
+          <w:sz w:val="20"/>
+          <w:szCs w:val="20"/>
+          <w14:ligatures w14:val="none"/>
+        </w:rPr>
+        <w:t>tag</w:t>
+      </w:r>
+      <w:r>
+        <w:rPr>
+          <w:rFonts w:ascii="Courier New" w:eastAsia="Times New Roman" w:hAnsi="Courier New" w:cs="Courier New"/>
+          <w:color w:val="080808"/>
+          <w:kern w:val="0"/>
+          <w:sz w:val="20"/>
+          <w:szCs w:val="20"/>
+          <w14:ligatures w14:val="none"/>
+        </w:rPr>
+        <w:t>/&gt;</w:t>
+      </w:r>
+      <w:r>
+        <w:rPr>
+          <w:rFonts w:ascii="Courier New" w:eastAsia="Times New Roman" w:hAnsi="Courier New" w:cs="Courier New"/>
+          <w:color w:val="080808"/>
+          <w:kern w:val="0"/>
+          <w:sz w:val="20"/>
+          <w:szCs w:val="20"/>
+          <w14:ligatures w14:val="none"/>
+        </w:rPr>
+        <w:br/>
+        <w:t xml:space="preserve">       &lt;</w:t>
+      </w:r>
+      <w:r>
+        <w:rPr>
+          <w:rFonts w:ascii="Courier New" w:eastAsia="Times New Roman" w:hAnsi="Courier New" w:cs="Courier New"/>
+          <w:color w:val="0033B3"/>
+          <w:kern w:val="0"/>
+          <w:sz w:val="20"/>
+          <w:szCs w:val="20"/>
+          <w14:ligatures w14:val="none"/>
+        </w:rPr>
+        <w:t>url</w:t>
+      </w:r>
+      <w:r>
+        <w:rPr>
+          <w:rFonts w:ascii="Courier New" w:eastAsia="Times New Roman" w:hAnsi="Courier New" w:cs="Courier New"/>
+          <w:color w:val="080808"/>
+          <w:kern w:val="0"/>
+          <w:sz w:val="20"/>
+          <w:szCs w:val="20"/>
+          <w14:ligatures w14:val="none"/>
+        </w:rPr>
+        <w:t>/&gt;</w:t>
+      </w:r>
+      <w:r>
+        <w:rPr>
+          <w:rFonts w:ascii="Courier New" w:eastAsia="Times New Roman" w:hAnsi="Courier New" w:cs="Courier New"/>
+          <w:color w:val="080808"/>
+          <w:kern w:val="0"/>
+          <w:sz w:val="20"/>
+          <w:szCs w:val="20"/>
+          <w14:ligatures w14:val="none"/>
+        </w:rPr>
+        <w:br/>
+        <w:t xml:space="preserve">    &lt;/</w:t>
+      </w:r>
+      <w:r>
+        <w:rPr>
+          <w:rFonts w:ascii="Courier New" w:eastAsia="Times New Roman" w:hAnsi="Courier New" w:cs="Courier New"/>
+          <w:color w:val="0033B3"/>
+          <w:kern w:val="0"/>
+          <w:sz w:val="20"/>
+          <w:szCs w:val="20"/>
+          <w14:ligatures w14:val="none"/>
+        </w:rPr>
+        <w:t>scm</w:t>
+      </w:r>
+      <w:r>
+        <w:rPr>
+          <w:rFonts w:ascii="Courier New" w:eastAsia="Times New Roman" w:hAnsi="Courier New" w:cs="Courier New"/>
+          <w:color w:val="080808"/>
+          <w:kern w:val="0"/>
+          <w:sz w:val="20"/>
+          <w:szCs w:val="20"/>
+          <w14:ligatures w14:val="none"/>
+        </w:rPr>
+        <w:t>&gt;</w:t>
+      </w:r>
+      <w:r>
+        <w:rPr>
+          <w:rFonts w:ascii="Courier New" w:eastAsia="Times New Roman" w:hAnsi="Courier New" w:cs="Courier New"/>
+          <w:color w:val="080808"/>
+          <w:kern w:val="0"/>
+          <w:sz w:val="20"/>
+          <w:szCs w:val="20"/>
+          <w14:ligatures w14:val="none"/>
+        </w:rPr>
+        <w:br/>
+        <w:t xml:space="preserve">    &lt;</w:t>
+      </w:r>
+      <w:r>
+        <w:rPr>
+          <w:rFonts w:ascii="Courier New" w:eastAsia="Times New Roman" w:hAnsi="Courier New" w:cs="Courier New"/>
+          <w:color w:val="0033B3"/>
+          <w:kern w:val="0"/>
+          <w:sz w:val="20"/>
+          <w:szCs w:val="20"/>
+          <w14:ligatures w14:val="none"/>
+        </w:rPr>
+        <w:t>properties</w:t>
+      </w:r>
+      <w:r>
+        <w:rPr>
+          <w:rFonts w:ascii="Courier New" w:eastAsia="Times New Roman" w:hAnsi="Courier New" w:cs="Courier New"/>
+          <w:color w:val="080808"/>
+          <w:kern w:val="0"/>
+          <w:sz w:val="20"/>
+          <w:szCs w:val="20"/>
+          <w14:ligatures w14:val="none"/>
+        </w:rPr>
+        <w:t>&gt;</w:t>
+      </w:r>
+      <w:r>
+        <w:rPr>
+          <w:rFonts w:ascii="Courier New" w:eastAsia="Times New Roman" w:hAnsi="Courier New" w:cs="Courier New"/>
+          <w:color w:val="080808"/>
+          <w:kern w:val="0"/>
+          <w:sz w:val="20"/>
+          <w:szCs w:val="20"/>
+          <w14:ligatures w14:val="none"/>
+        </w:rPr>
+        <w:br/>
+        <w:t xml:space="preserve">       &lt;</w:t>
+      </w:r>
+      <w:r>
+        <w:rPr>
+          <w:rFonts w:ascii="Courier New" w:eastAsia="Times New Roman" w:hAnsi="Courier New" w:cs="Courier New"/>
+          <w:color w:val="0033B3"/>
+          <w:kern w:val="0"/>
+          <w:sz w:val="20"/>
+          <w:szCs w:val="20"/>
+          <w14:ligatures w14:val="none"/>
+        </w:rPr>
+        <w:t>java.version</w:t>
+      </w:r>
+      <w:r>
+        <w:rPr>
+          <w:rFonts w:ascii="Courier New" w:eastAsia="Times New Roman" w:hAnsi="Courier New" w:cs="Courier New"/>
+          <w:color w:val="080808"/>
+          <w:kern w:val="0"/>
+          <w:sz w:val="20"/>
+          <w:szCs w:val="20"/>
+          <w14:ligatures w14:val="none"/>
+        </w:rPr>
+        <w:t>&gt;24&lt;/</w:t>
+      </w:r>
+      <w:r>
+        <w:rPr>
+          <w:rFonts w:ascii="Courier New" w:eastAsia="Times New Roman" w:hAnsi="Courier New" w:cs="Courier New"/>
+          <w:color w:val="0033B3"/>
+          <w:kern w:val="0"/>
+          <w:sz w:val="20"/>
+          <w:szCs w:val="20"/>
+          <w14:ligatures w14:val="none"/>
+        </w:rPr>
+        <w:t>java.version</w:t>
+      </w:r>
+      <w:r>
+        <w:rPr>
+          <w:rFonts w:ascii="Courier New" w:eastAsia="Times New Roman" w:hAnsi="Courier New" w:cs="Courier New"/>
+          <w:color w:val="080808"/>
+          <w:kern w:val="0"/>
+          <w:sz w:val="20"/>
+          <w:szCs w:val="20"/>
+          <w14:ligatures w14:val="none"/>
+        </w:rPr>
+        <w:t>&gt;</w:t>
+      </w:r>
+      <w:r>
+        <w:rPr>
+          <w:rFonts w:ascii="Courier New" w:eastAsia="Times New Roman" w:hAnsi="Courier New" w:cs="Courier New"/>
+          <w:color w:val="080808"/>
+          <w:kern w:val="0"/>
+          <w:sz w:val="20"/>
+          <w:szCs w:val="20"/>
+          <w14:ligatures w14:val="none"/>
+        </w:rPr>
+        <w:br/>
+        <w:t xml:space="preserve">    &lt;/</w:t>
+      </w:r>
+      <w:r>
+        <w:rPr>
+          <w:rFonts w:ascii="Courier New" w:eastAsia="Times New Roman" w:hAnsi="Courier New" w:cs="Courier New"/>
+          <w:color w:val="0033B3"/>
+          <w:kern w:val="0"/>
+          <w:sz w:val="20"/>
+          <w:szCs w:val="20"/>
+          <w14:ligatures w14:val="none"/>
+        </w:rPr>
+        <w:t>properties</w:t>
+      </w:r>
+      <w:r>
+        <w:rPr>
+          <w:rFonts w:ascii="Courier New" w:eastAsia="Times New Roman" w:hAnsi="Courier New" w:cs="Courier New"/>
+          <w:color w:val="080808"/>
+          <w:kern w:val="0"/>
+          <w:sz w:val="20"/>
+          <w:szCs w:val="20"/>
+          <w14:ligatures w14:val="none"/>
+        </w:rPr>
+        <w:t>&gt;</w:t>
+      </w:r>
+      <w:r>
+        <w:rPr>
+          <w:rFonts w:ascii="Courier New" w:eastAsia="Times New Roman" w:hAnsi="Courier New" w:cs="Courier New"/>
+          <w:color w:val="080808"/>
+          <w:kern w:val="0"/>
+          <w:sz w:val="20"/>
+          <w:szCs w:val="20"/>
+          <w14:ligatures w14:val="none"/>
+        </w:rPr>
+        <w:br/>
+        <w:t xml:space="preserve">    &lt;</w:t>
+      </w:r>
+      <w:r>
+        <w:rPr>
+          <w:rFonts w:ascii="Courier New" w:eastAsia="Times New Roman" w:hAnsi="Courier New" w:cs="Courier New"/>
+          <w:color w:val="0033B3"/>
+          <w:kern w:val="0"/>
+          <w:sz w:val="20"/>
+          <w:szCs w:val="20"/>
+          <w14:ligatures w14:val="none"/>
+        </w:rPr>
+        <w:t>dependencies</w:t>
+      </w:r>
+      <w:r>
+        <w:rPr>
+          <w:rFonts w:ascii="Courier New" w:eastAsia="Times New Roman" w:hAnsi="Courier New" w:cs="Courier New"/>
+          <w:color w:val="080808"/>
+          <w:kern w:val="0"/>
+          <w:sz w:val="20"/>
+          <w:szCs w:val="20"/>
+          <w14:ligatures w14:val="none"/>
+        </w:rPr>
+        <w:t>&gt;</w:t>
+      </w:r>
+      <w:r>
+        <w:rPr>
+          <w:rFonts w:ascii="Courier New" w:eastAsia="Times New Roman" w:hAnsi="Courier New" w:cs="Courier New"/>
+          <w:color w:val="080808"/>
+          <w:kern w:val="0"/>
+          <w:sz w:val="20"/>
+          <w:szCs w:val="20"/>
+          <w14:ligatures w14:val="none"/>
+        </w:rPr>
+        <w:br/>
+        <w:t xml:space="preserve">       &lt;</w:t>
+      </w:r>
+      <w:r>
+        <w:rPr>
+          <w:rFonts w:ascii="Courier New" w:eastAsia="Times New Roman" w:hAnsi="Courier New" w:cs="Courier New"/>
+          <w:color w:val="0033B3"/>
+          <w:kern w:val="0"/>
+          <w:sz w:val="20"/>
+          <w:szCs w:val="20"/>
+          <w14:ligatures w14:val="none"/>
+        </w:rPr>
+        <w:t>dependency</w:t>
+      </w:r>
+      <w:r>
+        <w:rPr>
+          <w:rFonts w:ascii="Courier New" w:eastAsia="Times New Roman" w:hAnsi="Courier New" w:cs="Courier New"/>
+          <w:color w:val="080808"/>
+          <w:kern w:val="0"/>
+          <w:sz w:val="20"/>
+          <w:szCs w:val="20"/>
+          <w14:ligatures w14:val="none"/>
+        </w:rPr>
+        <w:t>&gt;</w:t>
+      </w:r>
+      <w:r>
+        <w:rPr>
+          <w:rFonts w:ascii="Courier New" w:eastAsia="Times New Roman" w:hAnsi="Courier New" w:cs="Courier New"/>
+          <w:color w:val="080808"/>
+          <w:kern w:val="0"/>
+          <w:sz w:val="20"/>
+          <w:szCs w:val="20"/>
+          <w14:ligatures w14:val="none"/>
+        </w:rPr>
+        <w:br/>
+        <w:t xml:space="preserve">          &lt;</w:t>
+      </w:r>
+      <w:r>
+        <w:rPr>
+          <w:rFonts w:ascii="Courier New" w:eastAsia="Times New Roman" w:hAnsi="Courier New" w:cs="Courier New"/>
+          <w:color w:val="0033B3"/>
+          <w:kern w:val="0"/>
+          <w:sz w:val="20"/>
+          <w:szCs w:val="20"/>
+          <w14:ligatures w14:val="none"/>
+        </w:rPr>
+        <w:t>groupId</w:t>
+      </w:r>
+      <w:r>
+        <w:rPr>
+          <w:rFonts w:ascii="Courier New" w:eastAsia="Times New Roman" w:hAnsi="Courier New" w:cs="Courier New"/>
+          <w:color w:val="080808"/>
+          <w:kern w:val="0"/>
+          <w:sz w:val="20"/>
+          <w:szCs w:val="20"/>
+          <w14:ligatures w14:val="none"/>
+        </w:rPr>
+        <w:t>&gt;org.springframework.boot&lt;/</w:t>
+      </w:r>
+      <w:r>
+        <w:rPr>
+          <w:rFonts w:ascii="Courier New" w:eastAsia="Times New Roman" w:hAnsi="Courier New" w:cs="Courier New"/>
+          <w:color w:val="0033B3"/>
+          <w:kern w:val="0"/>
+          <w:sz w:val="20"/>
+          <w:szCs w:val="20"/>
+          <w14:ligatures w14:val="none"/>
+        </w:rPr>
+        <w:t>groupId</w:t>
+      </w:r>
+      <w:r>
+        <w:rPr>
+          <w:rFonts w:ascii="Courier New" w:eastAsia="Times New Roman" w:hAnsi="Courier New" w:cs="Courier New"/>
+          <w:color w:val="080808"/>
+          <w:kern w:val="0"/>
+          <w:sz w:val="20"/>
+          <w:szCs w:val="20"/>
+          <w14:ligatures w14:val="none"/>
+        </w:rPr>
+        <w:t>&gt;</w:t>
+      </w:r>
+      <w:r>
+        <w:rPr>
+          <w:rFonts w:ascii="Courier New" w:eastAsia="Times New Roman" w:hAnsi="Courier New" w:cs="Courier New"/>
+          <w:color w:val="080808"/>
+          <w:kern w:val="0"/>
+          <w:sz w:val="20"/>
+          <w:szCs w:val="20"/>
+          <w14:ligatures w14:val="none"/>
+        </w:rPr>
+        <w:br/>
+        <w:t xml:space="preserve">          &lt;</w:t>
+      </w:r>
+      <w:r>
+        <w:rPr>
+          <w:rFonts w:ascii="Courier New" w:eastAsia="Times New Roman" w:hAnsi="Courier New" w:cs="Courier New"/>
+          <w:color w:val="0033B3"/>
+          <w:kern w:val="0"/>
+          <w:sz w:val="20"/>
+          <w:szCs w:val="20"/>
+          <w14:ligatures w14:val="none"/>
+        </w:rPr>
+        <w:t>artifactId</w:t>
+      </w:r>
+      <w:r>
+        <w:rPr>
+          <w:rFonts w:ascii="Courier New" w:eastAsia="Times New Roman" w:hAnsi="Courier New" w:cs="Courier New"/>
+          <w:color w:val="080808"/>
+          <w:kern w:val="0"/>
+          <w:sz w:val="20"/>
+          <w:szCs w:val="20"/>
+          <w14:ligatures w14:val="none"/>
+        </w:rPr>
+        <w:t>&gt;spring-boot-starter&lt;/</w:t>
+      </w:r>
+      <w:r>
+        <w:rPr>
+          <w:rFonts w:ascii="Courier New" w:eastAsia="Times New Roman" w:hAnsi="Courier New" w:cs="Courier New"/>
+          <w:color w:val="0033B3"/>
+          <w:kern w:val="0"/>
+          <w:sz w:val="20"/>
+          <w:szCs w:val="20"/>
+          <w14:ligatures w14:val="none"/>
+        </w:rPr>
+        <w:t>artifactId</w:t>
+      </w:r>
+      <w:r>
+        <w:rPr>
+          <w:rFonts w:ascii="Courier New" w:eastAsia="Times New Roman" w:hAnsi="Courier New" w:cs="Courier New"/>
+          <w:color w:val="080808"/>
+          <w:kern w:val="0"/>
+          <w:sz w:val="20"/>
+          <w:szCs w:val="20"/>
+          <w14:ligatures w14:val="none"/>
+        </w:rPr>
+        <w:t>&gt;</w:t>
+      </w:r>
+      <w:r>
+        <w:rPr>
+          <w:rFonts w:ascii="Courier New" w:eastAsia="Times New Roman" w:hAnsi="Courier New" w:cs="Courier New"/>
+          <w:color w:val="080808"/>
+          <w:kern w:val="0"/>
+          <w:sz w:val="20"/>
+          <w:szCs w:val="20"/>
+          <w14:ligatures w14:val="none"/>
+        </w:rPr>
+        <w:br/>
+        <w:t xml:space="preserve">       &lt;/</w:t>
+      </w:r>
+      <w:r>
+        <w:rPr>
+          <w:rFonts w:ascii="Courier New" w:eastAsia="Times New Roman" w:hAnsi="Courier New" w:cs="Courier New"/>
+          <w:color w:val="0033B3"/>
+          <w:kern w:val="0"/>
+          <w:sz w:val="20"/>
+          <w:szCs w:val="20"/>
+          <w14:ligatures w14:val="none"/>
+        </w:rPr>
+        <w:t>dependency</w:t>
+      </w:r>
+      <w:r>
+        <w:rPr>
+          <w:rFonts w:ascii="Courier New" w:eastAsia="Times New Roman" w:hAnsi="Courier New" w:cs="Courier New"/>
+          <w:color w:val="080808"/>
+          <w:kern w:val="0"/>
+          <w:sz w:val="20"/>
+          <w:szCs w:val="20"/>
+          <w14:ligatures w14:val="none"/>
+        </w:rPr>
+        <w:t>&gt;</w:t>
+      </w:r>
+      <w:r>
+        <w:rPr>
+          <w:rFonts w:ascii="Courier New" w:eastAsia="Times New Roman" w:hAnsi="Courier New" w:cs="Courier New"/>
+          <w:color w:val="080808"/>
+          <w:kern w:val="0"/>
+          <w:sz w:val="20"/>
+          <w:szCs w:val="20"/>
+          <w14:ligatures w14:val="none"/>
+        </w:rPr>
+        <w:br/>
+      </w:r>
+      <w:r>
+        <w:rPr>
+          <w:rFonts w:ascii="Courier New" w:eastAsia="Times New Roman" w:hAnsi="Courier New" w:cs="Courier New"/>
+          <w:color w:val="080808"/>
+          <w:kern w:val="0"/>
+          <w:sz w:val="20"/>
+          <w:szCs w:val="20"/>
+          <w14:ligatures w14:val="none"/>
+        </w:rPr>
+        <w:br/>
+        <w:t xml:space="preserve">       &lt;</w:t>
+      </w:r>
+      <w:r>
+        <w:rPr>
+          <w:rFonts w:ascii="Courier New" w:eastAsia="Times New Roman" w:hAnsi="Courier New" w:cs="Courier New"/>
+          <w:color w:val="0033B3"/>
+          <w:kern w:val="0"/>
+          <w:sz w:val="20"/>
+          <w:szCs w:val="20"/>
+          <w14:ligatures w14:val="none"/>
+        </w:rPr>
+        <w:t>dependency</w:t>
+      </w:r>
+      <w:r>
+        <w:rPr>
+          <w:rFonts w:ascii="Courier New" w:eastAsia="Times New Roman" w:hAnsi="Courier New" w:cs="Courier New"/>
+          <w:color w:val="080808"/>
+          <w:kern w:val="0"/>
+          <w:sz w:val="20"/>
+          <w:szCs w:val="20"/>
+          <w14:ligatures w14:val="none"/>
+        </w:rPr>
+        <w:t>&gt;</w:t>
+      </w:r>
+      <w:r>
+        <w:rPr>
+          <w:rFonts w:ascii="Courier New" w:eastAsia="Times New Roman" w:hAnsi="Courier New" w:cs="Courier New"/>
+          <w:color w:val="080808"/>
+          <w:kern w:val="0"/>
+          <w:sz w:val="20"/>
+          <w:szCs w:val="20"/>
+          <w14:ligatures w14:val="none"/>
+        </w:rPr>
+        <w:br/>
+      </w:r>
+      <w:r>
+        <w:rPr>
+          <w:rFonts w:ascii="Courier New" w:eastAsia="Times New Roman" w:hAnsi="Courier New" w:cs="Courier New"/>
+          <w:color w:val="080808"/>
+          <w:kern w:val="0"/>
+          <w:sz w:val="20"/>
+          <w:szCs w:val="20"/>
+          <w14:ligatures w14:val="none"/>
+        </w:rPr>
+        <w:lastRenderedPageBreak/>
+        <w:t xml:space="preserve">          &lt;</w:t>
+      </w:r>
+      <w:r>
+        <w:rPr>
+          <w:rFonts w:ascii="Courier New" w:eastAsia="Times New Roman" w:hAnsi="Courier New" w:cs="Courier New"/>
+          <w:color w:val="0033B3"/>
+          <w:kern w:val="0"/>
+          <w:sz w:val="20"/>
+          <w:szCs w:val="20"/>
+          <w14:ligatures w14:val="none"/>
+        </w:rPr>
+        <w:t>groupId</w:t>
+      </w:r>
+      <w:r>
+        <w:rPr>
+          <w:rFonts w:ascii="Courier New" w:eastAsia="Times New Roman" w:hAnsi="Courier New" w:cs="Courier New"/>
+          <w:color w:val="080808"/>
+          <w:kern w:val="0"/>
+          <w:sz w:val="20"/>
+          <w:szCs w:val="20"/>
+          <w14:ligatures w14:val="none"/>
+        </w:rPr>
+        <w:t>&gt;org.springframework.boot&lt;/</w:t>
+      </w:r>
+      <w:r>
+        <w:rPr>
+          <w:rFonts w:ascii="Courier New" w:eastAsia="Times New Roman" w:hAnsi="Courier New" w:cs="Courier New"/>
+          <w:color w:val="0033B3"/>
+          <w:kern w:val="0"/>
+          <w:sz w:val="20"/>
+          <w:szCs w:val="20"/>
+          <w14:ligatures w14:val="none"/>
+        </w:rPr>
+        <w:t>groupId</w:t>
+      </w:r>
+      <w:r>
+        <w:rPr>
+          <w:rFonts w:ascii="Courier New" w:eastAsia="Times New Roman" w:hAnsi="Courier New" w:cs="Courier New"/>
+          <w:color w:val="080808"/>
+          <w:kern w:val="0"/>
+          <w:sz w:val="20"/>
+          <w:szCs w:val="20"/>
+          <w14:ligatures w14:val="none"/>
+        </w:rPr>
+        <w:t>&gt;</w:t>
+      </w:r>
+      <w:r>
+        <w:rPr>
+          <w:rFonts w:ascii="Courier New" w:eastAsia="Times New Roman" w:hAnsi="Courier New" w:cs="Courier New"/>
+          <w:color w:val="080808"/>
+          <w:kern w:val="0"/>
+          <w:sz w:val="20"/>
+          <w:szCs w:val="20"/>
+          <w14:ligatures w14:val="none"/>
+        </w:rPr>
+        <w:br/>
+        <w:t xml:space="preserve">          &lt;</w:t>
+      </w:r>
+      <w:r>
+        <w:rPr>
+          <w:rFonts w:ascii="Courier New" w:eastAsia="Times New Roman" w:hAnsi="Courier New" w:cs="Courier New"/>
+          <w:color w:val="0033B3"/>
+          <w:kern w:val="0"/>
+          <w:sz w:val="20"/>
+          <w:szCs w:val="20"/>
+          <w14:ligatures w14:val="none"/>
+        </w:rPr>
+        <w:t>artifactId</w:t>
+      </w:r>
+      <w:r>
+        <w:rPr>
+          <w:rFonts w:ascii="Courier New" w:eastAsia="Times New Roman" w:hAnsi="Courier New" w:cs="Courier New"/>
+          <w:color w:val="080808"/>
+          <w:kern w:val="0"/>
+          <w:sz w:val="20"/>
+          <w:szCs w:val="20"/>
+          <w14:ligatures w14:val="none"/>
+        </w:rPr>
+        <w:t>&gt;spring-boot-starter-test&lt;/</w:t>
+      </w:r>
+      <w:r>
+        <w:rPr>
+          <w:rFonts w:ascii="Courier New" w:eastAsia="Times New Roman" w:hAnsi="Courier New" w:cs="Courier New"/>
+          <w:color w:val="0033B3"/>
+          <w:kern w:val="0"/>
+          <w:sz w:val="20"/>
+          <w:szCs w:val="20"/>
+          <w14:ligatures w14:val="none"/>
+        </w:rPr>
+        <w:t>artifactId</w:t>
+      </w:r>
+      <w:r>
+        <w:rPr>
+          <w:rFonts w:ascii="Courier New" w:eastAsia="Times New Roman" w:hAnsi="Courier New" w:cs="Courier New"/>
+          <w:color w:val="080808"/>
+          <w:kern w:val="0"/>
+          <w:sz w:val="20"/>
+          <w:szCs w:val="20"/>
+          <w14:ligatures w14:val="none"/>
+        </w:rPr>
+        <w:t>&gt;</w:t>
+      </w:r>
+      <w:r>
+        <w:rPr>
+          <w:rFonts w:ascii="Courier New" w:eastAsia="Times New Roman" w:hAnsi="Courier New" w:cs="Courier New"/>
+          <w:color w:val="080808"/>
+          <w:kern w:val="0"/>
+          <w:sz w:val="20"/>
+          <w:szCs w:val="20"/>
+          <w14:ligatures w14:val="none"/>
+        </w:rPr>
+        <w:br/>
+        <w:t xml:space="preserve">          &lt;</w:t>
+      </w:r>
+      <w:r>
+        <w:rPr>
+          <w:rFonts w:ascii="Courier New" w:eastAsia="Times New Roman" w:hAnsi="Courier New" w:cs="Courier New"/>
+          <w:color w:val="0033B3"/>
+          <w:kern w:val="0"/>
+          <w:sz w:val="20"/>
+          <w:szCs w:val="20"/>
+          <w14:ligatures w14:val="none"/>
+        </w:rPr>
+        <w:t>scope</w:t>
+      </w:r>
+      <w:r>
+        <w:rPr>
+          <w:rFonts w:ascii="Courier New" w:eastAsia="Times New Roman" w:hAnsi="Courier New" w:cs="Courier New"/>
+          <w:color w:val="080808"/>
+          <w:kern w:val="0"/>
+          <w:sz w:val="20"/>
+          <w:szCs w:val="20"/>
+          <w14:ligatures w14:val="none"/>
+        </w:rPr>
+        <w:t>&gt;test&lt;/</w:t>
+      </w:r>
+      <w:r>
+        <w:rPr>
+          <w:rFonts w:ascii="Courier New" w:eastAsia="Times New Roman" w:hAnsi="Courier New" w:cs="Courier New"/>
+          <w:color w:val="0033B3"/>
+          <w:kern w:val="0"/>
+          <w:sz w:val="20"/>
+          <w:szCs w:val="20"/>
+          <w14:ligatures w14:val="none"/>
+        </w:rPr>
+        <w:t>scope</w:t>
+      </w:r>
+      <w:r>
+        <w:rPr>
+          <w:rFonts w:ascii="Courier New" w:eastAsia="Times New Roman" w:hAnsi="Courier New" w:cs="Courier New"/>
+          <w:color w:val="080808"/>
+          <w:kern w:val="0"/>
+          <w:sz w:val="20"/>
+          <w:szCs w:val="20"/>
+          <w14:ligatures w14:val="none"/>
+        </w:rPr>
+        <w:t>&gt;</w:t>
+      </w:r>
+      <w:r>
+        <w:rPr>
+          <w:rFonts w:ascii="Courier New" w:eastAsia="Times New Roman" w:hAnsi="Courier New" w:cs="Courier New"/>
+          <w:color w:val="080808"/>
+          <w:kern w:val="0"/>
+          <w:sz w:val="20"/>
+          <w:szCs w:val="20"/>
+          <w14:ligatures w14:val="none"/>
+        </w:rPr>
+        <w:br/>
+        <w:t xml:space="preserve">       &lt;/</w:t>
+      </w:r>
+      <w:r>
+        <w:rPr>
+          <w:rFonts w:ascii="Courier New" w:eastAsia="Times New Roman" w:hAnsi="Courier New" w:cs="Courier New"/>
+          <w:color w:val="0033B3"/>
+          <w:kern w:val="0"/>
+          <w:sz w:val="20"/>
+          <w:szCs w:val="20"/>
+          <w14:ligatures w14:val="none"/>
+        </w:rPr>
+        <w:t>dependency</w:t>
+      </w:r>
+      <w:r>
+        <w:rPr>
+          <w:rFonts w:ascii="Courier New" w:eastAsia="Times New Roman" w:hAnsi="Courier New" w:cs="Courier New"/>
+          <w:color w:val="080808"/>
+          <w:kern w:val="0"/>
+          <w:sz w:val="20"/>
+          <w:szCs w:val="20"/>
+          <w14:ligatures w14:val="none"/>
+        </w:rPr>
+        <w:t>&gt;</w:t>
+      </w:r>
+      <w:r>
+        <w:rPr>
+          <w:rFonts w:ascii="Courier New" w:eastAsia="Times New Roman" w:hAnsi="Courier New" w:cs="Courier New"/>
+          <w:color w:val="080808"/>
+          <w:kern w:val="0"/>
+          <w:sz w:val="20"/>
+          <w:szCs w:val="20"/>
+          <w14:ligatures w14:val="none"/>
+        </w:rPr>
+        <w:br/>
+      </w:r>
+      <w:r>
+        <w:rPr>
+          <w:rFonts w:ascii="Courier New" w:eastAsia="Times New Roman" w:hAnsi="Courier New" w:cs="Courier New"/>
+          <w:color w:val="080808"/>
+          <w:kern w:val="0"/>
+          <w:sz w:val="20"/>
+          <w:szCs w:val="20"/>
+          <w14:ligatures w14:val="none"/>
+        </w:rPr>
+        <w:br/>
+        <w:t xml:space="preserve">       &lt;</w:t>
+      </w:r>
+      <w:r>
+        <w:rPr>
+          <w:rFonts w:ascii="Courier New" w:eastAsia="Times New Roman" w:hAnsi="Courier New" w:cs="Courier New"/>
+          <w:color w:val="0033B3"/>
+          <w:kern w:val="0"/>
+          <w:sz w:val="20"/>
+          <w:szCs w:val="20"/>
+          <w14:ligatures w14:val="none"/>
+        </w:rPr>
+        <w:t>dependency</w:t>
+      </w:r>
+      <w:r>
+        <w:rPr>
+          <w:rFonts w:ascii="Courier New" w:eastAsia="Times New Roman" w:hAnsi="Courier New" w:cs="Courier New"/>
+          <w:color w:val="080808"/>
+          <w:kern w:val="0"/>
+          <w:sz w:val="20"/>
+          <w:szCs w:val="20"/>
+          <w14:ligatures w14:val="none"/>
+        </w:rPr>
+        <w:t>&gt;</w:t>
+      </w:r>
+      <w:r>
+        <w:rPr>
+          <w:rFonts w:ascii="Courier New" w:eastAsia="Times New Roman" w:hAnsi="Courier New" w:cs="Courier New"/>
+          <w:color w:val="080808"/>
+          <w:kern w:val="0"/>
+          <w:sz w:val="20"/>
+          <w:szCs w:val="20"/>
+          <w14:ligatures w14:val="none"/>
+        </w:rPr>
+        <w:br/>
+        <w:t xml:space="preserve">          &lt;</w:t>
+      </w:r>
+      <w:r>
+        <w:rPr>
+          <w:rFonts w:ascii="Courier New" w:eastAsia="Times New Roman" w:hAnsi="Courier New" w:cs="Courier New"/>
+          <w:color w:val="0033B3"/>
+          <w:kern w:val="0"/>
+          <w:sz w:val="20"/>
+          <w:szCs w:val="20"/>
+          <w14:ligatures w14:val="none"/>
+        </w:rPr>
+        <w:t>groupId</w:t>
+      </w:r>
+      <w:r>
+        <w:rPr>
+          <w:rFonts w:ascii="Courier New" w:eastAsia="Times New Roman" w:hAnsi="Courier New" w:cs="Courier New"/>
+          <w:color w:val="080808"/>
+          <w:kern w:val="0"/>
+          <w:sz w:val="20"/>
+          <w:szCs w:val="20"/>
+          <w14:ligatures w14:val="none"/>
+        </w:rPr>
+        <w:t>&gt;org.springframework.boot&lt;/</w:t>
+      </w:r>
+      <w:r>
+        <w:rPr>
+          <w:rFonts w:ascii="Courier New" w:eastAsia="Times New Roman" w:hAnsi="Courier New" w:cs="Courier New"/>
+          <w:color w:val="0033B3"/>
+          <w:kern w:val="0"/>
+          <w:sz w:val="20"/>
+          <w:szCs w:val="20"/>
+          <w14:ligatures w14:val="none"/>
+        </w:rPr>
+        <w:t>groupId</w:t>
+      </w:r>
+      <w:r>
+        <w:rPr>
+          <w:rFonts w:ascii="Courier New" w:eastAsia="Times New Roman" w:hAnsi="Courier New" w:cs="Courier New"/>
+          <w:color w:val="080808"/>
+          <w:kern w:val="0"/>
+          <w:sz w:val="20"/>
+          <w:szCs w:val="20"/>
+          <w14:ligatures w14:val="none"/>
+        </w:rPr>
+        <w:t>&gt;</w:t>
+      </w:r>
+      <w:r>
+        <w:rPr>
+          <w:rFonts w:ascii="Courier New" w:eastAsia="Times New Roman" w:hAnsi="Courier New" w:cs="Courier New"/>
+          <w:color w:val="080808"/>
+          <w:kern w:val="0"/>
+          <w:sz w:val="20"/>
+          <w:szCs w:val="20"/>
+          <w14:ligatures w14:val="none"/>
+        </w:rPr>
+        <w:br/>
+        <w:t xml:space="preserve">          &lt;</w:t>
+      </w:r>
+      <w:r>
+        <w:rPr>
+          <w:rFonts w:ascii="Courier New" w:eastAsia="Times New Roman" w:hAnsi="Courier New" w:cs="Courier New"/>
+          <w:color w:val="0033B3"/>
+          <w:kern w:val="0"/>
+          <w:sz w:val="20"/>
+          <w:szCs w:val="20"/>
+          <w14:ligatures w14:val="none"/>
+        </w:rPr>
+        <w:t>artifactId</w:t>
+      </w:r>
+      <w:r>
+        <w:rPr>
+          <w:rFonts w:ascii="Courier New" w:eastAsia="Times New Roman" w:hAnsi="Courier New" w:cs="Courier New"/>
+          <w:color w:val="080808"/>
+          <w:kern w:val="0"/>
+          <w:sz w:val="20"/>
+          <w:szCs w:val="20"/>
+          <w14:ligatures w14:val="none"/>
+        </w:rPr>
+        <w:t>&gt;spring-boot-starter-web&lt;/</w:t>
+      </w:r>
+      <w:r>
+        <w:rPr>
+          <w:rFonts w:ascii="Courier New" w:eastAsia="Times New Roman" w:hAnsi="Courier New" w:cs="Courier New"/>
+          <w:color w:val="0033B3"/>
+          <w:kern w:val="0"/>
+          <w:sz w:val="20"/>
+          <w:szCs w:val="20"/>
+          <w14:ligatures w14:val="none"/>
+        </w:rPr>
+        <w:t>artifactId</w:t>
+      </w:r>
+      <w:r>
+        <w:rPr>
+          <w:rFonts w:ascii="Courier New" w:eastAsia="Times New Roman" w:hAnsi="Courier New" w:cs="Courier New"/>
+          <w:color w:val="080808"/>
+          <w:kern w:val="0"/>
+          <w:sz w:val="20"/>
+          <w:szCs w:val="20"/>
+          <w14:ligatures w14:val="none"/>
+        </w:rPr>
+        <w:t>&gt;</w:t>
+      </w:r>
+      <w:r>
+        <w:rPr>
+          <w:rFonts w:ascii="Courier New" w:eastAsia="Times New Roman" w:hAnsi="Courier New" w:cs="Courier New"/>
+          <w:color w:val="080808"/>
+          <w:kern w:val="0"/>
+          <w:sz w:val="20"/>
+          <w:szCs w:val="20"/>
+          <w14:ligatures w14:val="none"/>
+        </w:rPr>
+        <w:br/>
+        <w:t xml:space="preserve">          &lt;</w:t>
+      </w:r>
+      <w:r>
+        <w:rPr>
+          <w:rFonts w:ascii="Courier New" w:eastAsia="Times New Roman" w:hAnsi="Courier New" w:cs="Courier New"/>
+          <w:color w:val="0033B3"/>
+          <w:kern w:val="0"/>
+          <w:sz w:val="20"/>
+          <w:szCs w:val="20"/>
+          <w14:ligatures w14:val="none"/>
+        </w:rPr>
+        <w:t>version</w:t>
+      </w:r>
+      <w:r>
+        <w:rPr>
+          <w:rFonts w:ascii="Courier New" w:eastAsia="Times New Roman" w:hAnsi="Courier New" w:cs="Courier New"/>
+          <w:color w:val="080808"/>
+          <w:kern w:val="0"/>
+          <w:sz w:val="20"/>
+          <w:szCs w:val="20"/>
+          <w14:ligatures w14:val="none"/>
+        </w:rPr>
+        <w:t>&gt;3.5.3&lt;/</w:t>
+      </w:r>
+      <w:r>
+        <w:rPr>
+          <w:rFonts w:ascii="Courier New" w:eastAsia="Times New Roman" w:hAnsi="Courier New" w:cs="Courier New"/>
+          <w:color w:val="0033B3"/>
+          <w:kern w:val="0"/>
+          <w:sz w:val="20"/>
+          <w:szCs w:val="20"/>
+          <w14:ligatures w14:val="none"/>
+        </w:rPr>
+        <w:t>version</w:t>
+      </w:r>
+      <w:r>
+        <w:rPr>
+          <w:rFonts w:ascii="Courier New" w:eastAsia="Times New Roman" w:hAnsi="Courier New" w:cs="Courier New"/>
+          <w:color w:val="080808"/>
+          <w:kern w:val="0"/>
+          <w:sz w:val="20"/>
+          <w:szCs w:val="20"/>
+          <w14:ligatures w14:val="none"/>
+        </w:rPr>
+        <w:t>&gt;</w:t>
+      </w:r>
+      <w:r>
+        <w:rPr>
+          <w:rFonts w:ascii="Courier New" w:eastAsia="Times New Roman" w:hAnsi="Courier New" w:cs="Courier New"/>
+          <w:color w:val="080808"/>
+          <w:kern w:val="0"/>
+          <w:sz w:val="20"/>
+          <w:szCs w:val="20"/>
+          <w14:ligatures w14:val="none"/>
+        </w:rPr>
+        <w:br/>
+        <w:t xml:space="preserve">       &lt;/</w:t>
+      </w:r>
+      <w:r>
+        <w:rPr>
+          <w:rFonts w:ascii="Courier New" w:eastAsia="Times New Roman" w:hAnsi="Courier New" w:cs="Courier New"/>
+          <w:color w:val="0033B3"/>
+          <w:kern w:val="0"/>
+          <w:sz w:val="20"/>
+          <w:szCs w:val="20"/>
+          <w14:ligatures w14:val="none"/>
+        </w:rPr>
+        <w:t>dependency</w:t>
+      </w:r>
+      <w:r>
+        <w:rPr>
+          <w:rFonts w:ascii="Courier New" w:eastAsia="Times New Roman" w:hAnsi="Courier New" w:cs="Courier New"/>
+          <w:color w:val="080808"/>
+          <w:kern w:val="0"/>
+          <w:sz w:val="20"/>
+          <w:szCs w:val="20"/>
+          <w14:ligatures w14:val="none"/>
+        </w:rPr>
+        <w:t>&gt;</w:t>
+      </w:r>
+      <w:r>
+        <w:rPr>
+          <w:rFonts w:ascii="Courier New" w:eastAsia="Times New Roman" w:hAnsi="Courier New" w:cs="Courier New"/>
+          <w:color w:val="080808"/>
+          <w:kern w:val="0"/>
+          <w:sz w:val="20"/>
+          <w:szCs w:val="20"/>
+          <w14:ligatures w14:val="none"/>
+        </w:rPr>
+        <w:br/>
+      </w:r>
+      <w:r>
+        <w:rPr>
+          <w:rFonts w:ascii="Courier New" w:eastAsia="Times New Roman" w:hAnsi="Courier New" w:cs="Courier New"/>
+          <w:color w:val="080808"/>
+          <w:kern w:val="0"/>
+          <w:sz w:val="20"/>
+          <w:szCs w:val="20"/>
+          <w14:ligatures w14:val="none"/>
+        </w:rPr>
+        <w:br/>
+        <w:t xml:space="preserve">       &lt;</w:t>
+      </w:r>
+      <w:r>
+        <w:rPr>
+          <w:rFonts w:ascii="Courier New" w:eastAsia="Times New Roman" w:hAnsi="Courier New" w:cs="Courier New"/>
+          <w:color w:val="0033B3"/>
+          <w:kern w:val="0"/>
+          <w:sz w:val="20"/>
+          <w:szCs w:val="20"/>
+          <w14:ligatures w14:val="none"/>
+        </w:rPr>
+        <w:t>dependency</w:t>
+      </w:r>
+      <w:r>
+        <w:rPr>
+          <w:rFonts w:ascii="Courier New" w:eastAsia="Times New Roman" w:hAnsi="Courier New" w:cs="Courier New"/>
+          <w:color w:val="080808"/>
+          <w:kern w:val="0"/>
+          <w:sz w:val="20"/>
+          <w:szCs w:val="20"/>
+          <w14:ligatures w14:val="none"/>
+        </w:rPr>
+        <w:t>&gt;</w:t>
+      </w:r>
+      <w:r>
+        <w:rPr>
+          <w:rFonts w:ascii="Courier New" w:eastAsia="Times New Roman" w:hAnsi="Courier New" w:cs="Courier New"/>
+          <w:color w:val="080808"/>
+          <w:kern w:val="0"/>
+          <w:sz w:val="20"/>
+          <w:szCs w:val="20"/>
+          <w14:ligatures w14:val="none"/>
+        </w:rPr>
+        <w:br/>
+        <w:t xml:space="preserve">          &lt;</w:t>
+      </w:r>
+      <w:r>
+        <w:rPr>
+          <w:rFonts w:ascii="Courier New" w:eastAsia="Times New Roman" w:hAnsi="Courier New" w:cs="Courier New"/>
+          <w:color w:val="0033B3"/>
+          <w:kern w:val="0"/>
+          <w:sz w:val="20"/>
+          <w:szCs w:val="20"/>
+          <w14:ligatures w14:val="none"/>
+        </w:rPr>
+        <w:t>groupId</w:t>
+      </w:r>
+      <w:r>
+        <w:rPr>
+          <w:rFonts w:ascii="Courier New" w:eastAsia="Times New Roman" w:hAnsi="Courier New" w:cs="Courier New"/>
+          <w:color w:val="080808"/>
+          <w:kern w:val="0"/>
+          <w:sz w:val="20"/>
+          <w:szCs w:val="20"/>
+          <w14:ligatures w14:val="none"/>
+        </w:rPr>
+        <w:t>&gt;org.springframework.boot&lt;/</w:t>
+      </w:r>
+      <w:r>
+        <w:rPr>
+          <w:rFonts w:ascii="Courier New" w:eastAsia="Times New Roman" w:hAnsi="Courier New" w:cs="Courier New"/>
+          <w:color w:val="0033B3"/>
+          <w:kern w:val="0"/>
+          <w:sz w:val="20"/>
+          <w:szCs w:val="20"/>
+          <w14:ligatures w14:val="none"/>
+        </w:rPr>
+        <w:t>groupId</w:t>
+      </w:r>
+      <w:r>
+        <w:rPr>
+          <w:rFonts w:ascii="Courier New" w:eastAsia="Times New Roman" w:hAnsi="Courier New" w:cs="Courier New"/>
+          <w:color w:val="080808"/>
+          <w:kern w:val="0"/>
+          <w:sz w:val="20"/>
+          <w:szCs w:val="20"/>
+          <w14:ligatures w14:val="none"/>
+        </w:rPr>
+        <w:t>&gt;</w:t>
+      </w:r>
+      <w:r>
+        <w:rPr>
+          <w:rFonts w:ascii="Courier New" w:eastAsia="Times New Roman" w:hAnsi="Courier New" w:cs="Courier New"/>
+          <w:color w:val="080808"/>
+          <w:kern w:val="0"/>
+          <w:sz w:val="20"/>
+          <w:szCs w:val="20"/>
+          <w14:ligatures w14:val="none"/>
+        </w:rPr>
+        <w:br/>
+        <w:t xml:space="preserve">          &lt;</w:t>
+      </w:r>
+      <w:r>
+        <w:rPr>
+          <w:rFonts w:ascii="Courier New" w:eastAsia="Times New Roman" w:hAnsi="Courier New" w:cs="Courier New"/>
+          <w:color w:val="0033B3"/>
+          <w:kern w:val="0"/>
+          <w:sz w:val="20"/>
+          <w:szCs w:val="20"/>
+          <w14:ligatures w14:val="none"/>
+        </w:rPr>
+        <w:t>artifactId</w:t>
+      </w:r>
+      <w:r>
+        <w:rPr>
+          <w:rFonts w:ascii="Courier New" w:eastAsia="Times New Roman" w:hAnsi="Courier New" w:cs="Courier New"/>
+          <w:color w:val="080808"/>
+          <w:kern w:val="0"/>
+          <w:sz w:val="20"/>
+          <w:szCs w:val="20"/>
+          <w14:ligatures w14:val="none"/>
+        </w:rPr>
+        <w:t>&gt;spring-boot-starter-data-jpa&lt;/</w:t>
+      </w:r>
+      <w:r>
+        <w:rPr>
+          <w:rFonts w:ascii="Courier New" w:eastAsia="Times New Roman" w:hAnsi="Courier New" w:cs="Courier New"/>
+          <w:color w:val="0033B3"/>
+          <w:kern w:val="0"/>
+          <w:sz w:val="20"/>
+          <w:szCs w:val="20"/>
+          <w14:ligatures w14:val="none"/>
+        </w:rPr>
+        <w:t>artifactId</w:t>
+      </w:r>
+      <w:r>
+        <w:rPr>
+          <w:rFonts w:ascii="Courier New" w:eastAsia="Times New Roman" w:hAnsi="Courier New" w:cs="Courier New"/>
+          <w:color w:val="080808"/>
+          <w:kern w:val="0"/>
+          <w:sz w:val="20"/>
+          <w:szCs w:val="20"/>
+          <w14:ligatures w14:val="none"/>
+        </w:rPr>
+        <w:t>&gt;</w:t>
+      </w:r>
+      <w:r>
+        <w:rPr>
+          <w:rFonts w:ascii="Courier New" w:eastAsia="Times New Roman" w:hAnsi="Courier New" w:cs="Courier New"/>
+          <w:color w:val="080808"/>
+          <w:kern w:val="0"/>
+          <w:sz w:val="20"/>
+          <w:szCs w:val="20"/>
+          <w14:ligatures w14:val="none"/>
+        </w:rPr>
+        <w:br/>
+        <w:t xml:space="preserve">       &lt;/</w:t>
+      </w:r>
+      <w:r>
+        <w:rPr>
+          <w:rFonts w:ascii="Courier New" w:eastAsia="Times New Roman" w:hAnsi="Courier New" w:cs="Courier New"/>
+          <w:color w:val="0033B3"/>
+          <w:kern w:val="0"/>
+          <w:sz w:val="20"/>
+          <w:szCs w:val="20"/>
+          <w14:ligatures w14:val="none"/>
+        </w:rPr>
+        <w:t>dependency</w:t>
+      </w:r>
+      <w:r>
+        <w:rPr>
+          <w:rFonts w:ascii="Courier New" w:eastAsia="Times New Roman" w:hAnsi="Courier New" w:cs="Courier New"/>
+          <w:color w:val="080808"/>
+          <w:kern w:val="0"/>
+          <w:sz w:val="20"/>
+          <w:szCs w:val="20"/>
+          <w14:ligatures w14:val="none"/>
+        </w:rPr>
+        <w:t>&gt;</w:t>
+      </w:r>
+      <w:r>
+        <w:rPr>
+          <w:rFonts w:ascii="Courier New" w:eastAsia="Times New Roman" w:hAnsi="Courier New" w:cs="Courier New"/>
+          <w:color w:val="080808"/>
+          <w:kern w:val="0"/>
+          <w:sz w:val="20"/>
+          <w:szCs w:val="20"/>
+          <w14:ligatures w14:val="none"/>
+        </w:rPr>
+        <w:br/>
+      </w:r>
+      <w:r>
+        <w:rPr>
+          <w:rFonts w:ascii="Courier New" w:eastAsia="Times New Roman" w:hAnsi="Courier New" w:cs="Courier New"/>
+          <w:color w:val="080808"/>
+          <w:kern w:val="0"/>
+          <w:sz w:val="20"/>
+          <w:szCs w:val="20"/>
+          <w14:ligatures w14:val="none"/>
+        </w:rPr>
+        <w:br/>
+        <w:t xml:space="preserve">       </w:t>
+      </w:r>
+      <w:r>
+        <w:rPr>
+          <w:rFonts w:ascii="Courier New" w:eastAsia="Times New Roman" w:hAnsi="Courier New" w:cs="Courier New"/>
+          <w:i/>
+          <w:iCs/>
+          <w:color w:val="8C8C8C"/>
+          <w:kern w:val="0"/>
+          <w:sz w:val="20"/>
+          <w:szCs w:val="20"/>
+          <w14:ligatures w14:val="none"/>
+        </w:rPr>
+        <w:t>&lt;!-- Flyway Core --&gt;</w:t>
+      </w:r>
+      <w:r>
+        <w:rPr>
+          <w:rFonts w:ascii="Courier New" w:eastAsia="Times New Roman" w:hAnsi="Courier New" w:cs="Courier New"/>
+          <w:i/>
+          <w:iCs/>
+          <w:color w:val="8C8C8C"/>
+          <w:kern w:val="0"/>
+          <w:sz w:val="20"/>
+          <w:szCs w:val="20"/>
+          <w14:ligatures w14:val="none"/>
+        </w:rPr>
+        <w:br/>
+        <w:t xml:space="preserve">       </w:t>
+      </w:r>
+      <w:r>
+        <w:rPr>
+          <w:rFonts w:ascii="Courier New" w:eastAsia="Times New Roman" w:hAnsi="Courier New" w:cs="Courier New"/>
+          <w:color w:val="080808"/>
+          <w:kern w:val="0"/>
+          <w:sz w:val="20"/>
+          <w:szCs w:val="20"/>
+          <w14:ligatures w14:val="none"/>
+        </w:rPr>
+        <w:t>&lt;</w:t>
+      </w:r>
+      <w:r>
+        <w:rPr>
+          <w:rFonts w:ascii="Courier New" w:eastAsia="Times New Roman" w:hAnsi="Courier New" w:cs="Courier New"/>
+          <w:color w:val="0033B3"/>
+          <w:kern w:val="0"/>
+          <w:sz w:val="20"/>
+          <w:szCs w:val="20"/>
+          <w14:ligatures w14:val="none"/>
+        </w:rPr>
+        <w:t>dependency</w:t>
+      </w:r>
+      <w:r>
+        <w:rPr>
+          <w:rFonts w:ascii="Courier New" w:eastAsia="Times New Roman" w:hAnsi="Courier New" w:cs="Courier New"/>
+          <w:color w:val="080808"/>
+          <w:kern w:val="0"/>
+          <w:sz w:val="20"/>
+          <w:szCs w:val="20"/>
+          <w14:ligatures w14:val="none"/>
+        </w:rPr>
+        <w:t>&gt;</w:t>
+      </w:r>
+      <w:r>
+        <w:rPr>
+          <w:rFonts w:ascii="Courier New" w:eastAsia="Times New Roman" w:hAnsi="Courier New" w:cs="Courier New"/>
+          <w:color w:val="080808"/>
+          <w:kern w:val="0"/>
+          <w:sz w:val="20"/>
+          <w:szCs w:val="20"/>
+          <w14:ligatures w14:val="none"/>
+        </w:rPr>
+        <w:br/>
+        <w:t xml:space="preserve">          &lt;</w:t>
+      </w:r>
+      <w:r>
+        <w:rPr>
+          <w:rFonts w:ascii="Courier New" w:eastAsia="Times New Roman" w:hAnsi="Courier New" w:cs="Courier New"/>
+          <w:color w:val="0033B3"/>
+          <w:kern w:val="0"/>
+          <w:sz w:val="20"/>
+          <w:szCs w:val="20"/>
+          <w14:ligatures w14:val="none"/>
+        </w:rPr>
+        <w:t>groupId</w:t>
+      </w:r>
+      <w:r>
+        <w:rPr>
+          <w:rFonts w:ascii="Courier New" w:eastAsia="Times New Roman" w:hAnsi="Courier New" w:cs="Courier New"/>
+          <w:color w:val="080808"/>
+          <w:kern w:val="0"/>
+          <w:sz w:val="20"/>
+          <w:szCs w:val="20"/>
+          <w14:ligatures w14:val="none"/>
+        </w:rPr>
+        <w:t>&gt;org.flywaydb&lt;/</w:t>
+      </w:r>
+      <w:r>
+        <w:rPr>
+          <w:rFonts w:ascii="Courier New" w:eastAsia="Times New Roman" w:hAnsi="Courier New" w:cs="Courier New"/>
+          <w:color w:val="0033B3"/>
+          <w:kern w:val="0"/>
+          <w:sz w:val="20"/>
+          <w:szCs w:val="20"/>
+          <w14:ligatures w14:val="none"/>
+        </w:rPr>
+        <w:t>groupId</w:t>
+      </w:r>
+      <w:r>
+        <w:rPr>
+          <w:rFonts w:ascii="Courier New" w:eastAsia="Times New Roman" w:hAnsi="Courier New" w:cs="Courier New"/>
+          <w:color w:val="080808"/>
+          <w:kern w:val="0"/>
+          <w:sz w:val="20"/>
+          <w:szCs w:val="20"/>
+          <w14:ligatures w14:val="none"/>
+        </w:rPr>
+        <w:t>&gt;</w:t>
+      </w:r>
+      <w:r>
+        <w:rPr>
+          <w:rFonts w:ascii="Courier New" w:eastAsia="Times New Roman" w:hAnsi="Courier New" w:cs="Courier New"/>
+          <w:color w:val="080808"/>
+          <w:kern w:val="0"/>
+          <w:sz w:val="20"/>
+          <w:szCs w:val="20"/>
+          <w14:ligatures w14:val="none"/>
+        </w:rPr>
+        <w:br/>
+        <w:t xml:space="preserve">          &lt;</w:t>
+      </w:r>
+      <w:r>
+        <w:rPr>
+          <w:rFonts w:ascii="Courier New" w:eastAsia="Times New Roman" w:hAnsi="Courier New" w:cs="Courier New"/>
+          <w:color w:val="0033B3"/>
+          <w:kern w:val="0"/>
+          <w:sz w:val="20"/>
+          <w:szCs w:val="20"/>
+          <w14:ligatures w14:val="none"/>
+        </w:rPr>
+        <w:t>artifactId</w:t>
+      </w:r>
+      <w:r>
+        <w:rPr>
+          <w:rFonts w:ascii="Courier New" w:eastAsia="Times New Roman" w:hAnsi="Courier New" w:cs="Courier New"/>
+          <w:color w:val="080808"/>
+          <w:kern w:val="0"/>
+          <w:sz w:val="20"/>
+          <w:szCs w:val="20"/>
+          <w14:ligatures w14:val="none"/>
+        </w:rPr>
+        <w:t>&gt;flyway-core&lt;/</w:t>
+      </w:r>
+      <w:r>
+        <w:rPr>
+          <w:rFonts w:ascii="Courier New" w:eastAsia="Times New Roman" w:hAnsi="Courier New" w:cs="Courier New"/>
+          <w:color w:val="0033B3"/>
+          <w:kern w:val="0"/>
+          <w:sz w:val="20"/>
+          <w:szCs w:val="20"/>
+          <w14:ligatures w14:val="none"/>
+        </w:rPr>
+        <w:t>artifactId</w:t>
+      </w:r>
+      <w:r>
+        <w:rPr>
+          <w:rFonts w:ascii="Courier New" w:eastAsia="Times New Roman" w:hAnsi="Courier New" w:cs="Courier New"/>
+          <w:color w:val="080808"/>
+          <w:kern w:val="0"/>
+          <w:sz w:val="20"/>
+          <w:szCs w:val="20"/>
+          <w14:ligatures w14:val="none"/>
+        </w:rPr>
+        <w:t>&gt;</w:t>
+      </w:r>
+      <w:r>
+        <w:rPr>
+          <w:rFonts w:ascii="Courier New" w:eastAsia="Times New Roman" w:hAnsi="Courier New" w:cs="Courier New"/>
+          <w:color w:val="080808"/>
+          <w:kern w:val="0"/>
+          <w:sz w:val="20"/>
+          <w:szCs w:val="20"/>
+          <w14:ligatures w14:val="none"/>
+        </w:rPr>
+        <w:br/>
+        <w:t xml:space="preserve">       &lt;/</w:t>
+      </w:r>
+      <w:r>
+        <w:rPr>
+          <w:rFonts w:ascii="Courier New" w:eastAsia="Times New Roman" w:hAnsi="Courier New" w:cs="Courier New"/>
+          <w:color w:val="0033B3"/>
+          <w:kern w:val="0"/>
+          <w:sz w:val="20"/>
+          <w:szCs w:val="20"/>
+          <w14:ligatures w14:val="none"/>
+        </w:rPr>
+        <w:t>dependency</w:t>
+      </w:r>
+      <w:r>
+        <w:rPr>
+          <w:rFonts w:ascii="Courier New" w:eastAsia="Times New Roman" w:hAnsi="Courier New" w:cs="Courier New"/>
+          <w:color w:val="080808"/>
+          <w:kern w:val="0"/>
+          <w:sz w:val="20"/>
+          <w:szCs w:val="20"/>
+          <w14:ligatures w14:val="none"/>
+        </w:rPr>
+        <w:t>&gt;</w:t>
+      </w:r>
+      <w:r>
+        <w:rPr>
+          <w:rFonts w:ascii="Courier New" w:eastAsia="Times New Roman" w:hAnsi="Courier New" w:cs="Courier New"/>
+          <w:color w:val="080808"/>
+          <w:kern w:val="0"/>
+          <w:sz w:val="20"/>
+          <w:szCs w:val="20"/>
+          <w14:ligatures w14:val="none"/>
+        </w:rPr>
+        <w:br/>
+      </w:r>
+      <w:r>
+        <w:rPr>
+          <w:rFonts w:ascii="Courier New" w:eastAsia="Times New Roman" w:hAnsi="Courier New" w:cs="Courier New"/>
+          <w:color w:val="080808"/>
+          <w:kern w:val="0"/>
+          <w:sz w:val="20"/>
+          <w:szCs w:val="20"/>
+          <w14:ligatures w14:val="none"/>
+        </w:rPr>
+        <w:br/>
+        <w:t xml:space="preserve">       &lt;</w:t>
+      </w:r>
+      <w:r>
+        <w:rPr>
+          <w:rFonts w:ascii="Courier New" w:eastAsia="Times New Roman" w:hAnsi="Courier New" w:cs="Courier New"/>
+          <w:color w:val="0033B3"/>
+          <w:kern w:val="0"/>
+          <w:sz w:val="20"/>
+          <w:szCs w:val="20"/>
+          <w14:ligatures w14:val="none"/>
+        </w:rPr>
+        <w:t>dependency</w:t>
+      </w:r>
+      <w:r>
+        <w:rPr>
+          <w:rFonts w:ascii="Courier New" w:eastAsia="Times New Roman" w:hAnsi="Courier New" w:cs="Courier New"/>
+          <w:color w:val="080808"/>
+          <w:kern w:val="0"/>
+          <w:sz w:val="20"/>
+          <w:szCs w:val="20"/>
+          <w14:ligatures w14:val="none"/>
+        </w:rPr>
+        <w:t>&gt;</w:t>
+      </w:r>
+      <w:r>
+        <w:rPr>
+          <w:rFonts w:ascii="Courier New" w:eastAsia="Times New Roman" w:hAnsi="Courier New" w:cs="Courier New"/>
+          <w:color w:val="080808"/>
+          <w:kern w:val="0"/>
+          <w:sz w:val="20"/>
+          <w:szCs w:val="20"/>
+          <w14:ligatures w14:val="none"/>
+        </w:rPr>
+        <w:br/>
+        <w:t xml:space="preserve">          &lt;</w:t>
+      </w:r>
+      <w:r>
+        <w:rPr>
+          <w:rFonts w:ascii="Courier New" w:eastAsia="Times New Roman" w:hAnsi="Courier New" w:cs="Courier New"/>
+          <w:color w:val="0033B3"/>
+          <w:kern w:val="0"/>
+          <w:sz w:val="20"/>
+          <w:szCs w:val="20"/>
+          <w14:ligatures w14:val="none"/>
+        </w:rPr>
+        <w:t>groupId</w:t>
+      </w:r>
+      <w:r>
+        <w:rPr>
+          <w:rFonts w:ascii="Courier New" w:eastAsia="Times New Roman" w:hAnsi="Courier New" w:cs="Courier New"/>
+          <w:color w:val="080808"/>
+          <w:kern w:val="0"/>
+          <w:sz w:val="20"/>
+          <w:szCs w:val="20"/>
+          <w14:ligatures w14:val="none"/>
+        </w:rPr>
+        <w:t>&gt;org.flywaydb&lt;/</w:t>
+      </w:r>
+      <w:r>
+        <w:rPr>
+          <w:rFonts w:ascii="Courier New" w:eastAsia="Times New Roman" w:hAnsi="Courier New" w:cs="Courier New"/>
+          <w:color w:val="0033B3"/>
+          <w:kern w:val="0"/>
+          <w:sz w:val="20"/>
+          <w:szCs w:val="20"/>
+          <w14:ligatures w14:val="none"/>
+        </w:rPr>
+        <w:t>groupId</w:t>
+      </w:r>
+      <w:r>
+        <w:rPr>
+          <w:rFonts w:ascii="Courier New" w:eastAsia="Times New Roman" w:hAnsi="Courier New" w:cs="Courier New"/>
+          <w:color w:val="080808"/>
+          <w:kern w:val="0"/>
+          <w:sz w:val="20"/>
+          <w:szCs w:val="20"/>
+          <w14:ligatures w14:val="none"/>
+        </w:rPr>
+        <w:t>&gt;</w:t>
+      </w:r>
+      <w:r>
+        <w:rPr>
+          <w:rFonts w:ascii="Courier New" w:eastAsia="Times New Roman" w:hAnsi="Courier New" w:cs="Courier New"/>
+          <w:color w:val="080808"/>
+          <w:kern w:val="0"/>
+          <w:sz w:val="20"/>
+          <w:szCs w:val="20"/>
+          <w14:ligatures w14:val="none"/>
+        </w:rPr>
+        <w:br/>
+        <w:t xml:space="preserve">          &lt;</w:t>
+      </w:r>
+      <w:r>
+        <w:rPr>
+          <w:rFonts w:ascii="Courier New" w:eastAsia="Times New Roman" w:hAnsi="Courier New" w:cs="Courier New"/>
+          <w:color w:val="0033B3"/>
+          <w:kern w:val="0"/>
+          <w:sz w:val="20"/>
+          <w:szCs w:val="20"/>
+          <w14:ligatures w14:val="none"/>
+        </w:rPr>
+        <w:t>artifactId</w:t>
+      </w:r>
+      <w:r>
+        <w:rPr>
+          <w:rFonts w:ascii="Courier New" w:eastAsia="Times New Roman" w:hAnsi="Courier New" w:cs="Courier New"/>
+          <w:color w:val="080808"/>
+          <w:kern w:val="0"/>
+          <w:sz w:val="20"/>
+          <w:szCs w:val="20"/>
+          <w14:ligatures w14:val="none"/>
+        </w:rPr>
+        <w:t>&gt;flyway-mysql&lt;/</w:t>
+      </w:r>
+      <w:r>
+        <w:rPr>
+          <w:rFonts w:ascii="Courier New" w:eastAsia="Times New Roman" w:hAnsi="Courier New" w:cs="Courier New"/>
+          <w:color w:val="0033B3"/>
+          <w:kern w:val="0"/>
+          <w:sz w:val="20"/>
+          <w:szCs w:val="20"/>
+          <w14:ligatures w14:val="none"/>
+        </w:rPr>
+        <w:t>artifactId</w:t>
+      </w:r>
+      <w:r>
+        <w:rPr>
+          <w:rFonts w:ascii="Courier New" w:eastAsia="Times New Roman" w:hAnsi="Courier New" w:cs="Courier New"/>
+          <w:color w:val="080808"/>
+          <w:kern w:val="0"/>
+          <w:sz w:val="20"/>
+          <w:szCs w:val="20"/>
+          <w14:ligatures w14:val="none"/>
+        </w:rPr>
+        <w:t>&gt;</w:t>
+      </w:r>
+      <w:r>
+        <w:rPr>
+          <w:rFonts w:ascii="Courier New" w:eastAsia="Times New Roman" w:hAnsi="Courier New" w:cs="Courier New"/>
+          <w:color w:val="080808"/>
+          <w:kern w:val="0"/>
+          <w:sz w:val="20"/>
+          <w:szCs w:val="20"/>
+          <w14:ligatures w14:val="none"/>
+        </w:rPr>
+        <w:br/>
+        <w:t xml:space="preserve">       &lt;/</w:t>
+      </w:r>
+      <w:r>
+        <w:rPr>
+          <w:rFonts w:ascii="Courier New" w:eastAsia="Times New Roman" w:hAnsi="Courier New" w:cs="Courier New"/>
+          <w:color w:val="0033B3"/>
+          <w:kern w:val="0"/>
+          <w:sz w:val="20"/>
+          <w:szCs w:val="20"/>
+          <w14:ligatures w14:val="none"/>
+        </w:rPr>
+        <w:t>dependency</w:t>
+      </w:r>
+      <w:r>
+        <w:rPr>
+          <w:rFonts w:ascii="Courier New" w:eastAsia="Times New Roman" w:hAnsi="Courier New" w:cs="Courier New"/>
+          <w:color w:val="080808"/>
+          <w:kern w:val="0"/>
+          <w:sz w:val="20"/>
+          <w:szCs w:val="20"/>
+          <w14:ligatures w14:val="none"/>
+        </w:rPr>
+        <w:t>&gt;</w:t>
+      </w:r>
+      <w:r>
+        <w:rPr>
+          <w:rFonts w:ascii="Courier New" w:eastAsia="Times New Roman" w:hAnsi="Courier New" w:cs="Courier New"/>
+          <w:color w:val="080808"/>
+          <w:kern w:val="0"/>
+          <w:sz w:val="20"/>
+          <w:szCs w:val="20"/>
+          <w14:ligatures w14:val="none"/>
+        </w:rPr>
+        <w:br/>
+      </w:r>
+      <w:r>
+        <w:rPr>
+          <w:rFonts w:ascii="Courier New" w:eastAsia="Times New Roman" w:hAnsi="Courier New" w:cs="Courier New"/>
+          <w:color w:val="080808"/>
+          <w:kern w:val="0"/>
+          <w:sz w:val="20"/>
+          <w:szCs w:val="20"/>
+          <w14:ligatures w14:val="none"/>
+        </w:rPr>
+        <w:br/>
+      </w:r>
+      <w:r>
+        <w:rPr>
+          <w:rFonts w:ascii="Courier New" w:eastAsia="Times New Roman" w:hAnsi="Courier New" w:cs="Courier New"/>
+          <w:color w:val="080808"/>
+          <w:kern w:val="0"/>
+          <w:sz w:val="20"/>
+          <w:szCs w:val="20"/>
+          <w14:ligatures w14:val="none"/>
+        </w:rPr>
+        <w:br/>
+        <w:t xml:space="preserve">       &lt;</w:t>
+      </w:r>
+      <w:r>
+        <w:rPr>
+          <w:rFonts w:ascii="Courier New" w:eastAsia="Times New Roman" w:hAnsi="Courier New" w:cs="Courier New"/>
+          <w:color w:val="0033B3"/>
+          <w:kern w:val="0"/>
+          <w:sz w:val="20"/>
+          <w:szCs w:val="20"/>
+          <w14:ligatures w14:val="none"/>
+        </w:rPr>
+        <w:t>dependency</w:t>
+      </w:r>
+      <w:r>
+        <w:rPr>
+          <w:rFonts w:ascii="Courier New" w:eastAsia="Times New Roman" w:hAnsi="Courier New" w:cs="Courier New"/>
+          <w:color w:val="080808"/>
+          <w:kern w:val="0"/>
+          <w:sz w:val="20"/>
+          <w:szCs w:val="20"/>
+          <w14:ligatures w14:val="none"/>
+        </w:rPr>
+        <w:t>&gt;</w:t>
+      </w:r>
+      <w:r>
+        <w:rPr>
+          <w:rFonts w:ascii="Courier New" w:eastAsia="Times New Roman" w:hAnsi="Courier New" w:cs="Courier New"/>
+          <w:color w:val="080808"/>
+          <w:kern w:val="0"/>
+          <w:sz w:val="20"/>
+          <w:szCs w:val="20"/>
+          <w14:ligatures w14:val="none"/>
+        </w:rPr>
+        <w:br/>
+        <w:t xml:space="preserve">          &lt;</w:t>
+      </w:r>
+      <w:r>
+        <w:rPr>
+          <w:rFonts w:ascii="Courier New" w:eastAsia="Times New Roman" w:hAnsi="Courier New" w:cs="Courier New"/>
+          <w:color w:val="0033B3"/>
+          <w:kern w:val="0"/>
+          <w:sz w:val="20"/>
+          <w:szCs w:val="20"/>
+          <w14:ligatures w14:val="none"/>
+        </w:rPr>
+        <w:t>groupId</w:t>
+      </w:r>
+      <w:r>
+        <w:rPr>
+          <w:rFonts w:ascii="Courier New" w:eastAsia="Times New Roman" w:hAnsi="Courier New" w:cs="Courier New"/>
+          <w:color w:val="080808"/>
+          <w:kern w:val="0"/>
+          <w:sz w:val="20"/>
+          <w:szCs w:val="20"/>
+          <w14:ligatures w14:val="none"/>
+        </w:rPr>
+        <w:t>&gt;org.springframework.data&lt;/</w:t>
+      </w:r>
+      <w:r>
+        <w:rPr>
+          <w:rFonts w:ascii="Courier New" w:eastAsia="Times New Roman" w:hAnsi="Courier New" w:cs="Courier New"/>
+          <w:color w:val="0033B3"/>
+          <w:kern w:val="0"/>
+          <w:sz w:val="20"/>
+          <w:szCs w:val="20"/>
+          <w14:ligatures w14:val="none"/>
+        </w:rPr>
+        <w:t>groupId</w:t>
+      </w:r>
+      <w:r>
+        <w:rPr>
+          <w:rFonts w:ascii="Courier New" w:eastAsia="Times New Roman" w:hAnsi="Courier New" w:cs="Courier New"/>
+          <w:color w:val="080808"/>
+          <w:kern w:val="0"/>
+          <w:sz w:val="20"/>
+          <w:szCs w:val="20"/>
+          <w14:ligatures w14:val="none"/>
+        </w:rPr>
+        <w:t>&gt;</w:t>
+      </w:r>
+      <w:r>
+        <w:rPr>
+          <w:rFonts w:ascii="Courier New" w:eastAsia="Times New Roman" w:hAnsi="Courier New" w:cs="Courier New"/>
+          <w:color w:val="080808"/>
+          <w:kern w:val="0"/>
+          <w:sz w:val="20"/>
+          <w:szCs w:val="20"/>
+          <w14:ligatures w14:val="none"/>
+        </w:rPr>
+        <w:br/>
+        <w:t xml:space="preserve">          &lt;</w:t>
+      </w:r>
+      <w:r>
+        <w:rPr>
+          <w:rFonts w:ascii="Courier New" w:eastAsia="Times New Roman" w:hAnsi="Courier New" w:cs="Courier New"/>
+          <w:color w:val="0033B3"/>
+          <w:kern w:val="0"/>
+          <w:sz w:val="20"/>
+          <w:szCs w:val="20"/>
+          <w14:ligatures w14:val="none"/>
+        </w:rPr>
+        <w:t>artifactId</w:t>
+      </w:r>
+      <w:r>
+        <w:rPr>
+          <w:rFonts w:ascii="Courier New" w:eastAsia="Times New Roman" w:hAnsi="Courier New" w:cs="Courier New"/>
+          <w:color w:val="080808"/>
+          <w:kern w:val="0"/>
+          <w:sz w:val="20"/>
+          <w:szCs w:val="20"/>
+          <w14:ligatures w14:val="none"/>
+        </w:rPr>
+        <w:t>&gt;spring-data-jpa&lt;/</w:t>
+      </w:r>
+      <w:r>
+        <w:rPr>
+          <w:rFonts w:ascii="Courier New" w:eastAsia="Times New Roman" w:hAnsi="Courier New" w:cs="Courier New"/>
+          <w:color w:val="0033B3"/>
+          <w:kern w:val="0"/>
+          <w:sz w:val="20"/>
+          <w:szCs w:val="20"/>
+          <w14:ligatures w14:val="none"/>
+        </w:rPr>
+        <w:t>artifactId</w:t>
+      </w:r>
+      <w:r>
+        <w:rPr>
+          <w:rFonts w:ascii="Courier New" w:eastAsia="Times New Roman" w:hAnsi="Courier New" w:cs="Courier New"/>
+          <w:color w:val="080808"/>
+          <w:kern w:val="0"/>
+          <w:sz w:val="20"/>
+          <w:szCs w:val="20"/>
+          <w14:ligatures w14:val="none"/>
+        </w:rPr>
+        <w:t>&gt;</w:t>
+      </w:r>
+      <w:r>
+        <w:rPr>
+          <w:rFonts w:ascii="Courier New" w:eastAsia="Times New Roman" w:hAnsi="Courier New" w:cs="Courier New"/>
+          <w:color w:val="080808"/>
+          <w:kern w:val="0"/>
+          <w:sz w:val="20"/>
+          <w:szCs w:val="20"/>
+          <w14:ligatures w14:val="none"/>
+        </w:rPr>
+        <w:br/>
+        <w:t xml:space="preserve">          &lt;</w:t>
+      </w:r>
+      <w:r>
+        <w:rPr>
+          <w:rFonts w:ascii="Courier New" w:eastAsia="Times New Roman" w:hAnsi="Courier New" w:cs="Courier New"/>
+          <w:color w:val="0033B3"/>
+          <w:kern w:val="0"/>
+          <w:sz w:val="20"/>
+          <w:szCs w:val="20"/>
+          <w14:ligatures w14:val="none"/>
+        </w:rPr>
+        <w:t>version</w:t>
+      </w:r>
+      <w:r>
+        <w:rPr>
+          <w:rFonts w:ascii="Courier New" w:eastAsia="Times New Roman" w:hAnsi="Courier New" w:cs="Courier New"/>
+          <w:color w:val="080808"/>
+          <w:kern w:val="0"/>
+          <w:sz w:val="20"/>
+          <w:szCs w:val="20"/>
+          <w14:ligatures w14:val="none"/>
+        </w:rPr>
+        <w:t>&gt;3.5.3&lt;/</w:t>
+      </w:r>
+      <w:r>
+        <w:rPr>
+          <w:rFonts w:ascii="Courier New" w:eastAsia="Times New Roman" w:hAnsi="Courier New" w:cs="Courier New"/>
+          <w:color w:val="0033B3"/>
+          <w:kern w:val="0"/>
+          <w:sz w:val="20"/>
+          <w:szCs w:val="20"/>
+          <w14:ligatures w14:val="none"/>
+        </w:rPr>
+        <w:t>version</w:t>
+      </w:r>
+      <w:r>
+        <w:rPr>
+          <w:rFonts w:ascii="Courier New" w:eastAsia="Times New Roman" w:hAnsi="Courier New" w:cs="Courier New"/>
+          <w:color w:val="080808"/>
+          <w:kern w:val="0"/>
+          <w:sz w:val="20"/>
+          <w:szCs w:val="20"/>
+          <w14:ligatures w14:val="none"/>
+        </w:rPr>
+        <w:t>&gt;</w:t>
+      </w:r>
+      <w:r>
+        <w:rPr>
+          <w:rFonts w:ascii="Courier New" w:eastAsia="Times New Roman" w:hAnsi="Courier New" w:cs="Courier New"/>
+          <w:color w:val="080808"/>
+          <w:kern w:val="0"/>
+          <w:sz w:val="20"/>
+          <w:szCs w:val="20"/>
+          <w14:ligatures w14:val="none"/>
+        </w:rPr>
+        <w:br/>
+        <w:t xml:space="preserve">       &lt;/</w:t>
+      </w:r>
+      <w:r>
+        <w:rPr>
+          <w:rFonts w:ascii="Courier New" w:eastAsia="Times New Roman" w:hAnsi="Courier New" w:cs="Courier New"/>
+          <w:color w:val="0033B3"/>
+          <w:kern w:val="0"/>
+          <w:sz w:val="20"/>
+          <w:szCs w:val="20"/>
+          <w14:ligatures w14:val="none"/>
+        </w:rPr>
+        <w:t>dependency</w:t>
+      </w:r>
+      <w:r>
+        <w:rPr>
+          <w:rFonts w:ascii="Courier New" w:eastAsia="Times New Roman" w:hAnsi="Courier New" w:cs="Courier New"/>
+          <w:color w:val="080808"/>
+          <w:kern w:val="0"/>
+          <w:sz w:val="20"/>
+          <w:szCs w:val="20"/>
+          <w14:ligatures w14:val="none"/>
+        </w:rPr>
+        <w:t>&gt;</w:t>
+      </w:r>
+      <w:r>
+        <w:rPr>
+          <w:rFonts w:ascii="Courier New" w:eastAsia="Times New Roman" w:hAnsi="Courier New" w:cs="Courier New"/>
+          <w:color w:val="080808"/>
+          <w:kern w:val="0"/>
+          <w:sz w:val="20"/>
+          <w:szCs w:val="20"/>
+          <w14:ligatures w14:val="none"/>
+        </w:rPr>
+        <w:br/>
+      </w:r>
+      <w:r>
+        <w:rPr>
+          <w:rFonts w:ascii="Courier New" w:eastAsia="Times New Roman" w:hAnsi="Courier New" w:cs="Courier New"/>
+          <w:color w:val="080808"/>
+          <w:kern w:val="0"/>
+          <w:sz w:val="20"/>
+          <w:szCs w:val="20"/>
+          <w14:ligatures w14:val="none"/>
+        </w:rPr>
+        <w:br/>
+        <w:t xml:space="preserve">       &lt;</w:t>
+      </w:r>
+      <w:r>
+        <w:rPr>
+          <w:rFonts w:ascii="Courier New" w:eastAsia="Times New Roman" w:hAnsi="Courier New" w:cs="Courier New"/>
+          <w:color w:val="0033B3"/>
+          <w:kern w:val="0"/>
+          <w:sz w:val="20"/>
+          <w:szCs w:val="20"/>
+          <w14:ligatures w14:val="none"/>
+        </w:rPr>
+        <w:t>dependency</w:t>
+      </w:r>
+      <w:r>
+        <w:rPr>
+          <w:rFonts w:ascii="Courier New" w:eastAsia="Times New Roman" w:hAnsi="Courier New" w:cs="Courier New"/>
+          <w:color w:val="080808"/>
+          <w:kern w:val="0"/>
+          <w:sz w:val="20"/>
+          <w:szCs w:val="20"/>
+          <w14:ligatures w14:val="none"/>
+        </w:rPr>
+        <w:t>&gt;</w:t>
+      </w:r>
+      <w:r>
+        <w:rPr>
+          <w:rFonts w:ascii="Courier New" w:eastAsia="Times New Roman" w:hAnsi="Courier New" w:cs="Courier New"/>
+          <w:color w:val="080808"/>
+          <w:kern w:val="0"/>
+          <w:sz w:val="20"/>
+          <w:szCs w:val="20"/>
+          <w14:ligatures w14:val="none"/>
+        </w:rPr>
+        <w:br/>
+        <w:t xml:space="preserve">          &lt;</w:t>
+      </w:r>
+      <w:r>
+        <w:rPr>
+          <w:rFonts w:ascii="Courier New" w:eastAsia="Times New Roman" w:hAnsi="Courier New" w:cs="Courier New"/>
+          <w:color w:val="0033B3"/>
+          <w:kern w:val="0"/>
+          <w:sz w:val="20"/>
+          <w:szCs w:val="20"/>
+          <w14:ligatures w14:val="none"/>
+        </w:rPr>
+        <w:t>groupId</w:t>
+      </w:r>
+      <w:r>
+        <w:rPr>
+          <w:rFonts w:ascii="Courier New" w:eastAsia="Times New Roman" w:hAnsi="Courier New" w:cs="Courier New"/>
+          <w:color w:val="080808"/>
+          <w:kern w:val="0"/>
+          <w:sz w:val="20"/>
+          <w:szCs w:val="20"/>
+          <w14:ligatures w14:val="none"/>
+        </w:rPr>
+        <w:t>&gt;org.mariadb.jdbc&lt;/</w:t>
+      </w:r>
+      <w:r>
+        <w:rPr>
+          <w:rFonts w:ascii="Courier New" w:eastAsia="Times New Roman" w:hAnsi="Courier New" w:cs="Courier New"/>
+          <w:color w:val="0033B3"/>
+          <w:kern w:val="0"/>
+          <w:sz w:val="20"/>
+          <w:szCs w:val="20"/>
+          <w14:ligatures w14:val="none"/>
+        </w:rPr>
+        <w:t>groupId</w:t>
+      </w:r>
+      <w:r>
+        <w:rPr>
+          <w:rFonts w:ascii="Courier New" w:eastAsia="Times New Roman" w:hAnsi="Courier New" w:cs="Courier New"/>
+          <w:color w:val="080808"/>
+          <w:kern w:val="0"/>
+          <w:sz w:val="20"/>
+          <w:szCs w:val="20"/>
+          <w14:ligatures w14:val="none"/>
+        </w:rPr>
+        <w:t>&gt;</w:t>
+      </w:r>
+      <w:r>
+        <w:rPr>
+          <w:rFonts w:ascii="Courier New" w:eastAsia="Times New Roman" w:hAnsi="Courier New" w:cs="Courier New"/>
+          <w:color w:val="080808"/>
+          <w:kern w:val="0"/>
+          <w:sz w:val="20"/>
+          <w:szCs w:val="20"/>
+          <w14:ligatures w14:val="none"/>
+        </w:rPr>
+        <w:br/>
+        <w:t xml:space="preserve">          &lt;</w:t>
+      </w:r>
+      <w:r>
+        <w:rPr>
+          <w:rFonts w:ascii="Courier New" w:eastAsia="Times New Roman" w:hAnsi="Courier New" w:cs="Courier New"/>
+          <w:color w:val="0033B3"/>
+          <w:kern w:val="0"/>
+          <w:sz w:val="20"/>
+          <w:szCs w:val="20"/>
+          <w14:ligatures w14:val="none"/>
+        </w:rPr>
+        <w:t>artifactId</w:t>
+      </w:r>
+      <w:r>
+        <w:rPr>
+          <w:rFonts w:ascii="Courier New" w:eastAsia="Times New Roman" w:hAnsi="Courier New" w:cs="Courier New"/>
+          <w:color w:val="080808"/>
+          <w:kern w:val="0"/>
+          <w:sz w:val="20"/>
+          <w:szCs w:val="20"/>
+          <w14:ligatures w14:val="none"/>
+        </w:rPr>
+        <w:t>&gt;mariadb-java-client&lt;/</w:t>
+      </w:r>
+      <w:r>
+        <w:rPr>
+          <w:rFonts w:ascii="Courier New" w:eastAsia="Times New Roman" w:hAnsi="Courier New" w:cs="Courier New"/>
+          <w:color w:val="0033B3"/>
+          <w:kern w:val="0"/>
+          <w:sz w:val="20"/>
+          <w:szCs w:val="20"/>
+          <w14:ligatures w14:val="none"/>
+        </w:rPr>
+        <w:t>artifactId</w:t>
+      </w:r>
+      <w:r>
+        <w:rPr>
+          <w:rFonts w:ascii="Courier New" w:eastAsia="Times New Roman" w:hAnsi="Courier New" w:cs="Courier New"/>
+          <w:color w:val="080808"/>
+          <w:kern w:val="0"/>
+          <w:sz w:val="20"/>
+          <w:szCs w:val="20"/>
+          <w14:ligatures w14:val="none"/>
+        </w:rPr>
+        <w:t>&gt;</w:t>
+      </w:r>
+      <w:r>
+        <w:rPr>
+          <w:rFonts w:ascii="Courier New" w:eastAsia="Times New Roman" w:hAnsi="Courier New" w:cs="Courier New"/>
+          <w:color w:val="080808"/>
+          <w:kern w:val="0"/>
+          <w:sz w:val="20"/>
+          <w:szCs w:val="20"/>
+          <w14:ligatures w14:val="none"/>
+        </w:rPr>
+        <w:br/>
+        <w:t xml:space="preserve">          &lt;</w:t>
+      </w:r>
+      <w:r>
+        <w:rPr>
+          <w:rFonts w:ascii="Courier New" w:eastAsia="Times New Roman" w:hAnsi="Courier New" w:cs="Courier New"/>
+          <w:color w:val="0033B3"/>
+          <w:kern w:val="0"/>
+          <w:sz w:val="20"/>
+          <w:szCs w:val="20"/>
+          <w14:ligatures w14:val="none"/>
+        </w:rPr>
+        <w:t>scope</w:t>
+      </w:r>
+      <w:r>
+        <w:rPr>
+          <w:rFonts w:ascii="Courier New" w:eastAsia="Times New Roman" w:hAnsi="Courier New" w:cs="Courier New"/>
+          <w:color w:val="080808"/>
+          <w:kern w:val="0"/>
+          <w:sz w:val="20"/>
+          <w:szCs w:val="20"/>
+          <w14:ligatures w14:val="none"/>
+        </w:rPr>
+        <w:t>&gt;runtime&lt;/</w:t>
+      </w:r>
+      <w:r>
+        <w:rPr>
+          <w:rFonts w:ascii="Courier New" w:eastAsia="Times New Roman" w:hAnsi="Courier New" w:cs="Courier New"/>
+          <w:color w:val="0033B3"/>
+          <w:kern w:val="0"/>
+          <w:sz w:val="20"/>
+          <w:szCs w:val="20"/>
+          <w14:ligatures w14:val="none"/>
+        </w:rPr>
+        <w:t>scope</w:t>
+      </w:r>
+      <w:r>
+        <w:rPr>
+          <w:rFonts w:ascii="Courier New" w:eastAsia="Times New Roman" w:hAnsi="Courier New" w:cs="Courier New"/>
+          <w:color w:val="080808"/>
+          <w:kern w:val="0"/>
+          <w:sz w:val="20"/>
+          <w:szCs w:val="20"/>
+          <w14:ligatures w14:val="none"/>
+        </w:rPr>
+        <w:t>&gt;</w:t>
+      </w:r>
+      <w:r>
+        <w:rPr>
+          <w:rFonts w:ascii="Courier New" w:eastAsia="Times New Roman" w:hAnsi="Courier New" w:cs="Courier New"/>
+          <w:color w:val="080808"/>
+          <w:kern w:val="0"/>
+          <w:sz w:val="20"/>
+          <w:szCs w:val="20"/>
+          <w14:ligatures w14:val="none"/>
+        </w:rPr>
+        <w:br/>
+        <w:t xml:space="preserve">       &lt;/</w:t>
+      </w:r>
+      <w:r>
+        <w:rPr>
+          <w:rFonts w:ascii="Courier New" w:eastAsia="Times New Roman" w:hAnsi="Courier New" w:cs="Courier New"/>
+          <w:color w:val="0033B3"/>
+          <w:kern w:val="0"/>
+          <w:sz w:val="20"/>
+          <w:szCs w:val="20"/>
+          <w14:ligatures w14:val="none"/>
+        </w:rPr>
+        <w:t>dependency</w:t>
+      </w:r>
+      <w:r>
+        <w:rPr>
+          <w:rFonts w:ascii="Courier New" w:eastAsia="Times New Roman" w:hAnsi="Courier New" w:cs="Courier New"/>
+          <w:color w:val="080808"/>
+          <w:kern w:val="0"/>
+          <w:sz w:val="20"/>
+          <w:szCs w:val="20"/>
+          <w14:ligatures w14:val="none"/>
+        </w:rPr>
+        <w:t>&gt;</w:t>
+      </w:r>
+      <w:r>
+        <w:rPr>
+          <w:rFonts w:ascii="Courier New" w:eastAsia="Times New Roman" w:hAnsi="Courier New" w:cs="Courier New"/>
+          <w:color w:val="080808"/>
+          <w:kern w:val="0"/>
+          <w:sz w:val="20"/>
+          <w:szCs w:val="20"/>
+          <w14:ligatures w14:val="none"/>
+        </w:rPr>
+        <w:br/>
+        <w:t xml:space="preserve">    &lt;/</w:t>
+      </w:r>
+      <w:r>
+        <w:rPr>
+          <w:rFonts w:ascii="Courier New" w:eastAsia="Times New Roman" w:hAnsi="Courier New" w:cs="Courier New"/>
+          <w:color w:val="0033B3"/>
+          <w:kern w:val="0"/>
+          <w:sz w:val="20"/>
+          <w:szCs w:val="20"/>
+          <w14:ligatures w14:val="none"/>
+        </w:rPr>
+        <w:t>dependencies</w:t>
+      </w:r>
+      <w:r>
+        <w:rPr>
+          <w:rFonts w:ascii="Courier New" w:eastAsia="Times New Roman" w:hAnsi="Courier New" w:cs="Courier New"/>
+          <w:color w:val="080808"/>
+          <w:kern w:val="0"/>
+          <w:sz w:val="20"/>
+          <w:szCs w:val="20"/>
+          <w14:ligatures w14:val="none"/>
+        </w:rPr>
+        <w:t>&gt;</w:t>
+      </w:r>
+      <w:r>
+        <w:rPr>
+          <w:rFonts w:ascii="Courier New" w:eastAsia="Times New Roman" w:hAnsi="Courier New" w:cs="Courier New"/>
+          <w:color w:val="080808"/>
+          <w:kern w:val="0"/>
+          <w:sz w:val="20"/>
+          <w:szCs w:val="20"/>
+          <w14:ligatures w14:val="none"/>
+        </w:rPr>
+        <w:br/>
+      </w:r>
+      <w:r>
+        <w:rPr>
+          <w:rFonts w:ascii="Courier New" w:eastAsia="Times New Roman" w:hAnsi="Courier New" w:cs="Courier New"/>
+          <w:color w:val="080808"/>
+          <w:kern w:val="0"/>
+          <w:sz w:val="20"/>
+          <w:szCs w:val="20"/>
+          <w14:ligatures w14:val="none"/>
+        </w:rPr>
+        <w:br/>
+        <w:t xml:space="preserve">    &lt;</w:t>
+      </w:r>
+      <w:r>
+        <w:rPr>
+          <w:rFonts w:ascii="Courier New" w:eastAsia="Times New Roman" w:hAnsi="Courier New" w:cs="Courier New"/>
+          <w:color w:val="0033B3"/>
+          <w:kern w:val="0"/>
+          <w:sz w:val="20"/>
+          <w:szCs w:val="20"/>
+          <w14:ligatures w14:val="none"/>
+        </w:rPr>
+        <w:t>build</w:t>
+      </w:r>
+      <w:r>
+        <w:rPr>
+          <w:rFonts w:ascii="Courier New" w:eastAsia="Times New Roman" w:hAnsi="Courier New" w:cs="Courier New"/>
+          <w:color w:val="080808"/>
+          <w:kern w:val="0"/>
+          <w:sz w:val="20"/>
+          <w:szCs w:val="20"/>
+          <w14:ligatures w14:val="none"/>
+        </w:rPr>
+        <w:t>&gt;</w:t>
+      </w:r>
+      <w:r>
+        <w:rPr>
+          <w:rFonts w:ascii="Courier New" w:eastAsia="Times New Roman" w:hAnsi="Courier New" w:cs="Courier New"/>
+          <w:color w:val="080808"/>
+          <w:kern w:val="0"/>
+          <w:sz w:val="20"/>
+          <w:szCs w:val="20"/>
+          <w14:ligatures w14:val="none"/>
+        </w:rPr>
+        <w:br/>
+        <w:t xml:space="preserve">       &lt;</w:t>
+      </w:r>
+      <w:r>
+        <w:rPr>
+          <w:rFonts w:ascii="Courier New" w:eastAsia="Times New Roman" w:hAnsi="Courier New" w:cs="Courier New"/>
+          <w:color w:val="0033B3"/>
+          <w:kern w:val="0"/>
+          <w:sz w:val="20"/>
+          <w:szCs w:val="20"/>
+          <w14:ligatures w14:val="none"/>
+        </w:rPr>
+        <w:t>plugins</w:t>
+      </w:r>
+      <w:r>
+        <w:rPr>
+          <w:rFonts w:ascii="Courier New" w:eastAsia="Times New Roman" w:hAnsi="Courier New" w:cs="Courier New"/>
+          <w:color w:val="080808"/>
+          <w:kern w:val="0"/>
+          <w:sz w:val="20"/>
+          <w:szCs w:val="20"/>
+          <w14:ligatures w14:val="none"/>
+        </w:rPr>
+        <w:t>&gt;</w:t>
+      </w:r>
+      <w:r>
+        <w:rPr>
+          <w:rFonts w:ascii="Courier New" w:eastAsia="Times New Roman" w:hAnsi="Courier New" w:cs="Courier New"/>
+          <w:color w:val="080808"/>
+          <w:kern w:val="0"/>
+          <w:sz w:val="20"/>
+          <w:szCs w:val="20"/>
+          <w14:ligatures w14:val="none"/>
+        </w:rPr>
+        <w:br/>
+        <w:t xml:space="preserve">          &lt;</w:t>
+      </w:r>
+      <w:r>
+        <w:rPr>
+          <w:rFonts w:ascii="Courier New" w:eastAsia="Times New Roman" w:hAnsi="Courier New" w:cs="Courier New"/>
+          <w:color w:val="0033B3"/>
+          <w:kern w:val="0"/>
+          <w:sz w:val="20"/>
+          <w:szCs w:val="20"/>
+          <w14:ligatures w14:val="none"/>
+        </w:rPr>
+        <w:t>plugin</w:t>
+      </w:r>
+      <w:r>
+        <w:rPr>
+          <w:rFonts w:ascii="Courier New" w:eastAsia="Times New Roman" w:hAnsi="Courier New" w:cs="Courier New"/>
+          <w:color w:val="080808"/>
+          <w:kern w:val="0"/>
+          <w:sz w:val="20"/>
+          <w:szCs w:val="20"/>
+          <w14:ligatures w14:val="none"/>
+        </w:rPr>
+        <w:t>&gt;</w:t>
+      </w:r>
+      <w:r>
+        <w:rPr>
+          <w:rFonts w:ascii="Courier New" w:eastAsia="Times New Roman" w:hAnsi="Courier New" w:cs="Courier New"/>
+          <w:color w:val="080808"/>
+          <w:kern w:val="0"/>
+          <w:sz w:val="20"/>
+          <w:szCs w:val="20"/>
+          <w14:ligatures w14:val="none"/>
+        </w:rPr>
+        <w:br/>
+        <w:t xml:space="preserve">             &lt;</w:t>
+      </w:r>
+      <w:r>
+        <w:rPr>
+          <w:rFonts w:ascii="Courier New" w:eastAsia="Times New Roman" w:hAnsi="Courier New" w:cs="Courier New"/>
+          <w:color w:val="0033B3"/>
+          <w:kern w:val="0"/>
+          <w:sz w:val="20"/>
+          <w:szCs w:val="20"/>
+          <w14:ligatures w14:val="none"/>
+        </w:rPr>
+        <w:t>groupId</w:t>
+      </w:r>
+      <w:r>
+        <w:rPr>
+          <w:rFonts w:ascii="Courier New" w:eastAsia="Times New Roman" w:hAnsi="Courier New" w:cs="Courier New"/>
+          <w:color w:val="080808"/>
+          <w:kern w:val="0"/>
+          <w:sz w:val="20"/>
+          <w:szCs w:val="20"/>
+          <w14:ligatures w14:val="none"/>
+        </w:rPr>
+        <w:t>&gt;org.springframework.boot&lt;/</w:t>
+      </w:r>
+      <w:r>
+        <w:rPr>
+          <w:rFonts w:ascii="Courier New" w:eastAsia="Times New Roman" w:hAnsi="Courier New" w:cs="Courier New"/>
+          <w:color w:val="0033B3"/>
+          <w:kern w:val="0"/>
+          <w:sz w:val="20"/>
+          <w:szCs w:val="20"/>
+          <w14:ligatures w14:val="none"/>
+        </w:rPr>
+        <w:t>groupId</w:t>
+      </w:r>
+      <w:r>
+        <w:rPr>
+          <w:rFonts w:ascii="Courier New" w:eastAsia="Times New Roman" w:hAnsi="Courier New" w:cs="Courier New"/>
+          <w:color w:val="080808"/>
+          <w:kern w:val="0"/>
+          <w:sz w:val="20"/>
+          <w:szCs w:val="20"/>
+          <w14:ligatures w14:val="none"/>
+        </w:rPr>
+        <w:t>&gt;</w:t>
+      </w:r>
+      <w:r>
+        <w:rPr>
+          <w:rFonts w:ascii="Courier New" w:eastAsia="Times New Roman" w:hAnsi="Courier New" w:cs="Courier New"/>
+          <w:color w:val="080808"/>
+          <w:kern w:val="0"/>
+          <w:sz w:val="20"/>
+          <w:szCs w:val="20"/>
+          <w14:ligatures w14:val="none"/>
+        </w:rPr>
+        <w:br/>
+        <w:t xml:space="preserve">             &lt;</w:t>
+      </w:r>
+      <w:r>
+        <w:rPr>
+          <w:rFonts w:ascii="Courier New" w:eastAsia="Times New Roman" w:hAnsi="Courier New" w:cs="Courier New"/>
+          <w:color w:val="0033B3"/>
+          <w:kern w:val="0"/>
+          <w:sz w:val="20"/>
+          <w:szCs w:val="20"/>
+          <w14:ligatures w14:val="none"/>
+        </w:rPr>
+        <w:t>artifactId</w:t>
+      </w:r>
+      <w:r>
+        <w:rPr>
+          <w:rFonts w:ascii="Courier New" w:eastAsia="Times New Roman" w:hAnsi="Courier New" w:cs="Courier New"/>
+          <w:color w:val="080808"/>
+          <w:kern w:val="0"/>
+          <w:sz w:val="20"/>
+          <w:szCs w:val="20"/>
+          <w14:ligatures w14:val="none"/>
+        </w:rPr>
+        <w:t>&gt;spring-boot-maven-plugin&lt;/</w:t>
+      </w:r>
+      <w:r>
+        <w:rPr>
+          <w:rFonts w:ascii="Courier New" w:eastAsia="Times New Roman" w:hAnsi="Courier New" w:cs="Courier New"/>
+          <w:color w:val="0033B3"/>
+          <w:kern w:val="0"/>
+          <w:sz w:val="20"/>
+          <w:szCs w:val="20"/>
+          <w14:ligatures w14:val="none"/>
+        </w:rPr>
+        <w:t>artifactId</w:t>
+      </w:r>
+      <w:r>
+        <w:rPr>
+          <w:rFonts w:ascii="Courier New" w:eastAsia="Times New Roman" w:hAnsi="Courier New" w:cs="Courier New"/>
+          <w:color w:val="080808"/>
+          <w:kern w:val="0"/>
+          <w:sz w:val="20"/>
+          <w:szCs w:val="20"/>
+          <w14:ligatures w14:val="none"/>
+        </w:rPr>
+        <w:t>&gt;</w:t>
+      </w:r>
+      <w:r>
+        <w:rPr>
+          <w:rFonts w:ascii="Courier New" w:eastAsia="Times New Roman" w:hAnsi="Courier New" w:cs="Courier New"/>
+          <w:color w:val="080808"/>
+          <w:kern w:val="0"/>
+          <w:sz w:val="20"/>
+          <w:szCs w:val="20"/>
+          <w14:ligatures w14:val="none"/>
+        </w:rPr>
+        <w:br/>
+        <w:t xml:space="preserve">          &lt;/</w:t>
+      </w:r>
+      <w:r>
+        <w:rPr>
+          <w:rFonts w:ascii="Courier New" w:eastAsia="Times New Roman" w:hAnsi="Courier New" w:cs="Courier New"/>
+          <w:color w:val="0033B3"/>
+          <w:kern w:val="0"/>
+          <w:sz w:val="20"/>
+          <w:szCs w:val="20"/>
+          <w14:ligatures w14:val="none"/>
+        </w:rPr>
+        <w:t>plugin</w:t>
+      </w:r>
+      <w:r>
+        <w:rPr>
+          <w:rFonts w:ascii="Courier New" w:eastAsia="Times New Roman" w:hAnsi="Courier New" w:cs="Courier New"/>
+          <w:color w:val="080808"/>
+          <w:kern w:val="0"/>
+          <w:sz w:val="20"/>
+          <w:szCs w:val="20"/>
+          <w14:ligatures w14:val="none"/>
+        </w:rPr>
+        <w:t>&gt;</w:t>
+      </w:r>
+      <w:r>
+        <w:rPr>
+          <w:rFonts w:ascii="Courier New" w:eastAsia="Times New Roman" w:hAnsi="Courier New" w:cs="Courier New"/>
+          <w:color w:val="080808"/>
+          <w:kern w:val="0"/>
+          <w:sz w:val="20"/>
+          <w:szCs w:val="20"/>
+          <w14:ligatures w14:val="none"/>
+        </w:rPr>
+        <w:br/>
+        <w:t xml:space="preserve">       &lt;/</w:t>
+      </w:r>
+      <w:r>
+        <w:rPr>
+          <w:rFonts w:ascii="Courier New" w:eastAsia="Times New Roman" w:hAnsi="Courier New" w:cs="Courier New"/>
+          <w:color w:val="0033B3"/>
+          <w:kern w:val="0"/>
+          <w:sz w:val="20"/>
+          <w:szCs w:val="20"/>
+          <w14:ligatures w14:val="none"/>
+        </w:rPr>
+        <w:t>plugins</w:t>
+      </w:r>
+      <w:r>
+        <w:rPr>
+          <w:rFonts w:ascii="Courier New" w:eastAsia="Times New Roman" w:hAnsi="Courier New" w:cs="Courier New"/>
+          <w:color w:val="080808"/>
+          <w:kern w:val="0"/>
+          <w:sz w:val="20"/>
+          <w:szCs w:val="20"/>
+          <w14:ligatures w14:val="none"/>
+        </w:rPr>
+        <w:t>&gt;</w:t>
+      </w:r>
+      <w:r>
+        <w:rPr>
+          <w:rFonts w:ascii="Courier New" w:eastAsia="Times New Roman" w:hAnsi="Courier New" w:cs="Courier New"/>
+          <w:color w:val="080808"/>
+          <w:kern w:val="0"/>
+          <w:sz w:val="20"/>
+          <w:szCs w:val="20"/>
+          <w14:ligatures w14:val="none"/>
+        </w:rPr>
+        <w:br/>
+        <w:t xml:space="preserve">    &lt;/</w:t>
+      </w:r>
+      <w:r>
+        <w:rPr>
+          <w:rFonts w:ascii="Courier New" w:eastAsia="Times New Roman" w:hAnsi="Courier New" w:cs="Courier New"/>
+          <w:color w:val="0033B3"/>
+          <w:kern w:val="0"/>
+          <w:sz w:val="20"/>
+          <w:szCs w:val="20"/>
+          <w14:ligatures w14:val="none"/>
+        </w:rPr>
+        <w:t>build</w:t>
+      </w:r>
+      <w:r>
+        <w:rPr>
+          <w:rFonts w:ascii="Courier New" w:eastAsia="Times New Roman" w:hAnsi="Courier New" w:cs="Courier New"/>
+          <w:color w:val="080808"/>
+          <w:kern w:val="0"/>
+          <w:sz w:val="20"/>
+          <w:szCs w:val="20"/>
+          <w14:ligatures w14:val="none"/>
+        </w:rPr>
+        <w:t>&gt;</w:t>
+      </w:r>
+      <w:r>
+        <w:rPr>
+          <w:rFonts w:ascii="Courier New" w:eastAsia="Times New Roman" w:hAnsi="Courier New" w:cs="Courier New"/>
+          <w:color w:val="080808"/>
+          <w:kern w:val="0"/>
+          <w:sz w:val="20"/>
+          <w:szCs w:val="20"/>
+          <w14:ligatures w14:val="none"/>
+        </w:rPr>
+        <w:br/>
+      </w:r>
+      <w:r>
+        <w:rPr>
+          <w:rFonts w:ascii="Courier New" w:eastAsia="Times New Roman" w:hAnsi="Courier New" w:cs="Courier New"/>
+          <w:color w:val="080808"/>
+          <w:kern w:val="0"/>
+          <w:sz w:val="20"/>
+          <w:szCs w:val="20"/>
+          <w14:ligatures w14:val="none"/>
+        </w:rPr>
+        <w:br/>
+        <w:t>&lt;/</w:t>
+      </w:r>
+      <w:r>
+        <w:rPr>
+          <w:rFonts w:ascii="Courier New" w:eastAsia="Times New Roman" w:hAnsi="Courier New" w:cs="Courier New"/>
+          <w:color w:val="0033B3"/>
+          <w:kern w:val="0"/>
+          <w:sz w:val="20"/>
+          <w:szCs w:val="20"/>
+          <w14:ligatures w14:val="none"/>
+        </w:rPr>
+        <w:t>project</w:t>
+      </w:r>
+      <w:r>
+        <w:rPr>
+          <w:rFonts w:ascii="Courier New" w:eastAsia="Times New Roman" w:hAnsi="Courier New" w:cs="Courier New"/>
+          <w:color w:val="080808"/>
+          <w:kern w:val="0"/>
+          <w:sz w:val="20"/>
+          <w:szCs w:val="20"/>
+          <w14:ligatures w14:val="none"/>
+        </w:rPr>
+        <w:t>&gt;</w:t>
+      </w:r>
+    </w:p>
+    <w:p>
+      <w:pPr>
+        <w:ind w:left="720" w:firstLine="720"/>
+        <w:rPr>
+          <w:rFonts w:ascii="Sakkal Majalla" w:hAnsi="Sakkal Majalla" w:cs="Sakkal Majalla"/>
+          <w:sz w:val="28"/>
+          <w:szCs w:val="28"/>
+        </w:rPr>
+      </w:pPr>
       <w:r>
         <w:rPr>
           <w:rFonts w:ascii="Sakkal Majalla" w:hAnsi="Sakkal Majalla" w:cs="Sakkal Majalla"/>
@@ -6695,7 +12795,6 @@
   <w:style w:type="character" w:default="1" w:styleId="DefaultParagraphFont">
     <w:name w:val="Default Paragraph Font"/>
     <w:uiPriority w:val="1"/>
-    <w:semiHidden/>
     <w:unhideWhenUsed/>
   </w:style>
   <w:style w:type="table" w:default="1" w:styleId="TableNormal">
